--- a/8-资源管理/流程制度规范类文件/080104-服务知识管理制度.docx
+++ b/8-资源管理/流程制度规范类文件/080104-服务知识管理制度.docx
@@ -1,7 +1,6 @@
 
 <file path=word/document.xml><?xml version="1.0" encoding="utf-8"?>
-<w:document xmlns:wpc="http://schemas.microsoft.com/office/word/2010/wordprocessingCanvas" xmlns:mc="http://schemas.openxmlformats.org/markup-compatibility/2006" xmlns:o="urn:schemas-microsoft-com:office:office" xmlns:r="http://schemas.openxmlformats.org/officeDocument/2006/relationships" xmlns:m="http://schemas.openxmlformats.org/officeDocument/2006/math" xmlns:v="urn:schemas-microsoft-com:vml" xmlns:wp14="http://schemas.microsoft.com/office/word/2010/wordprocessingDrawing" xmlns:wp="http://schemas.openxmlformats.org/drawingml/2006/wordprocessingDrawing" xmlns:w10="urn:schemas-microsoft-com:office:word" xmlns:w="http://schemas.openxmlformats.org/wordprocessingml/2006/main" xmlns:w14="http://schemas.microsoft.com/office/word/2010/wordml" xmlns:w15="http://schemas.microsoft.com/office/word/2012/wordml" xmlns:wne="http://schemas.microsoft.com/office/word/2006/wordml" xmlns:wpg="http://schemas.microsoft.com/office/word/2010/wordprocessingGroup" xmlns:wpi="http://schemas.microsoft.com/office/word/2010/wordprocessingInk" xmlns:wps="http://schemas.microsoft.com/office/word/2010/wordprocessingShape" mc:Ignorable="w14 w15 wp14">
-  <!-- Generated by Aspose.Words for .NET 13.3.0.1 -->
+<w:document xmlns:wpc="http://schemas.microsoft.com/office/word/2010/wordprocessingCanvas" xmlns:mc="http://schemas.openxmlformats.org/markup-compatibility/2006" xmlns:o="urn:schemas-microsoft-com:office:office" xmlns:r="http://schemas.openxmlformats.org/officeDocument/2006/relationships" xmlns:m="http://schemas.openxmlformats.org/officeDocument/2006/math" xmlns:v="urn:schemas-microsoft-com:vml" xmlns:wp14="http://schemas.microsoft.com/office/word/2010/wordprocessingDrawing" xmlns:wp="http://schemas.openxmlformats.org/drawingml/2006/wordprocessingDrawing" xmlns:w="http://schemas.openxmlformats.org/wordprocessingml/2006/main" xmlns:w14="http://schemas.microsoft.com/office/word/2010/wordml" xmlns:w10="urn:schemas-microsoft-com:office:word" xmlns:w15="http://schemas.microsoft.com/office/word/2012/wordml" xmlns:wpg="http://schemas.microsoft.com/office/word/2010/wordprocessingGroup" xmlns:wpi="http://schemas.microsoft.com/office/word/2010/wordprocessingInk" xmlns:wne="http://schemas.microsoft.com/office/word/2006/wordml" xmlns:wps="http://schemas.microsoft.com/office/word/2010/wordprocessingShape" xmlns:wpsCustomData="http://www.wps.cn/officeDocument/2013/wpsCustomData" mc:Ignorable="w14 w15 wp14">
   <w:body>
     <w:p>
       <w:pPr>
@@ -14,7 +13,7 @@
         <w:spacing w:before="78" w:line="219" w:lineRule="auto"/>
         <w:ind w:left="25"/>
         <w:rPr>
-          <w:rFonts w:ascii="宋体" w:eastAsia="宋体" w:hAnsi="宋体" w:cs="宋体" w:hint="default"/>
+          <w:rFonts w:hint="default" w:ascii="宋体" w:hAnsi="宋体" w:eastAsia="宋体" w:cs="宋体"/>
           <w:sz w:val="24"/>
           <w:szCs w:val="24"/>
           <w:lang w:val="en-US" w:eastAsia="zh-CN"/>
@@ -22,7 +21,7 @@
       </w:pPr>
       <w:r>
         <w:rPr>
-          <w:rFonts w:ascii="宋体" w:eastAsia="宋体" w:hAnsi="宋体" w:cs="宋体"/>
+          <w:rFonts w:ascii="宋体" w:hAnsi="宋体" w:eastAsia="宋体" w:cs="宋体"/>
           <w:b/>
           <w:bCs/>
           <w:spacing w:val="-3"/>
@@ -33,7 +32,7 @@
       </w:r>
       <w:r>
         <w:rPr>
-          <w:rFonts w:ascii="宋体" w:eastAsia="宋体" w:hAnsi="宋体" w:cs="宋体" w:hint="eastAsia"/>
+          <w:rFonts w:hint="eastAsia" w:ascii="宋体" w:hAnsi="宋体" w:eastAsia="宋体" w:cs="宋体"/>
           <w:b/>
           <w:bCs/>
           <w:spacing w:val="-3"/>
@@ -45,7 +44,7 @@
       </w:r>
       <w:r>
         <w:rPr>
-          <w:rFonts w:ascii="宋体" w:eastAsia="宋体" w:hAnsi="宋体" w:cs="宋体"/>
+          <w:rFonts w:ascii="宋体" w:hAnsi="宋体" w:eastAsia="宋体" w:cs="宋体"/>
           <w:b/>
           <w:bCs/>
           <w:spacing w:val="-3"/>
@@ -56,7 +55,7 @@
       </w:r>
       <w:r>
         <w:rPr>
-          <w:rFonts w:ascii="宋体" w:eastAsia="宋体" w:hAnsi="宋体" w:cs="宋体" w:hint="eastAsia"/>
+          <w:rFonts w:hint="eastAsia" w:ascii="宋体" w:hAnsi="宋体" w:eastAsia="宋体" w:cs="宋体"/>
           <w:b/>
           <w:bCs/>
           <w:spacing w:val="-3"/>
@@ -86,14 +85,14 @@
         <w:ind w:left="23"/>
         <w:textAlignment w:val="auto"/>
         <w:rPr>
-          <w:rFonts w:ascii="宋体" w:eastAsia="宋体" w:hAnsi="宋体" w:cs="宋体"/>
+          <w:rFonts w:ascii="宋体" w:hAnsi="宋体" w:eastAsia="宋体" w:cs="宋体"/>
           <w:sz w:val="24"/>
           <w:szCs w:val="24"/>
         </w:rPr>
       </w:pPr>
       <w:r>
         <w:rPr>
-          <w:rFonts w:ascii="宋体" w:eastAsia="宋体" w:hAnsi="宋体" w:cs="宋体"/>
+          <w:rFonts w:ascii="宋体" w:hAnsi="宋体" w:eastAsia="宋体" w:cs="宋体"/>
           <w:b/>
           <w:bCs/>
           <w:spacing w:val="240"/>
@@ -105,7 +104,7 @@
       </w:r>
       <w:r>
         <w:rPr>
-          <w:rFonts w:ascii="宋体" w:eastAsia="宋体" w:hAnsi="宋体" w:cs="宋体"/>
+          <w:rFonts w:ascii="宋体" w:hAnsi="宋体" w:eastAsia="宋体" w:cs="宋体"/>
           <w:b/>
           <w:bCs/>
           <w:spacing w:val="0"/>
@@ -117,7 +116,7 @@
       </w:r>
       <w:r>
         <w:rPr>
-          <w:rFonts w:ascii="宋体" w:eastAsia="宋体" w:hAnsi="宋体" w:cs="宋体"/>
+          <w:rFonts w:ascii="宋体" w:hAnsi="宋体" w:eastAsia="宋体" w:cs="宋体"/>
           <w:b/>
           <w:bCs/>
           <w:spacing w:val="-5"/>
@@ -129,7 +128,7 @@
     </w:p>
     <w:p>
       <w:pPr>
-        <w:pStyle w:val="a"/>
+        <w:pStyle w:val="24"/>
         <w:keepLines w:val="0"/>
         <w:pageBreakBefore w:val="0"/>
         <w:widowControl w:val="0"/>
@@ -149,7 +148,7 @@
     </w:p>
     <w:p>
       <w:pPr>
-        <w:pStyle w:val="a0"/>
+        <w:pStyle w:val="25"/>
         <w:keepLines w:val="0"/>
         <w:pageBreakBefore w:val="0"/>
         <w:widowControl w:val="0"/>
@@ -173,17 +172,18 @@
     </w:p>
     <w:tbl>
       <w:tblPr>
-        <w:tblStyle w:val="TableGrid"/>
+        <w:tblStyle w:val="21"/>
         <w:tblW w:w="0" w:type="auto"/>
         <w:tblInd w:w="2443" w:type="dxa"/>
         <w:tblBorders>
-          <w:top w:val="nil"/>
-          <w:left w:val="nil"/>
-          <w:bottom w:val="nil"/>
-          <w:right w:val="nil"/>
-          <w:insideH w:val="nil"/>
-          <w:insideV w:val="nil"/>
+          <w:top w:val="none" w:color="auto" w:sz="0" w:space="0"/>
+          <w:left w:val="none" w:color="auto" w:sz="0" w:space="0"/>
+          <w:bottom w:val="none" w:color="auto" w:sz="0" w:space="0"/>
+          <w:right w:val="none" w:color="auto" w:sz="0" w:space="0"/>
+          <w:insideH w:val="none" w:color="auto" w:sz="0" w:space="0"/>
+          <w:insideV w:val="none" w:color="auto" w:sz="0" w:space="0"/>
         </w:tblBorders>
+        <w:tblLayout w:type="autofit"/>
         <w:tblCellMar>
           <w:top w:w="0" w:type="dxa"/>
           <w:left w:w="108" w:type="dxa"/>
@@ -197,15 +197,13 @@
       </w:tblGrid>
       <w:tr>
         <w:tblPrEx>
-          <w:tblW w:w="0" w:type="auto"/>
-          <w:tblInd w:w="2443" w:type="dxa"/>
           <w:tblBorders>
-            <w:top w:val="nil"/>
-            <w:left w:val="nil"/>
-            <w:bottom w:val="nil"/>
-            <w:right w:val="nil"/>
-            <w:insideH w:val="nil"/>
-            <w:insideV w:val="nil"/>
+            <w:top w:val="none" w:color="auto" w:sz="0" w:space="0"/>
+            <w:left w:val="none" w:color="auto" w:sz="0" w:space="0"/>
+            <w:bottom w:val="none" w:color="auto" w:sz="0" w:space="0"/>
+            <w:right w:val="none" w:color="auto" w:sz="0" w:space="0"/>
+            <w:insideH w:val="none" w:color="auto" w:sz="0" w:space="0"/>
+            <w:insideV w:val="none" w:color="auto" w:sz="0" w:space="0"/>
           </w:tblBorders>
           <w:tblCellMar>
             <w:top w:w="0" w:type="dxa"/>
@@ -215,7 +213,7 @@
           </w:tblCellMar>
         </w:tblPrEx>
         <w:trPr>
-          <w:trHeight w:val="810"/>
+          <w:trHeight w:val="810" w:hRule="atLeast"/>
         </w:trPr>
         <w:tc>
           <w:tcPr>
@@ -246,7 +244,7 @@
             </w:r>
             <w:r>
               <w:rPr>
-                <w:rFonts w:asciiTheme="minorAscii" w:eastAsiaTheme="minorEastAsia" w:hAnsiTheme="minorAscii" w:hint="default"/>
+                <w:rFonts w:hint="default" w:asciiTheme="minorAscii" w:hAnsiTheme="minorAscii" w:eastAsiaTheme="minorEastAsia"/>
                 <w:spacing w:val="227"/>
                 <w:sz w:val="21"/>
                 <w:vertAlign w:val="baseline"/>
@@ -293,7 +291,7 @@
             </w:r>
             <w:r>
               <w:rPr>
-                <w:rFonts w:asciiTheme="minorAscii" w:eastAsiaTheme="minorEastAsia" w:hAnsiTheme="minorAscii" w:hint="eastAsia"/>
+                <w:rFonts w:hint="eastAsia" w:asciiTheme="minorAscii" w:hAnsiTheme="minorAscii" w:eastAsiaTheme="minorEastAsia"/>
                 <w:spacing w:val="227"/>
                 <w:sz w:val="21"/>
                 <w:vertAlign w:val="baseline"/>
@@ -315,8 +313,14 @@
       </w:tr>
       <w:tr>
         <w:tblPrEx>
-          <w:tblW w:w="0" w:type="auto"/>
-          <w:tblInd w:w="2443" w:type="dxa"/>
+          <w:tblBorders>
+            <w:top w:val="none" w:color="auto" w:sz="0" w:space="0"/>
+            <w:left w:val="none" w:color="auto" w:sz="0" w:space="0"/>
+            <w:bottom w:val="none" w:color="auto" w:sz="0" w:space="0"/>
+            <w:right w:val="none" w:color="auto" w:sz="0" w:space="0"/>
+            <w:insideH w:val="none" w:color="auto" w:sz="0" w:space="0"/>
+            <w:insideV w:val="none" w:color="auto" w:sz="0" w:space="0"/>
+          </w:tblBorders>
           <w:tblCellMar>
             <w:top w:w="0" w:type="dxa"/>
             <w:left w:w="108" w:type="dxa"/>
@@ -325,7 +329,7 @@
           </w:tblCellMar>
         </w:tblPrEx>
         <w:trPr>
-          <w:trHeight w:val="810"/>
+          <w:trHeight w:val="810" w:hRule="atLeast"/>
         </w:trPr>
         <w:tc>
           <w:tcPr>
@@ -342,7 +346,7 @@
               <w:overflowPunct/>
               <w:bidi w:val="0"/>
               <w:rPr>
-                <w:rFonts w:ascii="Arial" w:eastAsia="Arial" w:hAnsi="Arial" w:cs="Arial" w:hint="eastAsia"/>
+                <w:rFonts w:hint="eastAsia" w:ascii="Arial" w:hAnsi="Arial" w:eastAsia="Arial" w:cs="Arial"/>
                 <w:snapToGrid w:val="0"/>
                 <w:color w:val="000000"/>
                 <w:kern w:val="0"/>
@@ -362,7 +366,7 @@
             </w:r>
             <w:r>
               <w:rPr>
-                <w:rFonts w:asciiTheme="minorAscii" w:eastAsiaTheme="minorEastAsia" w:hAnsiTheme="minorAscii" w:hint="default"/>
+                <w:rFonts w:hint="default" w:asciiTheme="minorAscii" w:hAnsiTheme="minorAscii" w:eastAsiaTheme="minorEastAsia"/>
                 <w:spacing w:val="227"/>
                 <w:sz w:val="21"/>
                 <w:vertAlign w:val="baseline"/>
@@ -394,7 +398,7 @@
               <w:overflowPunct/>
               <w:bidi w:val="0"/>
               <w:rPr>
-                <w:rFonts w:ascii="Arial" w:eastAsia="Arial" w:hAnsi="Arial" w:cs="Arial" w:hint="eastAsia"/>
+                <w:rFonts w:hint="eastAsia" w:ascii="Arial" w:hAnsi="Arial" w:eastAsia="Arial" w:cs="Arial"/>
                 <w:snapToGrid w:val="0"/>
                 <w:color w:val="000000"/>
                 <w:kern w:val="0"/>
@@ -410,11 +414,21 @@
                 <w:vertAlign w:val="baseline"/>
                 <w:lang w:val="en-US" w:eastAsia="zh-CN"/>
               </w:rPr>
-              <w:t>编制时间</w:t>
+              <w:t>审核</w:t>
+            </w:r>
+            <w:bookmarkStart w:id="29" w:name="_GoBack"/>
+            <w:bookmarkEnd w:id="29"/>
+            <w:r>
+              <w:rPr>
+                <w:rFonts w:hint="eastAsia"/>
+                <w:vertAlign w:val="baseline"/>
+                <w:lang w:val="en-US" w:eastAsia="zh-CN"/>
+              </w:rPr>
+              <w:t>时间</w:t>
             </w:r>
             <w:r>
               <w:rPr>
-                <w:rFonts w:asciiTheme="minorAscii" w:eastAsiaTheme="minorEastAsia" w:hAnsiTheme="minorAscii" w:hint="eastAsia"/>
+                <w:rFonts w:hint="eastAsia" w:asciiTheme="minorAscii" w:hAnsiTheme="minorAscii" w:eastAsiaTheme="minorEastAsia"/>
                 <w:spacing w:val="227"/>
                 <w:sz w:val="21"/>
                 <w:vertAlign w:val="baseline"/>
@@ -436,8 +450,14 @@
       </w:tr>
       <w:tr>
         <w:tblPrEx>
-          <w:tblW w:w="0" w:type="auto"/>
-          <w:tblInd w:w="2443" w:type="dxa"/>
+          <w:tblBorders>
+            <w:top w:val="none" w:color="auto" w:sz="0" w:space="0"/>
+            <w:left w:val="none" w:color="auto" w:sz="0" w:space="0"/>
+            <w:bottom w:val="none" w:color="auto" w:sz="0" w:space="0"/>
+            <w:right w:val="none" w:color="auto" w:sz="0" w:space="0"/>
+            <w:insideH w:val="none" w:color="auto" w:sz="0" w:space="0"/>
+            <w:insideV w:val="none" w:color="auto" w:sz="0" w:space="0"/>
+          </w:tblBorders>
           <w:tblCellMar>
             <w:top w:w="0" w:type="dxa"/>
             <w:left w:w="108" w:type="dxa"/>
@@ -446,7 +466,7 @@
           </w:tblCellMar>
         </w:tblPrEx>
         <w:trPr>
-          <w:trHeight w:val="635"/>
+          <w:trHeight w:val="635" w:hRule="atLeast"/>
         </w:trPr>
         <w:tc>
           <w:tcPr>
@@ -476,7 +496,7 @@
             </w:r>
             <w:r>
               <w:rPr>
-                <w:rFonts w:asciiTheme="minorAscii" w:eastAsiaTheme="minorEastAsia" w:hAnsiTheme="minorAscii" w:hint="eastAsia"/>
+                <w:rFonts w:hint="eastAsia" w:asciiTheme="minorAscii" w:hAnsiTheme="minorAscii" w:eastAsiaTheme="minorEastAsia"/>
                 <w:spacing w:val="227"/>
                 <w:sz w:val="21"/>
                 <w:vertAlign w:val="baseline"/>
@@ -522,7 +542,7 @@
             </w:r>
             <w:r>
               <w:rPr>
-                <w:rFonts w:asciiTheme="minorAscii" w:eastAsiaTheme="minorEastAsia" w:hAnsiTheme="minorAscii" w:hint="eastAsia"/>
+                <w:rFonts w:hint="eastAsia" w:asciiTheme="minorAscii" w:hAnsiTheme="minorAscii" w:eastAsiaTheme="minorEastAsia"/>
                 <w:spacing w:val="227"/>
                 <w:sz w:val="21"/>
                 <w:vertAlign w:val="baseline"/>
@@ -567,14 +587,14 @@
         <w:spacing w:before="153" w:line="225" w:lineRule="auto"/>
         <w:ind w:left="3634"/>
         <w:rPr>
-          <w:rFonts w:ascii="宋体" w:eastAsia="宋体" w:hAnsi="宋体" w:cs="宋体"/>
+          <w:rFonts w:ascii="宋体" w:hAnsi="宋体" w:eastAsia="宋体" w:cs="宋体"/>
           <w:sz w:val="31"/>
           <w:szCs w:val="31"/>
         </w:rPr>
       </w:pPr>
       <w:r>
         <w:rPr>
-          <w:rFonts w:ascii="宋体" w:eastAsia="宋体" w:hAnsi="宋体" w:cs="宋体"/>
+          <w:rFonts w:ascii="宋体" w:hAnsi="宋体" w:eastAsia="宋体" w:cs="宋体"/>
           <w:b/>
           <w:bCs/>
           <w:spacing w:val="4"/>
@@ -586,16 +606,16 @@
     </w:p>
     <w:tbl>
       <w:tblPr>
-        <w:tblStyle w:val="TableNormal0"/>
+        <w:tblStyle w:val="26"/>
         <w:tblW w:w="8301" w:type="dxa"/>
         <w:tblInd w:w="2" w:type="dxa"/>
         <w:tblBorders>
-          <w:top w:val="single" w:sz="2" w:space="0" w:color="000000"/>
-          <w:left w:val="single" w:sz="2" w:space="0" w:color="000000"/>
-          <w:bottom w:val="single" w:sz="2" w:space="0" w:color="000000"/>
-          <w:right w:val="single" w:sz="2" w:space="0" w:color="000000"/>
-          <w:insideH w:val="single" w:sz="2" w:space="0" w:color="000000"/>
-          <w:insideV w:val="single" w:sz="2" w:space="0" w:color="000000"/>
+          <w:top w:val="single" w:color="000000" w:sz="2" w:space="0"/>
+          <w:left w:val="single" w:color="000000" w:sz="2" w:space="0"/>
+          <w:bottom w:val="single" w:color="000000" w:sz="2" w:space="0"/>
+          <w:right w:val="single" w:color="000000" w:sz="2" w:space="0"/>
+          <w:insideH w:val="single" w:color="000000" w:sz="2" w:space="0"/>
+          <w:insideV w:val="single" w:color="000000" w:sz="2" w:space="0"/>
         </w:tblBorders>
         <w:tblLayout w:type="fixed"/>
         <w:tblCellMar>
@@ -615,17 +635,14 @@
       </w:tblGrid>
       <w:tr>
         <w:tblPrEx>
-          <w:tblW w:w="8301" w:type="dxa"/>
-          <w:tblInd w:w="2" w:type="dxa"/>
           <w:tblBorders>
-            <w:top w:val="single" w:sz="2" w:space="0" w:color="000000"/>
-            <w:left w:val="single" w:sz="2" w:space="0" w:color="000000"/>
-            <w:bottom w:val="single" w:sz="2" w:space="0" w:color="000000"/>
-            <w:right w:val="single" w:sz="2" w:space="0" w:color="000000"/>
-            <w:insideH w:val="single" w:sz="2" w:space="0" w:color="000000"/>
-            <w:insideV w:val="single" w:sz="2" w:space="0" w:color="000000"/>
+            <w:top w:val="single" w:color="000000" w:sz="2" w:space="0"/>
+            <w:left w:val="single" w:color="000000" w:sz="2" w:space="0"/>
+            <w:bottom w:val="single" w:color="000000" w:sz="2" w:space="0"/>
+            <w:right w:val="single" w:color="000000" w:sz="2" w:space="0"/>
+            <w:insideH w:val="single" w:color="000000" w:sz="2" w:space="0"/>
+            <w:insideV w:val="single" w:color="000000" w:sz="2" w:space="0"/>
           </w:tblBorders>
-          <w:tblLayout w:type="fixed"/>
           <w:tblCellMar>
             <w:top w:w="0" w:type="dxa"/>
             <w:left w:w="0" w:type="dxa"/>
@@ -634,7 +651,7 @@
           </w:tblCellMar>
         </w:tblPrEx>
         <w:trPr>
-          <w:trHeight w:val="593"/>
+          <w:trHeight w:val="593" w:hRule="atLeast"/>
         </w:trPr>
         <w:tc>
           <w:tcPr>
@@ -651,14 +668,14 @@
               <w:spacing w:before="176" w:line="228" w:lineRule="auto"/>
               <w:ind w:left="607"/>
               <w:rPr>
-                <w:rFonts w:ascii="宋体" w:eastAsia="宋体" w:hAnsi="宋体" w:cs="宋体"/>
+                <w:rFonts w:ascii="宋体" w:hAnsi="宋体" w:eastAsia="宋体" w:cs="宋体"/>
                 <w:sz w:val="20"/>
                 <w:szCs w:val="20"/>
               </w:rPr>
             </w:pPr>
             <w:r>
               <w:rPr>
-                <w:rFonts w:ascii="宋体" w:eastAsia="宋体" w:hAnsi="宋体" w:cs="宋体"/>
+                <w:rFonts w:ascii="宋体" w:hAnsi="宋体" w:eastAsia="宋体" w:cs="宋体"/>
                 <w:spacing w:val="-14"/>
                 <w:sz w:val="20"/>
                 <w:szCs w:val="20"/>
@@ -682,14 +699,14 @@
               <w:spacing w:before="175" w:line="227" w:lineRule="auto"/>
               <w:ind w:left="253"/>
               <w:rPr>
-                <w:rFonts w:ascii="宋体" w:eastAsia="宋体" w:hAnsi="宋体" w:cs="宋体"/>
+                <w:rFonts w:ascii="宋体" w:hAnsi="宋体" w:eastAsia="宋体" w:cs="宋体"/>
                 <w:sz w:val="20"/>
                 <w:szCs w:val="20"/>
               </w:rPr>
             </w:pPr>
             <w:r>
               <w:rPr>
-                <w:rFonts w:ascii="宋体" w:eastAsia="宋体" w:hAnsi="宋体" w:cs="宋体"/>
+                <w:rFonts w:ascii="宋体" w:hAnsi="宋体" w:eastAsia="宋体" w:cs="宋体"/>
                 <w:spacing w:val="4"/>
                 <w:sz w:val="20"/>
                 <w:szCs w:val="20"/>
@@ -713,14 +730,14 @@
               <w:spacing w:before="175" w:line="228" w:lineRule="auto"/>
               <w:ind w:left="730"/>
               <w:rPr>
-                <w:rFonts w:ascii="宋体" w:eastAsia="宋体" w:hAnsi="宋体" w:cs="宋体"/>
+                <w:rFonts w:ascii="宋体" w:hAnsi="宋体" w:eastAsia="宋体" w:cs="宋体"/>
                 <w:sz w:val="20"/>
                 <w:szCs w:val="20"/>
               </w:rPr>
             </w:pPr>
             <w:r>
               <w:rPr>
-                <w:rFonts w:ascii="宋体" w:eastAsia="宋体" w:hAnsi="宋体" w:cs="宋体"/>
+                <w:rFonts w:ascii="宋体" w:hAnsi="宋体" w:eastAsia="宋体" w:cs="宋体"/>
                 <w:spacing w:val="7"/>
                 <w:sz w:val="20"/>
                 <w:szCs w:val="20"/>
@@ -744,14 +761,14 @@
               <w:spacing w:before="175" w:line="228" w:lineRule="auto"/>
               <w:ind w:left="310"/>
               <w:rPr>
-                <w:rFonts w:ascii="宋体" w:eastAsia="宋体" w:hAnsi="宋体" w:cs="宋体"/>
+                <w:rFonts w:ascii="宋体" w:hAnsi="宋体" w:eastAsia="宋体" w:cs="宋体"/>
                 <w:sz w:val="20"/>
                 <w:szCs w:val="20"/>
               </w:rPr>
             </w:pPr>
             <w:r>
               <w:rPr>
-                <w:rFonts w:ascii="宋体" w:eastAsia="宋体" w:hAnsi="宋体" w:cs="宋体"/>
+                <w:rFonts w:ascii="宋体" w:hAnsi="宋体" w:eastAsia="宋体" w:cs="宋体"/>
                 <w:spacing w:val="6"/>
                 <w:sz w:val="20"/>
                 <w:szCs w:val="20"/>
@@ -775,7 +792,7 @@
               <w:spacing w:before="175" w:line="228" w:lineRule="auto"/>
               <w:ind w:left="310"/>
               <w:rPr>
-                <w:rFonts w:ascii="宋体" w:eastAsia="宋体" w:hAnsi="宋体" w:cs="宋体" w:hint="eastAsia"/>
+                <w:rFonts w:hint="eastAsia" w:ascii="宋体" w:hAnsi="宋体" w:eastAsia="宋体" w:cs="宋体"/>
                 <w:spacing w:val="6"/>
                 <w:sz w:val="20"/>
                 <w:szCs w:val="20"/>
@@ -784,7 +801,7 @@
             </w:pPr>
             <w:r>
               <w:rPr>
-                <w:rFonts w:ascii="宋体" w:eastAsia="宋体" w:hAnsi="宋体" w:cs="宋体" w:hint="eastAsia"/>
+                <w:rFonts w:hint="eastAsia" w:ascii="宋体" w:hAnsi="宋体" w:eastAsia="宋体" w:cs="宋体"/>
                 <w:spacing w:val="6"/>
                 <w:sz w:val="20"/>
                 <w:szCs w:val="20"/>
@@ -809,14 +826,14 @@
               <w:spacing w:before="176" w:line="229" w:lineRule="auto"/>
               <w:ind w:left="311"/>
               <w:rPr>
-                <w:rFonts w:ascii="宋体" w:eastAsia="宋体" w:hAnsi="宋体" w:cs="宋体"/>
+                <w:rFonts w:ascii="宋体" w:hAnsi="宋体" w:eastAsia="宋体" w:cs="宋体"/>
                 <w:sz w:val="20"/>
                 <w:szCs w:val="20"/>
               </w:rPr>
             </w:pPr>
             <w:r>
               <w:rPr>
-                <w:rFonts w:ascii="宋体" w:eastAsia="宋体" w:hAnsi="宋体" w:cs="宋体"/>
+                <w:rFonts w:ascii="宋体" w:hAnsi="宋体" w:eastAsia="宋体" w:cs="宋体"/>
                 <w:spacing w:val="7"/>
                 <w:sz w:val="20"/>
                 <w:szCs w:val="20"/>
@@ -828,9 +845,14 @@
       </w:tr>
       <w:tr>
         <w:tblPrEx>
-          <w:tblW w:w="8301" w:type="dxa"/>
-          <w:tblInd w:w="2" w:type="dxa"/>
-          <w:tblLayout w:type="fixed"/>
+          <w:tblBorders>
+            <w:top w:val="single" w:color="000000" w:sz="2" w:space="0"/>
+            <w:left w:val="single" w:color="000000" w:sz="2" w:space="0"/>
+            <w:bottom w:val="single" w:color="000000" w:sz="2" w:space="0"/>
+            <w:right w:val="single" w:color="000000" w:sz="2" w:space="0"/>
+            <w:insideH w:val="single" w:color="000000" w:sz="2" w:space="0"/>
+            <w:insideV w:val="single" w:color="000000" w:sz="2" w:space="0"/>
+          </w:tblBorders>
           <w:tblCellMar>
             <w:top w:w="0" w:type="dxa"/>
             <w:left w:w="0" w:type="dxa"/>
@@ -839,7 +861,7 @@
           </w:tblCellMar>
         </w:tblPrEx>
         <w:trPr>
-          <w:trHeight w:val="556"/>
+          <w:trHeight w:val="556" w:hRule="atLeast"/>
         </w:trPr>
         <w:tc>
           <w:tcPr>
@@ -856,14 +878,14 @@
               <w:spacing w:before="173" w:line="267" w:lineRule="exact"/>
               <w:ind w:left="260"/>
               <w:rPr>
-                <w:rFonts w:ascii="宋体" w:eastAsia="宋体" w:hAnsi="宋体" w:cs="宋体"/>
+                <w:rFonts w:ascii="宋体" w:hAnsi="宋体" w:eastAsia="宋体" w:cs="宋体"/>
                 <w:sz w:val="20"/>
                 <w:szCs w:val="20"/>
               </w:rPr>
             </w:pPr>
             <w:r>
               <w:rPr>
-                <w:rFonts w:ascii="宋体" w:eastAsia="宋体" w:hAnsi="宋体" w:cs="宋体"/>
+                <w:rFonts w:ascii="宋体" w:hAnsi="宋体" w:eastAsia="宋体" w:cs="宋体"/>
                 <w:spacing w:val="3"/>
                 <w:position w:val="1"/>
                 <w:sz w:val="20"/>
@@ -888,14 +910,14 @@
               <w:spacing w:before="173" w:line="267" w:lineRule="exact"/>
               <w:ind w:left="248"/>
               <w:rPr>
-                <w:rFonts w:ascii="宋体" w:eastAsia="宋体" w:hAnsi="宋体" w:cs="宋体"/>
+                <w:rFonts w:ascii="宋体" w:hAnsi="宋体" w:eastAsia="宋体" w:cs="宋体"/>
                 <w:sz w:val="20"/>
                 <w:szCs w:val="20"/>
               </w:rPr>
             </w:pPr>
             <w:r>
               <w:rPr>
-                <w:rFonts w:ascii="宋体" w:eastAsia="宋体" w:hAnsi="宋体" w:cs="宋体"/>
+                <w:rFonts w:ascii="宋体" w:hAnsi="宋体" w:eastAsia="宋体" w:cs="宋体"/>
                 <w:spacing w:val="4"/>
                 <w:position w:val="1"/>
                 <w:sz w:val="20"/>
@@ -921,14 +943,14 @@
               <w:ind w:left="114"/>
               <w:jc w:val="center"/>
               <w:rPr>
-                <w:rFonts w:ascii="宋体" w:eastAsia="宋体" w:hAnsi="宋体" w:cs="宋体"/>
+                <w:rFonts w:ascii="宋体" w:hAnsi="宋体" w:eastAsia="宋体" w:cs="宋体"/>
                 <w:sz w:val="20"/>
                 <w:szCs w:val="20"/>
               </w:rPr>
             </w:pPr>
             <w:r>
               <w:rPr>
-                <w:rFonts w:ascii="宋体" w:eastAsia="宋体" w:hAnsi="宋体" w:cs="宋体"/>
+                <w:rFonts w:ascii="宋体" w:hAnsi="宋体" w:eastAsia="宋体" w:cs="宋体"/>
                 <w:spacing w:val="7"/>
                 <w:sz w:val="20"/>
                 <w:szCs w:val="20"/>
@@ -953,7 +975,7 @@
               <w:spacing w:before="172" w:line="228" w:lineRule="auto"/>
               <w:ind w:left="313" w:leftChars="0"/>
               <w:rPr>
-                <w:rFonts w:ascii="宋体" w:eastAsia="宋体" w:hAnsi="宋体" w:cs="宋体" w:hint="eastAsia"/>
+                <w:rFonts w:hint="eastAsia" w:ascii="宋体" w:hAnsi="宋体" w:eastAsia="宋体" w:cs="宋体"/>
                 <w:sz w:val="20"/>
                 <w:szCs w:val="20"/>
                 <w:lang w:val="en-US" w:eastAsia="zh-CN"/>
@@ -961,7 +983,7 @@
             </w:pPr>
             <w:r>
               <w:rPr>
-                <w:rFonts w:ascii="宋体" w:hAnsi="宋体" w:cs="宋体" w:hint="eastAsia"/>
+                <w:rFonts w:hint="eastAsia" w:ascii="宋体" w:hAnsi="宋体" w:cs="宋体"/>
                 <w:sz w:val="20"/>
                 <w:szCs w:val="20"/>
                 <w:lang w:val="en-US" w:eastAsia="zh-CN"/>
@@ -986,7 +1008,7 @@
               <w:spacing w:before="172" w:line="228" w:lineRule="auto"/>
               <w:ind w:left="313" w:leftChars="0"/>
               <w:rPr>
-                <w:rFonts w:ascii="宋体" w:eastAsia="宋体" w:hAnsi="宋体" w:cs="宋体" w:hint="eastAsia"/>
+                <w:rFonts w:hint="eastAsia" w:ascii="宋体" w:hAnsi="宋体" w:eastAsia="宋体" w:cs="宋体"/>
                 <w:spacing w:val="5"/>
                 <w:sz w:val="20"/>
                 <w:szCs w:val="20"/>
@@ -1016,14 +1038,14 @@
               <w:spacing w:before="173" w:line="229" w:lineRule="auto"/>
               <w:ind w:left="314"/>
               <w:rPr>
-                <w:rFonts w:ascii="宋体" w:eastAsia="宋体" w:hAnsi="宋体" w:cs="宋体"/>
+                <w:rFonts w:ascii="宋体" w:hAnsi="宋体" w:eastAsia="宋体" w:cs="宋体"/>
                 <w:sz w:val="20"/>
                 <w:szCs w:val="20"/>
               </w:rPr>
             </w:pPr>
             <w:r>
               <w:rPr>
-                <w:rFonts w:ascii="宋体" w:eastAsia="宋体" w:hAnsi="宋体" w:cs="宋体" w:hint="eastAsia"/>
+                <w:rFonts w:hint="eastAsia" w:ascii="宋体" w:hAnsi="宋体" w:eastAsia="宋体" w:cs="宋体"/>
                 <w:spacing w:val="6"/>
                 <w:sz w:val="20"/>
                 <w:szCs w:val="20"/>
@@ -1036,9 +1058,14 @@
       </w:tr>
       <w:tr>
         <w:tblPrEx>
-          <w:tblW w:w="8301" w:type="dxa"/>
-          <w:tblInd w:w="2" w:type="dxa"/>
-          <w:tblLayout w:type="fixed"/>
+          <w:tblBorders>
+            <w:top w:val="single" w:color="000000" w:sz="2" w:space="0"/>
+            <w:left w:val="single" w:color="000000" w:sz="2" w:space="0"/>
+            <w:bottom w:val="single" w:color="000000" w:sz="2" w:space="0"/>
+            <w:right w:val="single" w:color="000000" w:sz="2" w:space="0"/>
+            <w:insideH w:val="single" w:color="000000" w:sz="2" w:space="0"/>
+            <w:insideV w:val="single" w:color="000000" w:sz="2" w:space="0"/>
+          </w:tblBorders>
           <w:tblCellMar>
             <w:top w:w="0" w:type="dxa"/>
             <w:left w:w="0" w:type="dxa"/>
@@ -1047,7 +1074,7 @@
           </w:tblCellMar>
         </w:tblPrEx>
         <w:trPr>
-          <w:trHeight w:val="556"/>
+          <w:trHeight w:val="556" w:hRule="atLeast"/>
         </w:trPr>
         <w:tc>
           <w:tcPr>
@@ -1055,7 +1082,7 @@
           </w:tcPr>
           <w:p>
             <w:pPr>
-              <w:pStyle w:val="TableText"/>
+              <w:pStyle w:val="27"/>
               <w:keepLines w:val="0"/>
               <w:pageBreakBefore w:val="0"/>
               <w:widowControl w:val="0"/>
@@ -1071,7 +1098,7 @@
           </w:tcPr>
           <w:p>
             <w:pPr>
-              <w:pStyle w:val="TableText"/>
+              <w:pStyle w:val="27"/>
               <w:keepLines w:val="0"/>
               <w:pageBreakBefore w:val="0"/>
               <w:widowControl w:val="0"/>
@@ -1087,7 +1114,7 @@
           </w:tcPr>
           <w:p>
             <w:pPr>
-              <w:pStyle w:val="TableText"/>
+              <w:pStyle w:val="27"/>
               <w:keepLines w:val="0"/>
               <w:pageBreakBefore w:val="0"/>
               <w:widowControl w:val="0"/>
@@ -1137,7 +1164,7 @@
           </w:tcPr>
           <w:p>
             <w:pPr>
-              <w:pStyle w:val="TableText"/>
+              <w:pStyle w:val="27"/>
               <w:keepLines w:val="0"/>
               <w:pageBreakBefore w:val="0"/>
               <w:widowControl w:val="0"/>
@@ -1150,9 +1177,14 @@
       </w:tr>
       <w:tr>
         <w:tblPrEx>
-          <w:tblW w:w="8301" w:type="dxa"/>
-          <w:tblInd w:w="2" w:type="dxa"/>
-          <w:tblLayout w:type="fixed"/>
+          <w:tblBorders>
+            <w:top w:val="single" w:color="000000" w:sz="2" w:space="0"/>
+            <w:left w:val="single" w:color="000000" w:sz="2" w:space="0"/>
+            <w:bottom w:val="single" w:color="000000" w:sz="2" w:space="0"/>
+            <w:right w:val="single" w:color="000000" w:sz="2" w:space="0"/>
+            <w:insideH w:val="single" w:color="000000" w:sz="2" w:space="0"/>
+            <w:insideV w:val="single" w:color="000000" w:sz="2" w:space="0"/>
+          </w:tblBorders>
           <w:tblCellMar>
             <w:top w:w="0" w:type="dxa"/>
             <w:left w:w="0" w:type="dxa"/>
@@ -1161,7 +1193,7 @@
           </w:tblCellMar>
         </w:tblPrEx>
         <w:trPr>
-          <w:trHeight w:val="556"/>
+          <w:trHeight w:val="556" w:hRule="atLeast"/>
         </w:trPr>
         <w:tc>
           <w:tcPr>
@@ -1169,7 +1201,7 @@
           </w:tcPr>
           <w:p>
             <w:pPr>
-              <w:pStyle w:val="TableText"/>
+              <w:pStyle w:val="27"/>
               <w:keepLines w:val="0"/>
               <w:pageBreakBefore w:val="0"/>
               <w:widowControl w:val="0"/>
@@ -1185,7 +1217,7 @@
           </w:tcPr>
           <w:p>
             <w:pPr>
-              <w:pStyle w:val="TableText"/>
+              <w:pStyle w:val="27"/>
               <w:keepLines w:val="0"/>
               <w:pageBreakBefore w:val="0"/>
               <w:widowControl w:val="0"/>
@@ -1201,7 +1233,7 @@
           </w:tcPr>
           <w:p>
             <w:pPr>
-              <w:pStyle w:val="TableText"/>
+              <w:pStyle w:val="27"/>
               <w:keepLines w:val="0"/>
               <w:pageBreakBefore w:val="0"/>
               <w:widowControl w:val="0"/>
@@ -1251,7 +1283,7 @@
           </w:tcPr>
           <w:p>
             <w:pPr>
-              <w:pStyle w:val="TableText"/>
+              <w:pStyle w:val="27"/>
               <w:keepLines w:val="0"/>
               <w:pageBreakBefore w:val="0"/>
               <w:widowControl w:val="0"/>
@@ -1264,9 +1296,14 @@
       </w:tr>
       <w:tr>
         <w:tblPrEx>
-          <w:tblW w:w="8301" w:type="dxa"/>
-          <w:tblInd w:w="2" w:type="dxa"/>
-          <w:tblLayout w:type="fixed"/>
+          <w:tblBorders>
+            <w:top w:val="single" w:color="000000" w:sz="2" w:space="0"/>
+            <w:left w:val="single" w:color="000000" w:sz="2" w:space="0"/>
+            <w:bottom w:val="single" w:color="000000" w:sz="2" w:space="0"/>
+            <w:right w:val="single" w:color="000000" w:sz="2" w:space="0"/>
+            <w:insideH w:val="single" w:color="000000" w:sz="2" w:space="0"/>
+            <w:insideV w:val="single" w:color="000000" w:sz="2" w:space="0"/>
+          </w:tblBorders>
           <w:tblCellMar>
             <w:top w:w="0" w:type="dxa"/>
             <w:left w:w="0" w:type="dxa"/>
@@ -1275,7 +1312,7 @@
           </w:tblCellMar>
         </w:tblPrEx>
         <w:trPr>
-          <w:trHeight w:val="557"/>
+          <w:trHeight w:val="557" w:hRule="atLeast"/>
         </w:trPr>
         <w:tc>
           <w:tcPr>
@@ -1283,7 +1320,7 @@
           </w:tcPr>
           <w:p>
             <w:pPr>
-              <w:pStyle w:val="TableText"/>
+              <w:pStyle w:val="27"/>
               <w:keepLines w:val="0"/>
               <w:pageBreakBefore w:val="0"/>
               <w:widowControl w:val="0"/>
@@ -1299,7 +1336,7 @@
           </w:tcPr>
           <w:p>
             <w:pPr>
-              <w:pStyle w:val="TableText"/>
+              <w:pStyle w:val="27"/>
               <w:keepLines w:val="0"/>
               <w:pageBreakBefore w:val="0"/>
               <w:widowControl w:val="0"/>
@@ -1315,7 +1352,7 @@
           </w:tcPr>
           <w:p>
             <w:pPr>
-              <w:pStyle w:val="TableText"/>
+              <w:pStyle w:val="27"/>
               <w:keepLines w:val="0"/>
               <w:pageBreakBefore w:val="0"/>
               <w:widowControl w:val="0"/>
@@ -1331,7 +1368,7 @@
           </w:tcPr>
           <w:p>
             <w:pPr>
-              <w:pStyle w:val="TableText"/>
+              <w:pStyle w:val="27"/>
               <w:keepLines w:val="0"/>
               <w:pageBreakBefore w:val="0"/>
               <w:widowControl w:val="0"/>
@@ -1347,7 +1384,7 @@
           </w:tcPr>
           <w:p>
             <w:pPr>
-              <w:pStyle w:val="TableText"/>
+              <w:pStyle w:val="27"/>
               <w:keepLines w:val="0"/>
               <w:pageBreakBefore w:val="0"/>
               <w:widowControl w:val="0"/>
@@ -1363,7 +1400,7 @@
           </w:tcPr>
           <w:p>
             <w:pPr>
-              <w:pStyle w:val="TableText"/>
+              <w:pStyle w:val="27"/>
               <w:keepLines w:val="0"/>
               <w:pageBreakBefore w:val="0"/>
               <w:widowControl w:val="0"/>
@@ -1376,9 +1413,14 @@
       </w:tr>
       <w:tr>
         <w:tblPrEx>
-          <w:tblW w:w="8301" w:type="dxa"/>
-          <w:tblInd w:w="2" w:type="dxa"/>
-          <w:tblLayout w:type="fixed"/>
+          <w:tblBorders>
+            <w:top w:val="single" w:color="000000" w:sz="2" w:space="0"/>
+            <w:left w:val="single" w:color="000000" w:sz="2" w:space="0"/>
+            <w:bottom w:val="single" w:color="000000" w:sz="2" w:space="0"/>
+            <w:right w:val="single" w:color="000000" w:sz="2" w:space="0"/>
+            <w:insideH w:val="single" w:color="000000" w:sz="2" w:space="0"/>
+            <w:insideV w:val="single" w:color="000000" w:sz="2" w:space="0"/>
+          </w:tblBorders>
           <w:tblCellMar>
             <w:top w:w="0" w:type="dxa"/>
             <w:left w:w="0" w:type="dxa"/>
@@ -1387,7 +1429,7 @@
           </w:tblCellMar>
         </w:tblPrEx>
         <w:trPr>
-          <w:trHeight w:val="556"/>
+          <w:trHeight w:val="556" w:hRule="atLeast"/>
         </w:trPr>
         <w:tc>
           <w:tcPr>
@@ -1395,7 +1437,7 @@
           </w:tcPr>
           <w:p>
             <w:pPr>
-              <w:pStyle w:val="TableText"/>
+              <w:pStyle w:val="27"/>
               <w:keepLines w:val="0"/>
               <w:pageBreakBefore w:val="0"/>
               <w:widowControl w:val="0"/>
@@ -1411,7 +1453,7 @@
           </w:tcPr>
           <w:p>
             <w:pPr>
-              <w:pStyle w:val="TableText"/>
+              <w:pStyle w:val="27"/>
               <w:keepLines w:val="0"/>
               <w:pageBreakBefore w:val="0"/>
               <w:widowControl w:val="0"/>
@@ -1427,7 +1469,7 @@
           </w:tcPr>
           <w:p>
             <w:pPr>
-              <w:pStyle w:val="TableText"/>
+              <w:pStyle w:val="27"/>
               <w:keepLines w:val="0"/>
               <w:pageBreakBefore w:val="0"/>
               <w:widowControl w:val="0"/>
@@ -1443,7 +1485,7 @@
           </w:tcPr>
           <w:p>
             <w:pPr>
-              <w:pStyle w:val="TableText"/>
+              <w:pStyle w:val="27"/>
               <w:keepLines w:val="0"/>
               <w:pageBreakBefore w:val="0"/>
               <w:widowControl w:val="0"/>
@@ -1459,7 +1501,7 @@
           </w:tcPr>
           <w:p>
             <w:pPr>
-              <w:pStyle w:val="TableText"/>
+              <w:pStyle w:val="27"/>
               <w:keepLines w:val="0"/>
               <w:pageBreakBefore w:val="0"/>
               <w:widowControl w:val="0"/>
@@ -1475,7 +1517,7 @@
           </w:tcPr>
           <w:p>
             <w:pPr>
-              <w:pStyle w:val="TableText"/>
+              <w:pStyle w:val="27"/>
               <w:keepLines w:val="0"/>
               <w:pageBreakBefore w:val="0"/>
               <w:widowControl w:val="0"/>
@@ -1488,9 +1530,14 @@
       </w:tr>
       <w:tr>
         <w:tblPrEx>
-          <w:tblW w:w="8301" w:type="dxa"/>
-          <w:tblInd w:w="2" w:type="dxa"/>
-          <w:tblLayout w:type="fixed"/>
+          <w:tblBorders>
+            <w:top w:val="single" w:color="000000" w:sz="2" w:space="0"/>
+            <w:left w:val="single" w:color="000000" w:sz="2" w:space="0"/>
+            <w:bottom w:val="single" w:color="000000" w:sz="2" w:space="0"/>
+            <w:right w:val="single" w:color="000000" w:sz="2" w:space="0"/>
+            <w:insideH w:val="single" w:color="000000" w:sz="2" w:space="0"/>
+            <w:insideV w:val="single" w:color="000000" w:sz="2" w:space="0"/>
+          </w:tblBorders>
           <w:tblCellMar>
             <w:top w:w="0" w:type="dxa"/>
             <w:left w:w="0" w:type="dxa"/>
@@ -1499,7 +1546,7 @@
           </w:tblCellMar>
         </w:tblPrEx>
         <w:trPr>
-          <w:trHeight w:val="561"/>
+          <w:trHeight w:val="561" w:hRule="atLeast"/>
         </w:trPr>
         <w:tc>
           <w:tcPr>
@@ -1507,7 +1554,7 @@
           </w:tcPr>
           <w:p>
             <w:pPr>
-              <w:pStyle w:val="TableText"/>
+              <w:pStyle w:val="27"/>
               <w:keepLines w:val="0"/>
               <w:pageBreakBefore w:val="0"/>
               <w:widowControl w:val="0"/>
@@ -1523,7 +1570,7 @@
           </w:tcPr>
           <w:p>
             <w:pPr>
-              <w:pStyle w:val="TableText"/>
+              <w:pStyle w:val="27"/>
               <w:keepLines w:val="0"/>
               <w:pageBreakBefore w:val="0"/>
               <w:widowControl w:val="0"/>
@@ -1539,7 +1586,7 @@
           </w:tcPr>
           <w:p>
             <w:pPr>
-              <w:pStyle w:val="TableText"/>
+              <w:pStyle w:val="27"/>
               <w:keepLines w:val="0"/>
               <w:pageBreakBefore w:val="0"/>
               <w:widowControl w:val="0"/>
@@ -1555,7 +1602,7 @@
           </w:tcPr>
           <w:p>
             <w:pPr>
-              <w:pStyle w:val="TableText"/>
+              <w:pStyle w:val="27"/>
               <w:keepLines w:val="0"/>
               <w:pageBreakBefore w:val="0"/>
               <w:widowControl w:val="0"/>
@@ -1571,7 +1618,7 @@
           </w:tcPr>
           <w:p>
             <w:pPr>
-              <w:pStyle w:val="TableText"/>
+              <w:pStyle w:val="27"/>
               <w:keepLines w:val="0"/>
               <w:pageBreakBefore w:val="0"/>
               <w:widowControl w:val="0"/>
@@ -1587,7 +1634,7 @@
           </w:tcPr>
           <w:p>
             <w:pPr>
-              <w:pStyle w:val="TableText"/>
+              <w:pStyle w:val="27"/>
               <w:keepLines w:val="0"/>
               <w:pageBreakBefore w:val="0"/>
               <w:widowControl w:val="0"/>
@@ -1615,7 +1662,7 @@
     <w:sdt>
       <w:sdtPr>
         <w:rPr>
-          <w:rFonts w:ascii="宋体" w:eastAsia="宋体" w:hAnsi="宋体" w:cs="Arial"/>
+          <w:rFonts w:ascii="宋体" w:hAnsi="宋体" w:eastAsia="宋体" w:cs="Arial"/>
           <w:snapToGrid w:val="0"/>
           <w:color w:val="000000"/>
           <w:kern w:val="0"/>
@@ -1631,7 +1678,7 @@
       </w:sdtPr>
       <w:sdtEndPr>
         <w:rPr>
-          <w:rFonts w:ascii="宋体" w:eastAsia="宋体" w:hAnsi="宋体" w:cs="宋体" w:hint="eastAsia"/>
+          <w:rFonts w:hint="eastAsia" w:ascii="宋体" w:hAnsi="宋体" w:eastAsia="宋体" w:cs="宋体"/>
           <w:snapToGrid w:val="0"/>
           <w:color w:val="000000"/>
           <w:kern w:val="0"/>
@@ -1650,17 +1697,17 @@
             <w:overflowPunct/>
             <w:bidi w:val="0"/>
             <w:spacing w:before="0" w:beforeLines="0" w:after="0" w:afterLines="0" w:line="240" w:lineRule="auto"/>
-            <w:ind w:left="0" w:right="0" w:firstLine="0" w:leftChars="0" w:rightChars="0" w:firstLineChars="0"/>
+            <w:ind w:left="0" w:leftChars="0" w:right="0" w:rightChars="0" w:firstLine="0" w:firstLineChars="0"/>
             <w:jc w:val="center"/>
             <w:rPr>
-              <w:rFonts w:ascii="宋体" w:eastAsia="宋体" w:hAnsi="宋体" w:cs="宋体" w:hint="eastAsia"/>
+              <w:rFonts w:hint="eastAsia" w:ascii="宋体" w:hAnsi="宋体" w:eastAsia="宋体" w:cs="宋体"/>
               <w:sz w:val="24"/>
               <w:szCs w:val="24"/>
             </w:rPr>
           </w:pPr>
           <w:r>
             <w:rPr>
-              <w:rFonts w:ascii="宋体" w:eastAsia="宋体" w:hAnsi="宋体" w:cs="宋体" w:hint="eastAsia"/>
+              <w:rFonts w:hint="eastAsia" w:ascii="宋体" w:hAnsi="宋体" w:eastAsia="宋体" w:cs="宋体"/>
               <w:sz w:val="24"/>
               <w:szCs w:val="24"/>
             </w:rPr>
@@ -1669,14 +1716,14 @@
         </w:p>
         <w:p>
           <w:pPr>
-            <w:pStyle w:val="TOC1"/>
+            <w:pStyle w:val="16"/>
             <w:tabs>
               <w:tab w:val="right" w:leader="dot" w:pos="8306"/>
             </w:tabs>
           </w:pPr>
           <w:r>
             <w:rPr>
-              <w:rFonts w:ascii="宋体" w:eastAsia="宋体" w:hAnsi="宋体" w:cs="宋体" w:hint="eastAsia"/>
+              <w:rFonts w:hint="eastAsia" w:ascii="宋体" w:hAnsi="宋体" w:eastAsia="宋体" w:cs="宋体"/>
               <w:sz w:val="24"/>
               <w:szCs w:val="24"/>
             </w:rPr>
@@ -1684,7 +1731,7 @@
           </w:r>
           <w:r>
             <w:rPr>
-              <w:rFonts w:ascii="宋体" w:eastAsia="宋体" w:hAnsi="宋体" w:cs="宋体" w:hint="eastAsia"/>
+              <w:rFonts w:hint="eastAsia" w:ascii="宋体" w:hAnsi="宋体" w:eastAsia="宋体" w:cs="宋体"/>
               <w:sz w:val="24"/>
               <w:szCs w:val="24"/>
             </w:rPr>
@@ -1692,7 +1739,7 @@
           </w:r>
           <w:r>
             <w:rPr>
-              <w:rFonts w:ascii="宋体" w:eastAsia="宋体" w:hAnsi="宋体" w:cs="宋体" w:hint="eastAsia"/>
+              <w:rFonts w:hint="eastAsia" w:ascii="宋体" w:hAnsi="宋体" w:eastAsia="宋体" w:cs="宋体"/>
               <w:sz w:val="24"/>
               <w:szCs w:val="24"/>
             </w:rPr>
@@ -1700,21 +1747,21 @@
           </w:r>
           <w:r>
             <w:rPr>
-              <w:rFonts w:ascii="宋体" w:eastAsia="宋体" w:hAnsi="宋体" w:cs="宋体" w:hint="eastAsia"/>
+              <w:rFonts w:hint="eastAsia" w:ascii="宋体" w:hAnsi="宋体" w:eastAsia="宋体" w:cs="宋体"/>
               <w:szCs w:val="24"/>
             </w:rPr>
             <w:fldChar w:fldCharType="begin"/>
           </w:r>
           <w:r>
             <w:rPr>
-              <w:rFonts w:ascii="宋体" w:eastAsia="宋体" w:hAnsi="宋体" w:cs="宋体" w:hint="eastAsia"/>
+              <w:rFonts w:hint="eastAsia" w:ascii="宋体" w:hAnsi="宋体" w:eastAsia="宋体" w:cs="宋体"/>
               <w:szCs w:val="24"/>
             </w:rPr>
             <w:instrText xml:space="preserve"> HYPERLINK \l _Toc29957 </w:instrText>
           </w:r>
           <w:r>
             <w:rPr>
-              <w:rFonts w:ascii="宋体" w:eastAsia="宋体" w:hAnsi="宋体" w:cs="宋体" w:hint="eastAsia"/>
+              <w:rFonts w:hint="eastAsia" w:ascii="宋体" w:hAnsi="宋体" w:eastAsia="宋体" w:cs="宋体"/>
               <w:szCs w:val="24"/>
             </w:rPr>
             <w:fldChar w:fldCharType="separate"/>
@@ -1746,7 +1793,7 @@
           </w:r>
           <w:r>
             <w:rPr>
-              <w:rFonts w:ascii="宋体" w:eastAsia="宋体" w:hAnsi="宋体" w:cs="宋体" w:hint="eastAsia"/>
+              <w:rFonts w:hint="eastAsia" w:ascii="宋体" w:hAnsi="宋体" w:eastAsia="宋体" w:cs="宋体"/>
               <w:szCs w:val="24"/>
             </w:rPr>
             <w:fldChar w:fldCharType="end"/>
@@ -1754,28 +1801,28 @@
         </w:p>
         <w:p>
           <w:pPr>
-            <w:pStyle w:val="TOC1"/>
+            <w:pStyle w:val="16"/>
             <w:tabs>
               <w:tab w:val="right" w:leader="dot" w:pos="8306"/>
             </w:tabs>
           </w:pPr>
           <w:r>
             <w:rPr>
-              <w:rFonts w:ascii="宋体" w:eastAsia="宋体" w:hAnsi="宋体" w:cs="宋体" w:hint="eastAsia"/>
+              <w:rFonts w:hint="eastAsia" w:ascii="宋体" w:hAnsi="宋体" w:eastAsia="宋体" w:cs="宋体"/>
               <w:szCs w:val="24"/>
             </w:rPr>
             <w:fldChar w:fldCharType="begin"/>
           </w:r>
           <w:r>
             <w:rPr>
-              <w:rFonts w:ascii="宋体" w:eastAsia="宋体" w:hAnsi="宋体" w:cs="宋体" w:hint="eastAsia"/>
+              <w:rFonts w:hint="eastAsia" w:ascii="宋体" w:hAnsi="宋体" w:eastAsia="宋体" w:cs="宋体"/>
               <w:szCs w:val="24"/>
             </w:rPr>
             <w:instrText xml:space="preserve"> HYPERLINK \l _Toc22047 </w:instrText>
           </w:r>
           <w:r>
             <w:rPr>
-              <w:rFonts w:ascii="宋体" w:eastAsia="宋体" w:hAnsi="宋体" w:cs="宋体" w:hint="eastAsia"/>
+              <w:rFonts w:hint="eastAsia" w:ascii="宋体" w:hAnsi="宋体" w:eastAsia="宋体" w:cs="宋体"/>
               <w:szCs w:val="24"/>
             </w:rPr>
             <w:fldChar w:fldCharType="separate"/>
@@ -1807,7 +1854,7 @@
           </w:r>
           <w:r>
             <w:rPr>
-              <w:rFonts w:ascii="宋体" w:eastAsia="宋体" w:hAnsi="宋体" w:cs="宋体" w:hint="eastAsia"/>
+              <w:rFonts w:hint="eastAsia" w:ascii="宋体" w:hAnsi="宋体" w:eastAsia="宋体" w:cs="宋体"/>
               <w:szCs w:val="24"/>
             </w:rPr>
             <w:fldChar w:fldCharType="end"/>
@@ -1815,28 +1862,28 @@
         </w:p>
         <w:p>
           <w:pPr>
-            <w:pStyle w:val="TOC1"/>
+            <w:pStyle w:val="16"/>
             <w:tabs>
               <w:tab w:val="right" w:leader="dot" w:pos="8306"/>
             </w:tabs>
           </w:pPr>
           <w:r>
             <w:rPr>
-              <w:rFonts w:ascii="宋体" w:eastAsia="宋体" w:hAnsi="宋体" w:cs="宋体" w:hint="eastAsia"/>
+              <w:rFonts w:hint="eastAsia" w:ascii="宋体" w:hAnsi="宋体" w:eastAsia="宋体" w:cs="宋体"/>
               <w:szCs w:val="24"/>
             </w:rPr>
             <w:fldChar w:fldCharType="begin"/>
           </w:r>
           <w:r>
             <w:rPr>
-              <w:rFonts w:ascii="宋体" w:eastAsia="宋体" w:hAnsi="宋体" w:cs="宋体" w:hint="eastAsia"/>
+              <w:rFonts w:hint="eastAsia" w:ascii="宋体" w:hAnsi="宋体" w:eastAsia="宋体" w:cs="宋体"/>
               <w:szCs w:val="24"/>
             </w:rPr>
             <w:instrText xml:space="preserve"> HYPERLINK \l _Toc9503 </w:instrText>
           </w:r>
           <w:r>
             <w:rPr>
-              <w:rFonts w:ascii="宋体" w:eastAsia="宋体" w:hAnsi="宋体" w:cs="宋体" w:hint="eastAsia"/>
+              <w:rFonts w:hint="eastAsia" w:ascii="宋体" w:hAnsi="宋体" w:eastAsia="宋体" w:cs="宋体"/>
               <w:szCs w:val="24"/>
             </w:rPr>
             <w:fldChar w:fldCharType="separate"/>
@@ -1870,7 +1917,7 @@
           </w:r>
           <w:r>
             <w:rPr>
-              <w:rFonts w:ascii="宋体" w:eastAsia="宋体" w:hAnsi="宋体" w:cs="宋体" w:hint="eastAsia"/>
+              <w:rFonts w:hint="eastAsia" w:ascii="宋体" w:hAnsi="宋体" w:eastAsia="宋体" w:cs="宋体"/>
               <w:szCs w:val="24"/>
             </w:rPr>
             <w:fldChar w:fldCharType="end"/>
@@ -1878,28 +1925,28 @@
         </w:p>
         <w:p>
           <w:pPr>
-            <w:pStyle w:val="TOC1"/>
+            <w:pStyle w:val="16"/>
             <w:tabs>
               <w:tab w:val="right" w:leader="dot" w:pos="8306"/>
             </w:tabs>
           </w:pPr>
           <w:r>
             <w:rPr>
-              <w:rFonts w:ascii="宋体" w:eastAsia="宋体" w:hAnsi="宋体" w:cs="宋体" w:hint="eastAsia"/>
+              <w:rFonts w:hint="eastAsia" w:ascii="宋体" w:hAnsi="宋体" w:eastAsia="宋体" w:cs="宋体"/>
               <w:szCs w:val="24"/>
             </w:rPr>
             <w:fldChar w:fldCharType="begin"/>
           </w:r>
           <w:r>
             <w:rPr>
-              <w:rFonts w:ascii="宋体" w:eastAsia="宋体" w:hAnsi="宋体" w:cs="宋体" w:hint="eastAsia"/>
+              <w:rFonts w:hint="eastAsia" w:ascii="宋体" w:hAnsi="宋体" w:eastAsia="宋体" w:cs="宋体"/>
               <w:szCs w:val="24"/>
             </w:rPr>
             <w:instrText xml:space="preserve"> HYPERLINK \l _Toc11113 </w:instrText>
           </w:r>
           <w:r>
             <w:rPr>
-              <w:rFonts w:ascii="宋体" w:eastAsia="宋体" w:hAnsi="宋体" w:cs="宋体" w:hint="eastAsia"/>
+              <w:rFonts w:hint="eastAsia" w:ascii="宋体" w:hAnsi="宋体" w:eastAsia="宋体" w:cs="宋体"/>
               <w:szCs w:val="24"/>
             </w:rPr>
             <w:fldChar w:fldCharType="separate"/>
@@ -1938,7 +1985,7 @@
           </w:r>
           <w:r>
             <w:rPr>
-              <w:rFonts w:ascii="宋体" w:eastAsia="宋体" w:hAnsi="宋体" w:cs="宋体" w:hint="eastAsia"/>
+              <w:rFonts w:hint="eastAsia" w:ascii="宋体" w:hAnsi="宋体" w:eastAsia="宋体" w:cs="宋体"/>
               <w:szCs w:val="24"/>
             </w:rPr>
             <w:fldChar w:fldCharType="end"/>
@@ -1946,28 +1993,28 @@
         </w:p>
         <w:p>
           <w:pPr>
-            <w:pStyle w:val="TOC1"/>
+            <w:pStyle w:val="16"/>
             <w:tabs>
               <w:tab w:val="right" w:leader="dot" w:pos="8306"/>
             </w:tabs>
           </w:pPr>
           <w:r>
             <w:rPr>
-              <w:rFonts w:ascii="宋体" w:eastAsia="宋体" w:hAnsi="宋体" w:cs="宋体" w:hint="eastAsia"/>
+              <w:rFonts w:hint="eastAsia" w:ascii="宋体" w:hAnsi="宋体" w:eastAsia="宋体" w:cs="宋体"/>
               <w:szCs w:val="24"/>
             </w:rPr>
             <w:fldChar w:fldCharType="begin"/>
           </w:r>
           <w:r>
             <w:rPr>
-              <w:rFonts w:ascii="宋体" w:eastAsia="宋体" w:hAnsi="宋体" w:cs="宋体" w:hint="eastAsia"/>
+              <w:rFonts w:hint="eastAsia" w:ascii="宋体" w:hAnsi="宋体" w:eastAsia="宋体" w:cs="宋体"/>
               <w:szCs w:val="24"/>
             </w:rPr>
             <w:instrText xml:space="preserve"> HYPERLINK \l _Toc8221 </w:instrText>
           </w:r>
           <w:r>
             <w:rPr>
-              <w:rFonts w:ascii="宋体" w:eastAsia="宋体" w:hAnsi="宋体" w:cs="宋体" w:hint="eastAsia"/>
+              <w:rFonts w:hint="eastAsia" w:ascii="宋体" w:hAnsi="宋体" w:eastAsia="宋体" w:cs="宋体"/>
               <w:szCs w:val="24"/>
             </w:rPr>
             <w:fldChar w:fldCharType="separate"/>
@@ -2008,7 +2055,7 @@
           </w:r>
           <w:r>
             <w:rPr>
-              <w:rFonts w:ascii="宋体" w:eastAsia="宋体" w:hAnsi="宋体" w:cs="宋体" w:hint="eastAsia"/>
+              <w:rFonts w:hint="eastAsia" w:ascii="宋体" w:hAnsi="宋体" w:eastAsia="宋体" w:cs="宋体"/>
               <w:szCs w:val="24"/>
             </w:rPr>
             <w:fldChar w:fldCharType="end"/>
@@ -2016,28 +2063,28 @@
         </w:p>
         <w:p>
           <w:pPr>
-            <w:pStyle w:val="TOC1"/>
+            <w:pStyle w:val="16"/>
             <w:tabs>
               <w:tab w:val="right" w:leader="dot" w:pos="8306"/>
             </w:tabs>
           </w:pPr>
           <w:r>
             <w:rPr>
-              <w:rFonts w:ascii="宋体" w:eastAsia="宋体" w:hAnsi="宋体" w:cs="宋体" w:hint="eastAsia"/>
+              <w:rFonts w:hint="eastAsia" w:ascii="宋体" w:hAnsi="宋体" w:eastAsia="宋体" w:cs="宋体"/>
               <w:szCs w:val="24"/>
             </w:rPr>
             <w:fldChar w:fldCharType="begin"/>
           </w:r>
           <w:r>
             <w:rPr>
-              <w:rFonts w:ascii="宋体" w:eastAsia="宋体" w:hAnsi="宋体" w:cs="宋体" w:hint="eastAsia"/>
+              <w:rFonts w:hint="eastAsia" w:ascii="宋体" w:hAnsi="宋体" w:eastAsia="宋体" w:cs="宋体"/>
               <w:szCs w:val="24"/>
             </w:rPr>
             <w:instrText xml:space="preserve"> HYPERLINK \l _Toc18169 </w:instrText>
           </w:r>
           <w:r>
             <w:rPr>
-              <w:rFonts w:ascii="宋体" w:eastAsia="宋体" w:hAnsi="宋体" w:cs="宋体" w:hint="eastAsia"/>
+              <w:rFonts w:hint="eastAsia" w:ascii="宋体" w:hAnsi="宋体" w:eastAsia="宋体" w:cs="宋体"/>
               <w:szCs w:val="24"/>
             </w:rPr>
             <w:fldChar w:fldCharType="separate"/>
@@ -2076,7 +2123,7 @@
           </w:r>
           <w:r>
             <w:rPr>
-              <w:rFonts w:ascii="宋体" w:eastAsia="宋体" w:hAnsi="宋体" w:cs="宋体" w:hint="eastAsia"/>
+              <w:rFonts w:hint="eastAsia" w:ascii="宋体" w:hAnsi="宋体" w:eastAsia="宋体" w:cs="宋体"/>
               <w:szCs w:val="24"/>
             </w:rPr>
             <w:fldChar w:fldCharType="end"/>
@@ -2084,28 +2131,28 @@
         </w:p>
         <w:p>
           <w:pPr>
-            <w:pStyle w:val="TOC2"/>
+            <w:pStyle w:val="17"/>
             <w:tabs>
               <w:tab w:val="right" w:leader="dot" w:pos="8306"/>
             </w:tabs>
           </w:pPr>
           <w:r>
             <w:rPr>
-              <w:rFonts w:ascii="宋体" w:eastAsia="宋体" w:hAnsi="宋体" w:cs="宋体" w:hint="eastAsia"/>
+              <w:rFonts w:hint="eastAsia" w:ascii="宋体" w:hAnsi="宋体" w:eastAsia="宋体" w:cs="宋体"/>
               <w:szCs w:val="24"/>
             </w:rPr>
             <w:fldChar w:fldCharType="begin"/>
           </w:r>
           <w:r>
             <w:rPr>
-              <w:rFonts w:ascii="宋体" w:eastAsia="宋体" w:hAnsi="宋体" w:cs="宋体" w:hint="eastAsia"/>
+              <w:rFonts w:hint="eastAsia" w:ascii="宋体" w:hAnsi="宋体" w:eastAsia="宋体" w:cs="宋体"/>
               <w:szCs w:val="24"/>
             </w:rPr>
             <w:instrText xml:space="preserve"> HYPERLINK \l _Toc12401 </w:instrText>
           </w:r>
           <w:r>
             <w:rPr>
-              <w:rFonts w:ascii="宋体" w:eastAsia="宋体" w:hAnsi="宋体" w:cs="宋体" w:hint="eastAsia"/>
+              <w:rFonts w:hint="eastAsia" w:ascii="宋体" w:hAnsi="宋体" w:eastAsia="宋体" w:cs="宋体"/>
               <w:szCs w:val="24"/>
             </w:rPr>
             <w:fldChar w:fldCharType="separate"/>
@@ -2144,7 +2191,7 @@
           </w:r>
           <w:r>
             <w:rPr>
-              <w:rFonts w:ascii="宋体" w:eastAsia="宋体" w:hAnsi="宋体" w:cs="宋体" w:hint="eastAsia"/>
+              <w:rFonts w:hint="eastAsia" w:ascii="宋体" w:hAnsi="宋体" w:eastAsia="宋体" w:cs="宋体"/>
               <w:szCs w:val="24"/>
             </w:rPr>
             <w:fldChar w:fldCharType="end"/>
@@ -2152,28 +2199,28 @@
         </w:p>
         <w:p>
           <w:pPr>
-            <w:pStyle w:val="TOC2"/>
+            <w:pStyle w:val="17"/>
             <w:tabs>
               <w:tab w:val="right" w:leader="dot" w:pos="8306"/>
             </w:tabs>
           </w:pPr>
           <w:r>
             <w:rPr>
-              <w:rFonts w:ascii="宋体" w:eastAsia="宋体" w:hAnsi="宋体" w:cs="宋体" w:hint="eastAsia"/>
+              <w:rFonts w:hint="eastAsia" w:ascii="宋体" w:hAnsi="宋体" w:eastAsia="宋体" w:cs="宋体"/>
               <w:szCs w:val="24"/>
             </w:rPr>
             <w:fldChar w:fldCharType="begin"/>
           </w:r>
           <w:r>
             <w:rPr>
-              <w:rFonts w:ascii="宋体" w:eastAsia="宋体" w:hAnsi="宋体" w:cs="宋体" w:hint="eastAsia"/>
+              <w:rFonts w:hint="eastAsia" w:ascii="宋体" w:hAnsi="宋体" w:eastAsia="宋体" w:cs="宋体"/>
               <w:szCs w:val="24"/>
             </w:rPr>
             <w:instrText xml:space="preserve"> HYPERLINK \l _Toc21267 </w:instrText>
           </w:r>
           <w:r>
             <w:rPr>
-              <w:rFonts w:ascii="宋体" w:eastAsia="宋体" w:hAnsi="宋体" w:cs="宋体" w:hint="eastAsia"/>
+              <w:rFonts w:hint="eastAsia" w:ascii="宋体" w:hAnsi="宋体" w:eastAsia="宋体" w:cs="宋体"/>
               <w:szCs w:val="24"/>
             </w:rPr>
             <w:fldChar w:fldCharType="separate"/>
@@ -2212,7 +2259,7 @@
           </w:r>
           <w:r>
             <w:rPr>
-              <w:rFonts w:ascii="宋体" w:eastAsia="宋体" w:hAnsi="宋体" w:cs="宋体" w:hint="eastAsia"/>
+              <w:rFonts w:hint="eastAsia" w:ascii="宋体" w:hAnsi="宋体" w:eastAsia="宋体" w:cs="宋体"/>
               <w:szCs w:val="24"/>
             </w:rPr>
             <w:fldChar w:fldCharType="end"/>
@@ -2220,28 +2267,28 @@
         </w:p>
         <w:p>
           <w:pPr>
-            <w:pStyle w:val="TOC1"/>
+            <w:pStyle w:val="16"/>
             <w:tabs>
               <w:tab w:val="right" w:leader="dot" w:pos="8306"/>
             </w:tabs>
           </w:pPr>
           <w:r>
             <w:rPr>
-              <w:rFonts w:ascii="宋体" w:eastAsia="宋体" w:hAnsi="宋体" w:cs="宋体" w:hint="eastAsia"/>
+              <w:rFonts w:hint="eastAsia" w:ascii="宋体" w:hAnsi="宋体" w:eastAsia="宋体" w:cs="宋体"/>
               <w:szCs w:val="24"/>
             </w:rPr>
             <w:fldChar w:fldCharType="begin"/>
           </w:r>
           <w:r>
             <w:rPr>
-              <w:rFonts w:ascii="宋体" w:eastAsia="宋体" w:hAnsi="宋体" w:cs="宋体" w:hint="eastAsia"/>
+              <w:rFonts w:hint="eastAsia" w:ascii="宋体" w:hAnsi="宋体" w:eastAsia="宋体" w:cs="宋体"/>
               <w:szCs w:val="24"/>
             </w:rPr>
             <w:instrText xml:space="preserve"> HYPERLINK \l _Toc8830 </w:instrText>
           </w:r>
           <w:r>
             <w:rPr>
-              <w:rFonts w:ascii="宋体" w:eastAsia="宋体" w:hAnsi="宋体" w:cs="宋体" w:hint="eastAsia"/>
+              <w:rFonts w:hint="eastAsia" w:ascii="宋体" w:hAnsi="宋体" w:eastAsia="宋体" w:cs="宋体"/>
               <w:szCs w:val="24"/>
             </w:rPr>
             <w:fldChar w:fldCharType="separate"/>
@@ -2280,7 +2327,7 @@
           </w:r>
           <w:r>
             <w:rPr>
-              <w:rFonts w:ascii="宋体" w:eastAsia="宋体" w:hAnsi="宋体" w:cs="宋体" w:hint="eastAsia"/>
+              <w:rFonts w:hint="eastAsia" w:ascii="宋体" w:hAnsi="宋体" w:eastAsia="宋体" w:cs="宋体"/>
               <w:szCs w:val="24"/>
             </w:rPr>
             <w:fldChar w:fldCharType="end"/>
@@ -2288,28 +2335,28 @@
         </w:p>
         <w:p>
           <w:pPr>
-            <w:pStyle w:val="TOC2"/>
+            <w:pStyle w:val="17"/>
             <w:tabs>
               <w:tab w:val="right" w:leader="dot" w:pos="8306"/>
             </w:tabs>
           </w:pPr>
           <w:r>
             <w:rPr>
-              <w:rFonts w:ascii="宋体" w:eastAsia="宋体" w:hAnsi="宋体" w:cs="宋体" w:hint="eastAsia"/>
+              <w:rFonts w:hint="eastAsia" w:ascii="宋体" w:hAnsi="宋体" w:eastAsia="宋体" w:cs="宋体"/>
               <w:szCs w:val="24"/>
             </w:rPr>
             <w:fldChar w:fldCharType="begin"/>
           </w:r>
           <w:r>
             <w:rPr>
-              <w:rFonts w:ascii="宋体" w:eastAsia="宋体" w:hAnsi="宋体" w:cs="宋体" w:hint="eastAsia"/>
+              <w:rFonts w:hint="eastAsia" w:ascii="宋体" w:hAnsi="宋体" w:eastAsia="宋体" w:cs="宋体"/>
               <w:szCs w:val="24"/>
             </w:rPr>
             <w:instrText xml:space="preserve"> HYPERLINK \l _Toc20730 </w:instrText>
           </w:r>
           <w:r>
             <w:rPr>
-              <w:rFonts w:ascii="宋体" w:eastAsia="宋体" w:hAnsi="宋体" w:cs="宋体" w:hint="eastAsia"/>
+              <w:rFonts w:hint="eastAsia" w:ascii="宋体" w:hAnsi="宋体" w:eastAsia="宋体" w:cs="宋体"/>
               <w:szCs w:val="24"/>
             </w:rPr>
             <w:fldChar w:fldCharType="separate"/>
@@ -2348,7 +2395,7 @@
           </w:r>
           <w:r>
             <w:rPr>
-              <w:rFonts w:ascii="宋体" w:eastAsia="宋体" w:hAnsi="宋体" w:cs="宋体" w:hint="eastAsia"/>
+              <w:rFonts w:hint="eastAsia" w:ascii="宋体" w:hAnsi="宋体" w:eastAsia="宋体" w:cs="宋体"/>
               <w:szCs w:val="24"/>
             </w:rPr>
             <w:fldChar w:fldCharType="end"/>
@@ -2356,28 +2403,28 @@
         </w:p>
         <w:p>
           <w:pPr>
-            <w:pStyle w:val="TOC2"/>
+            <w:pStyle w:val="17"/>
             <w:tabs>
               <w:tab w:val="right" w:leader="dot" w:pos="8306"/>
             </w:tabs>
           </w:pPr>
           <w:r>
             <w:rPr>
-              <w:rFonts w:ascii="宋体" w:eastAsia="宋体" w:hAnsi="宋体" w:cs="宋体" w:hint="eastAsia"/>
+              <w:rFonts w:hint="eastAsia" w:ascii="宋体" w:hAnsi="宋体" w:eastAsia="宋体" w:cs="宋体"/>
               <w:szCs w:val="24"/>
             </w:rPr>
             <w:fldChar w:fldCharType="begin"/>
           </w:r>
           <w:r>
             <w:rPr>
-              <w:rFonts w:ascii="宋体" w:eastAsia="宋体" w:hAnsi="宋体" w:cs="宋体" w:hint="eastAsia"/>
+              <w:rFonts w:hint="eastAsia" w:ascii="宋体" w:hAnsi="宋体" w:eastAsia="宋体" w:cs="宋体"/>
               <w:szCs w:val="24"/>
             </w:rPr>
             <w:instrText xml:space="preserve"> HYPERLINK \l _Toc26431 </w:instrText>
           </w:r>
           <w:r>
             <w:rPr>
-              <w:rFonts w:ascii="宋体" w:eastAsia="宋体" w:hAnsi="宋体" w:cs="宋体" w:hint="eastAsia"/>
+              <w:rFonts w:hint="eastAsia" w:ascii="宋体" w:hAnsi="宋体" w:eastAsia="宋体" w:cs="宋体"/>
               <w:szCs w:val="24"/>
             </w:rPr>
             <w:fldChar w:fldCharType="separate"/>
@@ -2416,7 +2463,7 @@
           </w:r>
           <w:r>
             <w:rPr>
-              <w:rFonts w:ascii="宋体" w:eastAsia="宋体" w:hAnsi="宋体" w:cs="宋体" w:hint="eastAsia"/>
+              <w:rFonts w:hint="eastAsia" w:ascii="宋体" w:hAnsi="宋体" w:eastAsia="宋体" w:cs="宋体"/>
               <w:szCs w:val="24"/>
             </w:rPr>
             <w:fldChar w:fldCharType="end"/>
@@ -2424,28 +2471,28 @@
         </w:p>
         <w:p>
           <w:pPr>
-            <w:pStyle w:val="TOC2"/>
+            <w:pStyle w:val="17"/>
             <w:tabs>
               <w:tab w:val="right" w:leader="dot" w:pos="8306"/>
             </w:tabs>
           </w:pPr>
           <w:r>
             <w:rPr>
-              <w:rFonts w:ascii="宋体" w:eastAsia="宋体" w:hAnsi="宋体" w:cs="宋体" w:hint="eastAsia"/>
+              <w:rFonts w:hint="eastAsia" w:ascii="宋体" w:hAnsi="宋体" w:eastAsia="宋体" w:cs="宋体"/>
               <w:szCs w:val="24"/>
             </w:rPr>
             <w:fldChar w:fldCharType="begin"/>
           </w:r>
           <w:r>
             <w:rPr>
-              <w:rFonts w:ascii="宋体" w:eastAsia="宋体" w:hAnsi="宋体" w:cs="宋体" w:hint="eastAsia"/>
+              <w:rFonts w:hint="eastAsia" w:ascii="宋体" w:hAnsi="宋体" w:eastAsia="宋体" w:cs="宋体"/>
               <w:szCs w:val="24"/>
             </w:rPr>
             <w:instrText xml:space="preserve"> HYPERLINK \l _Toc6006 </w:instrText>
           </w:r>
           <w:r>
             <w:rPr>
-              <w:rFonts w:ascii="宋体" w:eastAsia="宋体" w:hAnsi="宋体" w:cs="宋体" w:hint="eastAsia"/>
+              <w:rFonts w:hint="eastAsia" w:ascii="宋体" w:hAnsi="宋体" w:eastAsia="宋体" w:cs="宋体"/>
               <w:szCs w:val="24"/>
             </w:rPr>
             <w:fldChar w:fldCharType="separate"/>
@@ -2484,7 +2531,7 @@
           </w:r>
           <w:r>
             <w:rPr>
-              <w:rFonts w:ascii="宋体" w:eastAsia="宋体" w:hAnsi="宋体" w:cs="宋体" w:hint="eastAsia"/>
+              <w:rFonts w:hint="eastAsia" w:ascii="宋体" w:hAnsi="宋体" w:eastAsia="宋体" w:cs="宋体"/>
               <w:szCs w:val="24"/>
             </w:rPr>
             <w:fldChar w:fldCharType="end"/>
@@ -2492,28 +2539,28 @@
         </w:p>
         <w:p>
           <w:pPr>
-            <w:pStyle w:val="TOC2"/>
+            <w:pStyle w:val="17"/>
             <w:tabs>
               <w:tab w:val="right" w:leader="dot" w:pos="8306"/>
             </w:tabs>
           </w:pPr>
           <w:r>
             <w:rPr>
-              <w:rFonts w:ascii="宋体" w:eastAsia="宋体" w:hAnsi="宋体" w:cs="宋体" w:hint="eastAsia"/>
+              <w:rFonts w:hint="eastAsia" w:ascii="宋体" w:hAnsi="宋体" w:eastAsia="宋体" w:cs="宋体"/>
               <w:szCs w:val="24"/>
             </w:rPr>
             <w:fldChar w:fldCharType="begin"/>
           </w:r>
           <w:r>
             <w:rPr>
-              <w:rFonts w:ascii="宋体" w:eastAsia="宋体" w:hAnsi="宋体" w:cs="宋体" w:hint="eastAsia"/>
+              <w:rFonts w:hint="eastAsia" w:ascii="宋体" w:hAnsi="宋体" w:eastAsia="宋体" w:cs="宋体"/>
               <w:szCs w:val="24"/>
             </w:rPr>
             <w:instrText xml:space="preserve"> HYPERLINK \l _Toc25901 </w:instrText>
           </w:r>
           <w:r>
             <w:rPr>
-              <w:rFonts w:ascii="宋体" w:eastAsia="宋体" w:hAnsi="宋体" w:cs="宋体" w:hint="eastAsia"/>
+              <w:rFonts w:hint="eastAsia" w:ascii="宋体" w:hAnsi="宋体" w:eastAsia="宋体" w:cs="宋体"/>
               <w:szCs w:val="24"/>
             </w:rPr>
             <w:fldChar w:fldCharType="separate"/>
@@ -2554,7 +2601,7 @@
           </w:r>
           <w:r>
             <w:rPr>
-              <w:rFonts w:ascii="宋体" w:eastAsia="宋体" w:hAnsi="宋体" w:cs="宋体" w:hint="eastAsia"/>
+              <w:rFonts w:hint="eastAsia" w:ascii="宋体" w:hAnsi="宋体" w:eastAsia="宋体" w:cs="宋体"/>
               <w:szCs w:val="24"/>
             </w:rPr>
             <w:fldChar w:fldCharType="end"/>
@@ -2562,28 +2609,28 @@
         </w:p>
         <w:p>
           <w:pPr>
-            <w:pStyle w:val="TOC2"/>
+            <w:pStyle w:val="17"/>
             <w:tabs>
               <w:tab w:val="right" w:leader="dot" w:pos="8306"/>
             </w:tabs>
           </w:pPr>
           <w:r>
             <w:rPr>
-              <w:rFonts w:ascii="宋体" w:eastAsia="宋体" w:hAnsi="宋体" w:cs="宋体" w:hint="eastAsia"/>
+              <w:rFonts w:hint="eastAsia" w:ascii="宋体" w:hAnsi="宋体" w:eastAsia="宋体" w:cs="宋体"/>
               <w:szCs w:val="24"/>
             </w:rPr>
             <w:fldChar w:fldCharType="begin"/>
           </w:r>
           <w:r>
             <w:rPr>
-              <w:rFonts w:ascii="宋体" w:eastAsia="宋体" w:hAnsi="宋体" w:cs="宋体" w:hint="eastAsia"/>
+              <w:rFonts w:hint="eastAsia" w:ascii="宋体" w:hAnsi="宋体" w:eastAsia="宋体" w:cs="宋体"/>
               <w:szCs w:val="24"/>
             </w:rPr>
             <w:instrText xml:space="preserve"> HYPERLINK \l _Toc31400 </w:instrText>
           </w:r>
           <w:r>
             <w:rPr>
-              <w:rFonts w:ascii="宋体" w:eastAsia="宋体" w:hAnsi="宋体" w:cs="宋体" w:hint="eastAsia"/>
+              <w:rFonts w:hint="eastAsia" w:ascii="宋体" w:hAnsi="宋体" w:eastAsia="宋体" w:cs="宋体"/>
               <w:szCs w:val="24"/>
             </w:rPr>
             <w:fldChar w:fldCharType="separate"/>
@@ -2617,7 +2664,7 @@
           </w:r>
           <w:r>
             <w:rPr>
-              <w:rFonts w:ascii="宋体" w:eastAsia="宋体" w:hAnsi="宋体" w:cs="宋体" w:hint="eastAsia"/>
+              <w:rFonts w:hint="eastAsia" w:ascii="宋体" w:hAnsi="宋体" w:eastAsia="宋体" w:cs="宋体"/>
               <w:szCs w:val="24"/>
             </w:rPr>
             <w:fldChar w:fldCharType="end"/>
@@ -2625,28 +2672,28 @@
         </w:p>
         <w:p>
           <w:pPr>
-            <w:pStyle w:val="TOC2"/>
+            <w:pStyle w:val="17"/>
             <w:tabs>
               <w:tab w:val="right" w:leader="dot" w:pos="8306"/>
             </w:tabs>
           </w:pPr>
           <w:r>
             <w:rPr>
-              <w:rFonts w:ascii="宋体" w:eastAsia="宋体" w:hAnsi="宋体" w:cs="宋体" w:hint="eastAsia"/>
+              <w:rFonts w:hint="eastAsia" w:ascii="宋体" w:hAnsi="宋体" w:eastAsia="宋体" w:cs="宋体"/>
               <w:szCs w:val="24"/>
             </w:rPr>
             <w:fldChar w:fldCharType="begin"/>
           </w:r>
           <w:r>
             <w:rPr>
-              <w:rFonts w:ascii="宋体" w:eastAsia="宋体" w:hAnsi="宋体" w:cs="宋体" w:hint="eastAsia"/>
+              <w:rFonts w:hint="eastAsia" w:ascii="宋体" w:hAnsi="宋体" w:eastAsia="宋体" w:cs="宋体"/>
               <w:szCs w:val="24"/>
             </w:rPr>
             <w:instrText xml:space="preserve"> HYPERLINK \l _Toc12614 </w:instrText>
           </w:r>
           <w:r>
             <w:rPr>
-              <w:rFonts w:ascii="宋体" w:eastAsia="宋体" w:hAnsi="宋体" w:cs="宋体" w:hint="eastAsia"/>
+              <w:rFonts w:hint="eastAsia" w:ascii="宋体" w:hAnsi="宋体" w:eastAsia="宋体" w:cs="宋体"/>
               <w:szCs w:val="24"/>
             </w:rPr>
             <w:fldChar w:fldCharType="separate"/>
@@ -2680,7 +2727,7 @@
           </w:r>
           <w:r>
             <w:rPr>
-              <w:rFonts w:ascii="宋体" w:eastAsia="宋体" w:hAnsi="宋体" w:cs="宋体" w:hint="eastAsia"/>
+              <w:rFonts w:hint="eastAsia" w:ascii="宋体" w:hAnsi="宋体" w:eastAsia="宋体" w:cs="宋体"/>
               <w:szCs w:val="24"/>
             </w:rPr>
             <w:fldChar w:fldCharType="end"/>
@@ -2688,28 +2735,28 @@
         </w:p>
         <w:p>
           <w:pPr>
-            <w:pStyle w:val="TOC2"/>
+            <w:pStyle w:val="17"/>
             <w:tabs>
               <w:tab w:val="right" w:leader="dot" w:pos="8306"/>
             </w:tabs>
           </w:pPr>
           <w:r>
             <w:rPr>
-              <w:rFonts w:ascii="宋体" w:eastAsia="宋体" w:hAnsi="宋体" w:cs="宋体" w:hint="eastAsia"/>
+              <w:rFonts w:hint="eastAsia" w:ascii="宋体" w:hAnsi="宋体" w:eastAsia="宋体" w:cs="宋体"/>
               <w:szCs w:val="24"/>
             </w:rPr>
             <w:fldChar w:fldCharType="begin"/>
           </w:r>
           <w:r>
             <w:rPr>
-              <w:rFonts w:ascii="宋体" w:eastAsia="宋体" w:hAnsi="宋体" w:cs="宋体" w:hint="eastAsia"/>
+              <w:rFonts w:hint="eastAsia" w:ascii="宋体" w:hAnsi="宋体" w:eastAsia="宋体" w:cs="宋体"/>
               <w:szCs w:val="24"/>
             </w:rPr>
             <w:instrText xml:space="preserve"> HYPERLINK \l _Toc3949 </w:instrText>
           </w:r>
           <w:r>
             <w:rPr>
-              <w:rFonts w:ascii="宋体" w:eastAsia="宋体" w:hAnsi="宋体" w:cs="宋体" w:hint="eastAsia"/>
+              <w:rFonts w:hint="eastAsia" w:ascii="宋体" w:hAnsi="宋体" w:eastAsia="宋体" w:cs="宋体"/>
               <w:szCs w:val="24"/>
             </w:rPr>
             <w:fldChar w:fldCharType="separate"/>
@@ -2743,7 +2790,7 @@
           </w:r>
           <w:r>
             <w:rPr>
-              <w:rFonts w:ascii="宋体" w:eastAsia="宋体" w:hAnsi="宋体" w:cs="宋体" w:hint="eastAsia"/>
+              <w:rFonts w:hint="eastAsia" w:ascii="宋体" w:hAnsi="宋体" w:eastAsia="宋体" w:cs="宋体"/>
               <w:szCs w:val="24"/>
             </w:rPr>
             <w:fldChar w:fldCharType="end"/>
@@ -2751,28 +2798,28 @@
         </w:p>
         <w:p>
           <w:pPr>
-            <w:pStyle w:val="TOC2"/>
+            <w:pStyle w:val="17"/>
             <w:tabs>
               <w:tab w:val="right" w:leader="dot" w:pos="8306"/>
             </w:tabs>
           </w:pPr>
           <w:r>
             <w:rPr>
-              <w:rFonts w:ascii="宋体" w:eastAsia="宋体" w:hAnsi="宋体" w:cs="宋体" w:hint="eastAsia"/>
+              <w:rFonts w:hint="eastAsia" w:ascii="宋体" w:hAnsi="宋体" w:eastAsia="宋体" w:cs="宋体"/>
               <w:szCs w:val="24"/>
             </w:rPr>
             <w:fldChar w:fldCharType="begin"/>
           </w:r>
           <w:r>
             <w:rPr>
-              <w:rFonts w:ascii="宋体" w:eastAsia="宋体" w:hAnsi="宋体" w:cs="宋体" w:hint="eastAsia"/>
+              <w:rFonts w:hint="eastAsia" w:ascii="宋体" w:hAnsi="宋体" w:eastAsia="宋体" w:cs="宋体"/>
               <w:szCs w:val="24"/>
             </w:rPr>
             <w:instrText xml:space="preserve"> HYPERLINK \l _Toc31079 </w:instrText>
           </w:r>
           <w:r>
             <w:rPr>
-              <w:rFonts w:ascii="宋体" w:eastAsia="宋体" w:hAnsi="宋体" w:cs="宋体" w:hint="eastAsia"/>
+              <w:rFonts w:hint="eastAsia" w:ascii="宋体" w:hAnsi="宋体" w:eastAsia="宋体" w:cs="宋体"/>
               <w:szCs w:val="24"/>
             </w:rPr>
             <w:fldChar w:fldCharType="separate"/>
@@ -2810,7 +2857,7 @@
           </w:r>
           <w:r>
             <w:rPr>
-              <w:rFonts w:ascii="宋体" w:eastAsia="宋体" w:hAnsi="宋体" w:cs="宋体" w:hint="eastAsia"/>
+              <w:rFonts w:hint="eastAsia" w:ascii="宋体" w:hAnsi="宋体" w:eastAsia="宋体" w:cs="宋体"/>
               <w:szCs w:val="24"/>
             </w:rPr>
             <w:fldChar w:fldCharType="end"/>
@@ -2818,28 +2865,28 @@
         </w:p>
         <w:p>
           <w:pPr>
-            <w:pStyle w:val="TOC2"/>
+            <w:pStyle w:val="17"/>
             <w:tabs>
               <w:tab w:val="right" w:leader="dot" w:pos="8306"/>
             </w:tabs>
           </w:pPr>
           <w:r>
             <w:rPr>
-              <w:rFonts w:ascii="宋体" w:eastAsia="宋体" w:hAnsi="宋体" w:cs="宋体" w:hint="eastAsia"/>
+              <w:rFonts w:hint="eastAsia" w:ascii="宋体" w:hAnsi="宋体" w:eastAsia="宋体" w:cs="宋体"/>
               <w:szCs w:val="24"/>
             </w:rPr>
             <w:fldChar w:fldCharType="begin"/>
           </w:r>
           <w:r>
             <w:rPr>
-              <w:rFonts w:ascii="宋体" w:eastAsia="宋体" w:hAnsi="宋体" w:cs="宋体" w:hint="eastAsia"/>
+              <w:rFonts w:hint="eastAsia" w:ascii="宋体" w:hAnsi="宋体" w:eastAsia="宋体" w:cs="宋体"/>
               <w:szCs w:val="24"/>
             </w:rPr>
             <w:instrText xml:space="preserve"> HYPERLINK \l _Toc20185 </w:instrText>
           </w:r>
           <w:r>
             <w:rPr>
-              <w:rFonts w:ascii="宋体" w:eastAsia="宋体" w:hAnsi="宋体" w:cs="宋体" w:hint="eastAsia"/>
+              <w:rFonts w:hint="eastAsia" w:ascii="宋体" w:hAnsi="宋体" w:eastAsia="宋体" w:cs="宋体"/>
               <w:szCs w:val="24"/>
             </w:rPr>
             <w:fldChar w:fldCharType="separate"/>
@@ -2878,7 +2925,7 @@
           </w:r>
           <w:r>
             <w:rPr>
-              <w:rFonts w:ascii="宋体" w:eastAsia="宋体" w:hAnsi="宋体" w:cs="宋体" w:hint="eastAsia"/>
+              <w:rFonts w:hint="eastAsia" w:ascii="宋体" w:hAnsi="宋体" w:eastAsia="宋体" w:cs="宋体"/>
               <w:szCs w:val="24"/>
             </w:rPr>
             <w:fldChar w:fldCharType="end"/>
@@ -2886,42 +2933,42 @@
         </w:p>
         <w:p>
           <w:pPr>
-            <w:pStyle w:val="TOC1"/>
+            <w:pStyle w:val="16"/>
             <w:tabs>
               <w:tab w:val="right" w:leader="dot" w:pos="8306"/>
             </w:tabs>
           </w:pPr>
           <w:r>
             <w:rPr>
-              <w:rFonts w:ascii="宋体" w:eastAsia="宋体" w:hAnsi="宋体" w:cs="宋体" w:hint="eastAsia"/>
+              <w:rFonts w:hint="eastAsia" w:ascii="宋体" w:hAnsi="宋体" w:eastAsia="宋体" w:cs="宋体"/>
               <w:szCs w:val="24"/>
             </w:rPr>
             <w:fldChar w:fldCharType="begin"/>
           </w:r>
           <w:r>
             <w:rPr>
-              <w:rFonts w:ascii="宋体" w:eastAsia="宋体" w:hAnsi="宋体" w:cs="宋体" w:hint="eastAsia"/>
+              <w:rFonts w:hint="eastAsia" w:ascii="宋体" w:hAnsi="宋体" w:eastAsia="宋体" w:cs="宋体"/>
               <w:szCs w:val="24"/>
             </w:rPr>
             <w:instrText xml:space="preserve"> HYPERLINK \l _Toc29270 </w:instrText>
           </w:r>
           <w:r>
             <w:rPr>
-              <w:rFonts w:ascii="宋体" w:eastAsia="宋体" w:hAnsi="宋体" w:cs="宋体" w:hint="eastAsia"/>
+              <w:rFonts w:hint="eastAsia" w:ascii="宋体" w:hAnsi="宋体" w:eastAsia="宋体" w:cs="宋体"/>
               <w:szCs w:val="24"/>
             </w:rPr>
             <w:fldChar w:fldCharType="separate"/>
           </w:r>
           <w:r>
             <w:rPr>
-              <w:rFonts w:eastAsia="宋体" w:hint="default"/>
+              <w:rFonts w:hint="default" w:eastAsia="宋体"/>
               <w:lang w:val="en-US" w:eastAsia="zh-CN"/>
             </w:rPr>
             <w:t xml:space="preserve">6. </w:t>
           </w:r>
           <w:r>
             <w:rPr>
-              <w:rFonts w:eastAsia="宋体" w:hint="eastAsia"/>
+              <w:rFonts w:hint="eastAsia" w:eastAsia="宋体"/>
               <w:lang w:val="en-US" w:eastAsia="zh-CN"/>
             </w:rPr>
             <w:t>附则</w:t>
@@ -2946,7 +2993,7 @@
           </w:r>
           <w:r>
             <w:rPr>
-              <w:rFonts w:ascii="宋体" w:eastAsia="宋体" w:hAnsi="宋体" w:cs="宋体" w:hint="eastAsia"/>
+              <w:rFonts w:hint="eastAsia" w:ascii="宋体" w:hAnsi="宋体" w:eastAsia="宋体" w:cs="宋体"/>
               <w:szCs w:val="24"/>
             </w:rPr>
             <w:fldChar w:fldCharType="end"/>
@@ -2954,28 +3001,28 @@
         </w:p>
         <w:p>
           <w:pPr>
-            <w:pStyle w:val="TOC1"/>
+            <w:pStyle w:val="16"/>
             <w:tabs>
               <w:tab w:val="right" w:leader="dot" w:pos="8306"/>
             </w:tabs>
           </w:pPr>
           <w:r>
             <w:rPr>
-              <w:rFonts w:ascii="宋体" w:eastAsia="宋体" w:hAnsi="宋体" w:cs="宋体" w:hint="eastAsia"/>
+              <w:rFonts w:hint="eastAsia" w:ascii="宋体" w:hAnsi="宋体" w:eastAsia="宋体" w:cs="宋体"/>
               <w:szCs w:val="24"/>
             </w:rPr>
             <w:fldChar w:fldCharType="begin"/>
           </w:r>
           <w:r>
             <w:rPr>
-              <w:rFonts w:ascii="宋体" w:eastAsia="宋体" w:hAnsi="宋体" w:cs="宋体" w:hint="eastAsia"/>
+              <w:rFonts w:hint="eastAsia" w:ascii="宋体" w:hAnsi="宋体" w:eastAsia="宋体" w:cs="宋体"/>
               <w:szCs w:val="24"/>
             </w:rPr>
             <w:instrText xml:space="preserve"> HYPERLINK \l _Toc17045 </w:instrText>
           </w:r>
           <w:r>
             <w:rPr>
-              <w:rFonts w:ascii="宋体" w:eastAsia="宋体" w:hAnsi="宋体" w:cs="宋体" w:hint="eastAsia"/>
+              <w:rFonts w:hint="eastAsia" w:ascii="宋体" w:hAnsi="宋体" w:eastAsia="宋体" w:cs="宋体"/>
               <w:szCs w:val="24"/>
             </w:rPr>
             <w:fldChar w:fldCharType="separate"/>
@@ -3014,7 +3061,7 @@
           </w:r>
           <w:r>
             <w:rPr>
-              <w:rFonts w:ascii="宋体" w:eastAsia="宋体" w:hAnsi="宋体" w:cs="宋体" w:hint="eastAsia"/>
+              <w:rFonts w:hint="eastAsia" w:ascii="宋体" w:hAnsi="宋体" w:eastAsia="宋体" w:cs="宋体"/>
               <w:szCs w:val="24"/>
             </w:rPr>
             <w:fldChar w:fldCharType="end"/>
@@ -3022,28 +3069,28 @@
         </w:p>
         <w:p>
           <w:pPr>
-            <w:pStyle w:val="TOC1"/>
+            <w:pStyle w:val="16"/>
             <w:tabs>
               <w:tab w:val="right" w:leader="dot" w:pos="8306"/>
             </w:tabs>
           </w:pPr>
           <w:r>
             <w:rPr>
-              <w:rFonts w:ascii="宋体" w:eastAsia="宋体" w:hAnsi="宋体" w:cs="宋体" w:hint="eastAsia"/>
+              <w:rFonts w:hint="eastAsia" w:ascii="宋体" w:hAnsi="宋体" w:eastAsia="宋体" w:cs="宋体"/>
               <w:szCs w:val="24"/>
             </w:rPr>
             <w:fldChar w:fldCharType="begin"/>
           </w:r>
           <w:r>
             <w:rPr>
-              <w:rFonts w:ascii="宋体" w:eastAsia="宋体" w:hAnsi="宋体" w:cs="宋体" w:hint="eastAsia"/>
+              <w:rFonts w:hint="eastAsia" w:ascii="宋体" w:hAnsi="宋体" w:eastAsia="宋体" w:cs="宋体"/>
               <w:szCs w:val="24"/>
             </w:rPr>
             <w:instrText xml:space="preserve"> HYPERLINK \l _Toc28458 </w:instrText>
           </w:r>
           <w:r>
             <w:rPr>
-              <w:rFonts w:ascii="宋体" w:eastAsia="宋体" w:hAnsi="宋体" w:cs="宋体" w:hint="eastAsia"/>
+              <w:rFonts w:hint="eastAsia" w:ascii="宋体" w:hAnsi="宋体" w:eastAsia="宋体" w:cs="宋体"/>
               <w:szCs w:val="24"/>
             </w:rPr>
             <w:fldChar w:fldCharType="separate"/>
@@ -3082,7 +3129,7 @@
           </w:r>
           <w:r>
             <w:rPr>
-              <w:rFonts w:ascii="宋体" w:eastAsia="宋体" w:hAnsi="宋体" w:cs="宋体" w:hint="eastAsia"/>
+              <w:rFonts w:hint="eastAsia" w:ascii="宋体" w:hAnsi="宋体" w:eastAsia="宋体" w:cs="宋体"/>
               <w:szCs w:val="24"/>
             </w:rPr>
             <w:fldChar w:fldCharType="end"/>
@@ -3097,7 +3144,7 @@
             <w:overflowPunct/>
             <w:bidi w:val="0"/>
             <w:rPr>
-              <w:rFonts w:ascii="宋体" w:eastAsia="宋体" w:hAnsi="宋体" w:cs="宋体" w:hint="eastAsia"/>
+              <w:rFonts w:hint="eastAsia" w:ascii="宋体" w:hAnsi="宋体" w:eastAsia="宋体" w:cs="宋体"/>
               <w:snapToGrid w:val="0"/>
               <w:color w:val="000000"/>
               <w:kern w:val="0"/>
@@ -3108,7 +3155,7 @@
           </w:pPr>
           <w:r>
             <w:rPr>
-              <w:rFonts w:ascii="宋体" w:eastAsia="宋体" w:hAnsi="宋体" w:cs="宋体" w:hint="eastAsia"/>
+              <w:rFonts w:hint="eastAsia" w:ascii="宋体" w:hAnsi="宋体" w:eastAsia="宋体" w:cs="宋体"/>
               <w:szCs w:val="24"/>
             </w:rPr>
             <w:fldChar w:fldCharType="end"/>
@@ -3125,7 +3172,7 @@
         <w:overflowPunct/>
         <w:bidi w:val="0"/>
         <w:rPr>
-          <w:rFonts w:ascii="Arial" w:eastAsia="Arial" w:hAnsi="Arial" w:cs="Arial"/>
+          <w:rFonts w:ascii="Arial" w:hAnsi="Arial" w:eastAsia="Arial" w:cs="Arial"/>
           <w:snapToGrid w:val="0"/>
           <w:color w:val="000000"/>
           <w:kern w:val="0"/>
@@ -3136,7 +3183,7 @@
       </w:pPr>
       <w:r>
         <w:rPr>
-          <w:rFonts w:ascii="Arial" w:eastAsia="Arial" w:hAnsi="Arial" w:cs="Arial"/>
+          <w:rFonts w:ascii="Arial" w:hAnsi="Arial" w:eastAsia="Arial" w:cs="Arial"/>
           <w:snapToGrid w:val="0"/>
           <w:color w:val="000000"/>
           <w:kern w:val="0"/>
@@ -3149,7 +3196,7 @@
     </w:p>
     <w:p>
       <w:pPr>
-        <w:pStyle w:val="1"/>
+        <w:pStyle w:val="28"/>
         <w:keepLines w:val="0"/>
         <w:pageBreakBefore w:val="0"/>
         <w:widowControl w:val="0"/>
@@ -3165,15 +3212,15 @@
     </w:p>
     <w:p>
       <w:pPr>
-        <w:pStyle w:val="a1"/>
-        <w:keepLines w:val="0"/>
-        <w:pageBreakBefore w:val="0"/>
-        <w:widowControl w:val="0"/>
-        <w:wordWrap/>
-        <w:overflowPunct/>
-        <w:bidi w:val="0"/>
-        <w:rPr>
-          <w:rFonts w:eastAsia="宋体" w:hint="default"/>
+        <w:pStyle w:val="29"/>
+        <w:keepLines w:val="0"/>
+        <w:pageBreakBefore w:val="0"/>
+        <w:widowControl w:val="0"/>
+        <w:wordWrap/>
+        <w:overflowPunct/>
+        <w:bidi w:val="0"/>
+        <w:rPr>
+          <w:rFonts w:hint="default" w:eastAsia="宋体"/>
           <w:lang w:val="en-US" w:eastAsia="zh-CN"/>
         </w:rPr>
       </w:pPr>
@@ -3197,7 +3244,7 @@
     </w:p>
     <w:p>
       <w:pPr>
-        <w:pStyle w:val="1"/>
+        <w:pStyle w:val="28"/>
         <w:keepLines w:val="0"/>
         <w:pageBreakBefore w:val="0"/>
         <w:widowControl w:val="0"/>
@@ -3221,7 +3268,7 @@
     </w:p>
     <w:p>
       <w:pPr>
-        <w:pStyle w:val="a1"/>
+        <w:pStyle w:val="29"/>
         <w:keepLines w:val="0"/>
         <w:pageBreakBefore w:val="0"/>
         <w:widowControl w:val="0"/>
@@ -3232,7 +3279,7 @@
         <w:wordWrap/>
         <w:overflowPunct/>
         <w:bidi w:val="0"/>
-        <w:ind w:left="425" w:hanging="425" w:leftChars="0" w:firstLineChars="0"/>
+        <w:ind w:left="425" w:leftChars="0" w:hanging="425" w:firstLineChars="0"/>
         <w:rPr>
           <w:rFonts w:hint="eastAsia"/>
           <w:lang w:val="en-US" w:eastAsia="zh-CN"/>
@@ -3248,7 +3295,7 @@
     </w:p>
     <w:p>
       <w:pPr>
-        <w:pStyle w:val="a1"/>
+        <w:pStyle w:val="29"/>
         <w:keepLines w:val="0"/>
         <w:pageBreakBefore w:val="0"/>
         <w:widowControl w:val="0"/>
@@ -3270,7 +3317,7 @@
     </w:p>
     <w:p>
       <w:pPr>
-        <w:pStyle w:val="a1"/>
+        <w:pStyle w:val="29"/>
         <w:keepLines w:val="0"/>
         <w:pageBreakBefore w:val="0"/>
         <w:widowControl w:val="0"/>
@@ -3281,7 +3328,7 @@
         <w:wordWrap/>
         <w:overflowPunct/>
         <w:bidi w:val="0"/>
-        <w:ind w:left="425" w:hanging="425" w:leftChars="0" w:firstLineChars="0"/>
+        <w:ind w:left="425" w:leftChars="0" w:hanging="425" w:firstLineChars="0"/>
         <w:rPr>
           <w:rFonts w:hint="eastAsia"/>
           <w:lang w:val="en-US" w:eastAsia="zh-CN"/>
@@ -3297,7 +3344,7 @@
     </w:p>
     <w:p>
       <w:pPr>
-        <w:pStyle w:val="a1"/>
+        <w:pStyle w:val="29"/>
         <w:keepLines w:val="0"/>
         <w:pageBreakBefore w:val="0"/>
         <w:widowControl w:val="0"/>
@@ -3319,7 +3366,7 @@
     </w:p>
     <w:p>
       <w:pPr>
-        <w:pStyle w:val="a1"/>
+        <w:pStyle w:val="29"/>
         <w:keepLines w:val="0"/>
         <w:pageBreakBefore w:val="0"/>
         <w:widowControl w:val="0"/>
@@ -3330,7 +3377,7 @@
         <w:wordWrap/>
         <w:overflowPunct/>
         <w:bidi w:val="0"/>
-        <w:ind w:left="425" w:hanging="425" w:leftChars="0" w:firstLineChars="0"/>
+        <w:ind w:left="425" w:leftChars="0" w:hanging="425" w:firstLineChars="0"/>
         <w:rPr>
           <w:rFonts w:hint="eastAsia"/>
           <w:lang w:val="en-US" w:eastAsia="zh-CN"/>
@@ -3346,7 +3393,7 @@
     </w:p>
     <w:p>
       <w:pPr>
-        <w:pStyle w:val="a1"/>
+        <w:pStyle w:val="29"/>
         <w:keepLines w:val="0"/>
         <w:pageBreakBefore w:val="0"/>
         <w:widowControl w:val="0"/>
@@ -3368,7 +3415,7 @@
     </w:p>
     <w:p>
       <w:pPr>
-        <w:pStyle w:val="a1"/>
+        <w:pStyle w:val="29"/>
         <w:keepLines w:val="0"/>
         <w:pageBreakBefore w:val="0"/>
         <w:widowControl w:val="0"/>
@@ -3379,7 +3426,7 @@
         <w:wordWrap/>
         <w:overflowPunct/>
         <w:bidi w:val="0"/>
-        <w:ind w:left="425" w:hanging="425" w:leftChars="0" w:firstLineChars="0"/>
+        <w:ind w:left="425" w:leftChars="0" w:hanging="425" w:firstLineChars="0"/>
         <w:rPr>
           <w:rFonts w:hint="eastAsia"/>
           <w:lang w:val="en-US" w:eastAsia="zh-CN"/>
@@ -3395,7 +3442,7 @@
     </w:p>
     <w:p>
       <w:pPr>
-        <w:pStyle w:val="a1"/>
+        <w:pStyle w:val="29"/>
         <w:keepLines w:val="0"/>
         <w:pageBreakBefore w:val="0"/>
         <w:widowControl w:val="0"/>
@@ -3417,7 +3464,7 @@
     </w:p>
     <w:p>
       <w:pPr>
-        <w:pStyle w:val="a1"/>
+        <w:pStyle w:val="29"/>
         <w:keepLines w:val="0"/>
         <w:pageBreakBefore w:val="0"/>
         <w:widowControl w:val="0"/>
@@ -3428,7 +3475,7 @@
         <w:wordWrap/>
         <w:overflowPunct/>
         <w:bidi w:val="0"/>
-        <w:ind w:left="425" w:hanging="425" w:leftChars="0" w:firstLineChars="0"/>
+        <w:ind w:left="425" w:leftChars="0" w:hanging="425" w:firstLineChars="0"/>
         <w:rPr>
           <w:rFonts w:hint="eastAsia"/>
           <w:lang w:val="en-US" w:eastAsia="zh-CN"/>
@@ -3444,7 +3491,7 @@
     </w:p>
     <w:p>
       <w:pPr>
-        <w:pStyle w:val="a1"/>
+        <w:pStyle w:val="29"/>
         <w:keepLines w:val="0"/>
         <w:pageBreakBefore w:val="0"/>
         <w:widowControl w:val="0"/>
@@ -3466,7 +3513,7 @@
     </w:p>
     <w:p>
       <w:pPr>
-        <w:pStyle w:val="1"/>
+        <w:pStyle w:val="28"/>
         <w:keepLines w:val="0"/>
         <w:pageBreakBefore w:val="0"/>
         <w:widowControl w:val="0"/>
@@ -3489,7 +3536,7 @@
     </w:p>
     <w:p>
       <w:pPr>
-        <w:pStyle w:val="a1"/>
+        <w:pStyle w:val="29"/>
         <w:keepLines w:val="0"/>
         <w:pageBreakBefore w:val="0"/>
         <w:widowControl w:val="0"/>
@@ -3507,7 +3554,7 @@
     </w:p>
     <w:p>
       <w:pPr>
-        <w:pStyle w:val="1"/>
+        <w:pStyle w:val="28"/>
         <w:keepLines w:val="0"/>
         <w:pageBreakBefore w:val="0"/>
         <w:widowControl w:val="0"/>
@@ -3531,7 +3578,7 @@
     </w:p>
     <w:p>
       <w:pPr>
-        <w:pStyle w:val="2"/>
+        <w:pStyle w:val="30"/>
         <w:keepLines w:val="0"/>
         <w:pageBreakBefore w:val="0"/>
         <w:widowControl w:val="0"/>
@@ -3565,7 +3612,7 @@
     </w:p>
     <w:p>
       <w:pPr>
-        <w:pStyle w:val="a1"/>
+        <w:pStyle w:val="29"/>
         <w:keepLines w:val="0"/>
         <w:pageBreakBefore w:val="0"/>
         <w:widowControl w:val="0"/>
@@ -3576,7 +3623,7 @@
         <w:wordWrap/>
         <w:overflowPunct/>
         <w:bidi w:val="0"/>
-        <w:ind w:left="425" w:hanging="425" w:leftChars="0" w:firstLineChars="0"/>
+        <w:ind w:left="425" w:leftChars="0" w:hanging="425" w:firstLineChars="0"/>
         <w:rPr>
           <w:rFonts w:hint="eastAsia"/>
           <w:lang w:val="en-US" w:eastAsia="zh-CN"/>
@@ -3592,7 +3639,7 @@
     </w:p>
     <w:p>
       <w:pPr>
-        <w:pStyle w:val="a1"/>
+        <w:pStyle w:val="29"/>
         <w:keepLines w:val="0"/>
         <w:pageBreakBefore w:val="0"/>
         <w:widowControl w:val="0"/>
@@ -3603,7 +3650,7 @@
         <w:wordWrap/>
         <w:overflowPunct/>
         <w:bidi w:val="0"/>
-        <w:ind w:left="425" w:hanging="425" w:leftChars="0" w:firstLineChars="0"/>
+        <w:ind w:left="425" w:leftChars="0" w:hanging="425" w:firstLineChars="0"/>
         <w:rPr>
           <w:rFonts w:hint="eastAsia"/>
           <w:lang w:val="en-US" w:eastAsia="zh-CN"/>
@@ -3619,7 +3666,7 @@
     </w:p>
     <w:p>
       <w:pPr>
-        <w:pStyle w:val="a1"/>
+        <w:pStyle w:val="29"/>
         <w:keepLines w:val="0"/>
         <w:pageBreakBefore w:val="0"/>
         <w:widowControl w:val="0"/>
@@ -3630,7 +3677,7 @@
         <w:wordWrap/>
         <w:overflowPunct/>
         <w:bidi w:val="0"/>
-        <w:ind w:left="425" w:hanging="425" w:leftChars="0" w:firstLineChars="0"/>
+        <w:ind w:left="425" w:leftChars="0" w:hanging="425" w:firstLineChars="0"/>
         <w:rPr>
           <w:rFonts w:hint="eastAsia"/>
           <w:lang w:val="en-US" w:eastAsia="zh-CN"/>
@@ -3646,7 +3693,7 @@
     </w:p>
     <w:p>
       <w:pPr>
-        <w:pStyle w:val="a1"/>
+        <w:pStyle w:val="29"/>
         <w:keepLines w:val="0"/>
         <w:pageBreakBefore w:val="0"/>
         <w:widowControl w:val="0"/>
@@ -3657,7 +3704,7 @@
         <w:wordWrap/>
         <w:overflowPunct/>
         <w:bidi w:val="0"/>
-        <w:ind w:left="425" w:hanging="425" w:leftChars="0" w:firstLineChars="0"/>
+        <w:ind w:left="425" w:leftChars="0" w:hanging="425" w:firstLineChars="0"/>
         <w:rPr>
           <w:rFonts w:hint="eastAsia"/>
           <w:lang w:val="en-US" w:eastAsia="zh-CN"/>
@@ -3673,7 +3720,7 @@
     </w:p>
     <w:p>
       <w:pPr>
-        <w:pStyle w:val="a1"/>
+        <w:pStyle w:val="29"/>
         <w:keepLines w:val="0"/>
         <w:pageBreakBefore w:val="0"/>
         <w:widowControl w:val="0"/>
@@ -3684,7 +3731,7 @@
         <w:wordWrap/>
         <w:overflowPunct/>
         <w:bidi w:val="0"/>
-        <w:ind w:left="425" w:hanging="425" w:leftChars="0" w:firstLineChars="0"/>
+        <w:ind w:left="425" w:leftChars="0" w:hanging="425" w:firstLineChars="0"/>
         <w:rPr>
           <w:rFonts w:hint="eastAsia"/>
           <w:lang w:val="en-US" w:eastAsia="zh-CN"/>
@@ -3700,7 +3747,7 @@
     </w:p>
     <w:p>
       <w:pPr>
-        <w:pStyle w:val="a1"/>
+        <w:pStyle w:val="29"/>
         <w:keepLines w:val="0"/>
         <w:pageBreakBefore w:val="0"/>
         <w:widowControl w:val="0"/>
@@ -3711,7 +3758,7 @@
         <w:wordWrap/>
         <w:overflowPunct/>
         <w:bidi w:val="0"/>
-        <w:ind w:left="425" w:hanging="425" w:leftChars="0" w:firstLineChars="0"/>
+        <w:ind w:left="425" w:leftChars="0" w:hanging="425" w:firstLineChars="0"/>
         <w:rPr>
           <w:rFonts w:hint="eastAsia"/>
           <w:lang w:val="en-US" w:eastAsia="zh-CN"/>
@@ -3727,7 +3774,7 @@
     </w:p>
     <w:p>
       <w:pPr>
-        <w:pStyle w:val="2"/>
+        <w:pStyle w:val="30"/>
         <w:keepLines w:val="0"/>
         <w:pageBreakBefore w:val="0"/>
         <w:widowControl w:val="0"/>
@@ -3769,10 +3816,10 @@
         <w:adjustRightInd w:val="0"/>
         <w:snapToGrid w:val="0"/>
         <w:spacing w:line="360" w:lineRule="auto"/>
-        <w:ind w:left="425" w:hanging="425" w:leftChars="0" w:firstLineChars="0"/>
+        <w:ind w:left="425" w:leftChars="0" w:hanging="425" w:firstLineChars="0"/>
         <w:textAlignment w:val="baseline"/>
         <w:rPr>
-          <w:rFonts w:ascii="宋体" w:eastAsia="宋体" w:hAnsi="宋体" w:cs="宋体" w:hint="eastAsia"/>
+          <w:rFonts w:hint="eastAsia" w:ascii="宋体" w:hAnsi="宋体" w:eastAsia="宋体" w:cs="宋体"/>
           <w:spacing w:val="-1"/>
           <w:sz w:val="24"/>
           <w:szCs w:val="24"/>
@@ -3780,7 +3827,7 @@
       </w:pPr>
       <w:r>
         <w:rPr>
-          <w:rFonts w:ascii="宋体" w:eastAsia="宋体" w:hAnsi="宋体" w:cs="宋体" w:hint="eastAsia"/>
+          <w:rFonts w:hint="eastAsia" w:ascii="宋体" w:hAnsi="宋体" w:eastAsia="宋体" w:cs="宋体"/>
           <w:spacing w:val="-1"/>
           <w:sz w:val="24"/>
           <w:szCs w:val="24"/>
@@ -3808,10 +3855,10 @@
         <w:adjustRightInd w:val="0"/>
         <w:snapToGrid w:val="0"/>
         <w:spacing w:line="360" w:lineRule="auto"/>
-        <w:ind w:left="425" w:hanging="425" w:leftChars="0" w:firstLineChars="0"/>
+        <w:ind w:left="425" w:leftChars="0" w:hanging="425" w:firstLineChars="0"/>
         <w:textAlignment w:val="baseline"/>
         <w:rPr>
-          <w:rFonts w:ascii="宋体" w:eastAsia="宋体" w:hAnsi="宋体" w:cs="宋体" w:hint="eastAsia"/>
+          <w:rFonts w:hint="eastAsia" w:ascii="宋体" w:hAnsi="宋体" w:eastAsia="宋体" w:cs="宋体"/>
           <w:spacing w:val="-1"/>
           <w:sz w:val="24"/>
           <w:szCs w:val="24"/>
@@ -3819,7 +3866,7 @@
       </w:pPr>
       <w:r>
         <w:rPr>
-          <w:rFonts w:ascii="宋体" w:eastAsia="宋体" w:hAnsi="宋体" w:cs="宋体" w:hint="eastAsia"/>
+          <w:rFonts w:hint="eastAsia" w:ascii="宋体" w:hAnsi="宋体" w:eastAsia="宋体" w:cs="宋体"/>
           <w:spacing w:val="-1"/>
           <w:sz w:val="24"/>
           <w:szCs w:val="24"/>
@@ -3847,10 +3894,10 @@
         <w:adjustRightInd w:val="0"/>
         <w:snapToGrid w:val="0"/>
         <w:spacing w:line="360" w:lineRule="auto"/>
-        <w:ind w:left="425" w:hanging="425" w:leftChars="0" w:firstLineChars="0"/>
+        <w:ind w:left="425" w:leftChars="0" w:hanging="425" w:firstLineChars="0"/>
         <w:textAlignment w:val="baseline"/>
         <w:rPr>
-          <w:rFonts w:ascii="宋体" w:eastAsia="宋体" w:hAnsi="宋体" w:cs="宋体" w:hint="eastAsia"/>
+          <w:rFonts w:hint="eastAsia" w:ascii="宋体" w:hAnsi="宋体" w:eastAsia="宋体" w:cs="宋体"/>
           <w:spacing w:val="-1"/>
           <w:sz w:val="24"/>
           <w:szCs w:val="24"/>
@@ -3858,7 +3905,7 @@
       </w:pPr>
       <w:r>
         <w:rPr>
-          <w:rFonts w:ascii="宋体" w:eastAsia="宋体" w:hAnsi="宋体" w:cs="宋体" w:hint="eastAsia"/>
+          <w:rFonts w:hint="eastAsia" w:ascii="宋体" w:hAnsi="宋体" w:eastAsia="宋体" w:cs="宋体"/>
           <w:spacing w:val="-1"/>
           <w:sz w:val="24"/>
           <w:szCs w:val="24"/>
@@ -3886,10 +3933,10 @@
         <w:adjustRightInd w:val="0"/>
         <w:snapToGrid w:val="0"/>
         <w:spacing w:line="360" w:lineRule="auto"/>
-        <w:ind w:left="425" w:hanging="425" w:leftChars="0" w:firstLineChars="0"/>
+        <w:ind w:left="425" w:leftChars="0" w:hanging="425" w:firstLineChars="0"/>
         <w:textAlignment w:val="baseline"/>
         <w:rPr>
-          <w:rFonts w:ascii="宋体" w:eastAsia="宋体" w:hAnsi="宋体" w:cs="宋体"/>
+          <w:rFonts w:ascii="宋体" w:hAnsi="宋体" w:eastAsia="宋体" w:cs="宋体"/>
           <w:spacing w:val="-1"/>
           <w:sz w:val="24"/>
           <w:szCs w:val="24"/>
@@ -3897,7 +3944,7 @@
       </w:pPr>
       <w:r>
         <w:rPr>
-          <w:rFonts w:ascii="宋体" w:eastAsia="宋体" w:hAnsi="宋体" w:cs="宋体" w:hint="eastAsia"/>
+          <w:rFonts w:hint="eastAsia" w:ascii="宋体" w:hAnsi="宋体" w:eastAsia="宋体" w:cs="宋体"/>
           <w:spacing w:val="-1"/>
           <w:sz w:val="24"/>
           <w:szCs w:val="24"/>
@@ -3907,7 +3954,7 @@
     </w:p>
     <w:p>
       <w:pPr>
-        <w:pStyle w:val="1"/>
+        <w:pStyle w:val="28"/>
         <w:keepLines w:val="0"/>
         <w:pageBreakBefore w:val="0"/>
         <w:widowControl w:val="0"/>
@@ -3931,7 +3978,7 @@
     </w:p>
     <w:p>
       <w:pPr>
-        <w:pStyle w:val="2"/>
+        <w:pStyle w:val="30"/>
         <w:keepLines w:val="0"/>
         <w:pageBreakBefore w:val="0"/>
         <w:widowControl w:val="0"/>
@@ -3955,7 +4002,7 @@
     </w:p>
     <w:p>
       <w:pPr>
-        <w:pStyle w:val="a1"/>
+        <w:pStyle w:val="29"/>
         <w:bidi w:val="0"/>
         <w:rPr>
           <w:rFonts w:hint="eastAsia"/>
@@ -4093,16 +4140,16 @@
     </w:p>
     <w:tbl>
       <w:tblPr>
-        <w:tblStyle w:val="TableNormal0"/>
+        <w:tblStyle w:val="26"/>
         <w:tblW w:w="8666" w:type="dxa"/>
         <w:tblInd w:w="2" w:type="dxa"/>
         <w:tblBorders>
-          <w:top w:val="single" w:sz="2" w:space="0" w:color="000000"/>
-          <w:left w:val="single" w:sz="2" w:space="0" w:color="000000"/>
-          <w:bottom w:val="single" w:sz="2" w:space="0" w:color="000000"/>
-          <w:right w:val="single" w:sz="2" w:space="0" w:color="000000"/>
-          <w:insideH w:val="single" w:sz="2" w:space="0" w:color="000000"/>
-          <w:insideV w:val="single" w:sz="2" w:space="0" w:color="000000"/>
+          <w:top w:val="single" w:color="000000" w:sz="2" w:space="0"/>
+          <w:left w:val="single" w:color="000000" w:sz="2" w:space="0"/>
+          <w:bottom w:val="single" w:color="000000" w:sz="2" w:space="0"/>
+          <w:right w:val="single" w:color="000000" w:sz="2" w:space="0"/>
+          <w:insideH w:val="single" w:color="000000" w:sz="2" w:space="0"/>
+          <w:insideV w:val="single" w:color="000000" w:sz="2" w:space="0"/>
         </w:tblBorders>
         <w:tblLayout w:type="fixed"/>
         <w:tblCellMar>
@@ -4119,17 +4166,14 @@
       </w:tblGrid>
       <w:tr>
         <w:tblPrEx>
-          <w:tblW w:w="8666" w:type="dxa"/>
-          <w:tblInd w:w="2" w:type="dxa"/>
           <w:tblBorders>
-            <w:top w:val="single" w:sz="2" w:space="0" w:color="000000"/>
-            <w:left w:val="single" w:sz="2" w:space="0" w:color="000000"/>
-            <w:bottom w:val="single" w:sz="2" w:space="0" w:color="000000"/>
-            <w:right w:val="single" w:sz="2" w:space="0" w:color="000000"/>
-            <w:insideH w:val="single" w:sz="2" w:space="0" w:color="000000"/>
-            <w:insideV w:val="single" w:sz="2" w:space="0" w:color="000000"/>
+            <w:top w:val="single" w:color="000000" w:sz="2" w:space="0"/>
+            <w:left w:val="single" w:color="000000" w:sz="2" w:space="0"/>
+            <w:bottom w:val="single" w:color="000000" w:sz="2" w:space="0"/>
+            <w:right w:val="single" w:color="000000" w:sz="2" w:space="0"/>
+            <w:insideH w:val="single" w:color="000000" w:sz="2" w:space="0"/>
+            <w:insideV w:val="single" w:color="000000" w:sz="2" w:space="0"/>
           </w:tblBorders>
-          <w:tblLayout w:type="fixed"/>
           <w:tblCellMar>
             <w:top w:w="0" w:type="dxa"/>
             <w:left w:w="0" w:type="dxa"/>
@@ -4138,7 +4182,7 @@
           </w:tblCellMar>
         </w:tblPrEx>
         <w:trPr>
-          <w:trHeight w:val="476"/>
+          <w:trHeight w:val="476" w:hRule="atLeast"/>
         </w:trPr>
         <w:tc>
           <w:tcPr>
@@ -4155,14 +4199,14 @@
               <w:spacing w:before="117" w:line="221" w:lineRule="auto"/>
               <w:ind w:left="116"/>
               <w:rPr>
-                <w:rFonts w:ascii="宋体" w:eastAsia="宋体" w:hAnsi="宋体" w:cs="宋体"/>
+                <w:rFonts w:ascii="宋体" w:hAnsi="宋体" w:eastAsia="宋体" w:cs="宋体"/>
                 <w:sz w:val="24"/>
                 <w:szCs w:val="24"/>
               </w:rPr>
             </w:pPr>
             <w:r>
               <w:rPr>
-                <w:rFonts w:ascii="宋体" w:eastAsia="宋体" w:hAnsi="宋体" w:cs="宋体"/>
+                <w:rFonts w:ascii="宋体" w:hAnsi="宋体" w:eastAsia="宋体" w:cs="宋体"/>
                 <w:spacing w:val="-5"/>
                 <w:sz w:val="24"/>
                 <w:szCs w:val="24"/>
@@ -4186,14 +4230,14 @@
               <w:spacing w:before="118" w:line="219" w:lineRule="auto"/>
               <w:ind w:left="885"/>
               <w:rPr>
-                <w:rFonts w:ascii="宋体" w:eastAsia="宋体" w:hAnsi="宋体" w:cs="宋体"/>
+                <w:rFonts w:ascii="宋体" w:hAnsi="宋体" w:eastAsia="宋体" w:cs="宋体"/>
                 <w:sz w:val="24"/>
                 <w:szCs w:val="24"/>
               </w:rPr>
             </w:pPr>
             <w:r>
               <w:rPr>
-                <w:rFonts w:ascii="宋体" w:eastAsia="宋体" w:hAnsi="宋体" w:cs="宋体"/>
+                <w:rFonts w:ascii="宋体" w:hAnsi="宋体" w:eastAsia="宋体" w:cs="宋体"/>
                 <w:spacing w:val="-7"/>
                 <w:sz w:val="24"/>
                 <w:szCs w:val="24"/>
@@ -4217,14 +4261,14 @@
               <w:spacing w:before="118" w:line="219" w:lineRule="auto"/>
               <w:ind w:left="3065"/>
               <w:rPr>
-                <w:rFonts w:ascii="宋体" w:eastAsia="宋体" w:hAnsi="宋体" w:cs="宋体"/>
+                <w:rFonts w:ascii="宋体" w:hAnsi="宋体" w:eastAsia="宋体" w:cs="宋体"/>
                 <w:sz w:val="24"/>
                 <w:szCs w:val="24"/>
               </w:rPr>
             </w:pPr>
             <w:r>
               <w:rPr>
-                <w:rFonts w:ascii="宋体" w:eastAsia="宋体" w:hAnsi="宋体" w:cs="宋体"/>
+                <w:rFonts w:ascii="宋体" w:hAnsi="宋体" w:eastAsia="宋体" w:cs="宋体"/>
                 <w:spacing w:val="-8"/>
                 <w:sz w:val="24"/>
                 <w:szCs w:val="24"/>
@@ -4236,9 +4280,14 @@
       </w:tr>
       <w:tr>
         <w:tblPrEx>
-          <w:tblW w:w="8666" w:type="dxa"/>
-          <w:tblInd w:w="2" w:type="dxa"/>
-          <w:tblLayout w:type="fixed"/>
+          <w:tblBorders>
+            <w:top w:val="single" w:color="000000" w:sz="2" w:space="0"/>
+            <w:left w:val="single" w:color="000000" w:sz="2" w:space="0"/>
+            <w:bottom w:val="single" w:color="000000" w:sz="2" w:space="0"/>
+            <w:right w:val="single" w:color="000000" w:sz="2" w:space="0"/>
+            <w:insideH w:val="single" w:color="000000" w:sz="2" w:space="0"/>
+            <w:insideV w:val="single" w:color="000000" w:sz="2" w:space="0"/>
+          </w:tblBorders>
           <w:tblCellMar>
             <w:top w:w="0" w:type="dxa"/>
             <w:left w:w="0" w:type="dxa"/>
@@ -4247,7 +4296,7 @@
           </w:tblCellMar>
         </w:tblPrEx>
         <w:trPr>
-          <w:trHeight w:val="1468"/>
+          <w:trHeight w:val="1468" w:hRule="atLeast"/>
         </w:trPr>
         <w:tc>
           <w:tcPr>
@@ -4255,7 +4304,7 @@
           </w:tcPr>
           <w:p>
             <w:pPr>
-              <w:pStyle w:val="TableText"/>
+              <w:pStyle w:val="27"/>
               <w:keepLines w:val="0"/>
               <w:pageBreakBefore w:val="0"/>
               <w:widowControl w:val="0"/>
@@ -4267,7 +4316,7 @@
           </w:p>
           <w:p>
             <w:pPr>
-              <w:pStyle w:val="TableText"/>
+              <w:pStyle w:val="27"/>
               <w:keepLines w:val="0"/>
               <w:pageBreakBefore w:val="0"/>
               <w:widowControl w:val="0"/>
@@ -4288,14 +4337,14 @@
               <w:spacing w:before="78" w:line="241" w:lineRule="auto"/>
               <w:ind w:left="362"/>
               <w:rPr>
-                <w:rFonts w:ascii="宋体" w:eastAsia="宋体" w:hAnsi="宋体" w:cs="宋体"/>
+                <w:rFonts w:ascii="宋体" w:hAnsi="宋体" w:eastAsia="宋体" w:cs="宋体"/>
                 <w:sz w:val="24"/>
                 <w:szCs w:val="24"/>
               </w:rPr>
             </w:pPr>
             <w:r>
               <w:rPr>
-                <w:rFonts w:ascii="宋体" w:eastAsia="宋体" w:hAnsi="宋体" w:cs="宋体"/>
+                <w:rFonts w:ascii="宋体" w:hAnsi="宋体" w:eastAsia="宋体" w:cs="宋体"/>
                 <w:sz w:val="24"/>
                 <w:szCs w:val="24"/>
               </w:rPr>
@@ -4309,7 +4358,7 @@
           </w:tcPr>
           <w:p>
             <w:pPr>
-              <w:pStyle w:val="TableText"/>
+              <w:pStyle w:val="27"/>
               <w:keepLines w:val="0"/>
               <w:pageBreakBefore w:val="0"/>
               <w:widowControl w:val="0"/>
@@ -4321,7 +4370,7 @@
           </w:p>
           <w:p>
             <w:pPr>
-              <w:pStyle w:val="TableText"/>
+              <w:pStyle w:val="27"/>
               <w:keepLines w:val="0"/>
               <w:pageBreakBefore w:val="0"/>
               <w:widowControl w:val="0"/>
@@ -4342,14 +4391,14 @@
               <w:spacing w:before="78" w:line="219" w:lineRule="auto"/>
               <w:ind w:left="115"/>
               <w:rPr>
-                <w:rFonts w:ascii="宋体" w:eastAsia="宋体" w:hAnsi="宋体" w:cs="宋体"/>
+                <w:rFonts w:ascii="宋体" w:hAnsi="宋体" w:eastAsia="宋体" w:cs="宋体"/>
                 <w:sz w:val="24"/>
                 <w:szCs w:val="24"/>
               </w:rPr>
             </w:pPr>
             <w:r>
               <w:rPr>
-                <w:rFonts w:ascii="宋体" w:eastAsia="宋体" w:hAnsi="宋体" w:cs="宋体"/>
+                <w:rFonts w:ascii="宋体" w:hAnsi="宋体" w:eastAsia="宋体" w:cs="宋体"/>
                 <w:spacing w:val="-3"/>
                 <w:sz w:val="24"/>
                 <w:szCs w:val="24"/>
@@ -4364,7 +4413,7 @@
           </w:tcPr>
           <w:p>
             <w:pPr>
-              <w:pStyle w:val="TableText"/>
+              <w:pStyle w:val="27"/>
               <w:keepLines w:val="0"/>
               <w:pageBreakBefore w:val="0"/>
               <w:widowControl w:val="0"/>
@@ -4385,14 +4434,14 @@
               <w:spacing w:before="78" w:line="362" w:lineRule="auto"/>
               <w:ind w:left="1143" w:right="107" w:hanging="548"/>
               <w:rPr>
-                <w:rFonts w:ascii="宋体" w:eastAsia="宋体" w:hAnsi="宋体" w:cs="宋体"/>
+                <w:rFonts w:ascii="宋体" w:hAnsi="宋体" w:eastAsia="宋体" w:cs="宋体"/>
                 <w:sz w:val="24"/>
                 <w:szCs w:val="24"/>
               </w:rPr>
             </w:pPr>
             <w:r>
               <w:rPr>
-                <w:rFonts w:ascii="宋体" w:eastAsia="宋体" w:hAnsi="宋体" w:cs="宋体"/>
+                <w:rFonts w:ascii="宋体" w:hAnsi="宋体" w:eastAsia="宋体" w:cs="宋体"/>
                 <w:spacing w:val="-6"/>
                 <w:sz w:val="24"/>
                 <w:szCs w:val="24"/>
@@ -4401,7 +4450,7 @@
             </w:r>
             <w:r>
               <w:rPr>
-                <w:rFonts w:ascii="宋体" w:eastAsia="宋体" w:hAnsi="宋体" w:cs="宋体"/>
+                <w:rFonts w:ascii="宋体" w:hAnsi="宋体" w:eastAsia="宋体" w:cs="宋体"/>
                 <w:spacing w:val="-1"/>
                 <w:sz w:val="24"/>
                 <w:szCs w:val="24"/>
@@ -4413,9 +4462,14 @@
       </w:tr>
       <w:tr>
         <w:tblPrEx>
-          <w:tblW w:w="8666" w:type="dxa"/>
-          <w:tblInd w:w="2" w:type="dxa"/>
-          <w:tblLayout w:type="fixed"/>
+          <w:tblBorders>
+            <w:top w:val="single" w:color="000000" w:sz="2" w:space="0"/>
+            <w:left w:val="single" w:color="000000" w:sz="2" w:space="0"/>
+            <w:bottom w:val="single" w:color="000000" w:sz="2" w:space="0"/>
+            <w:right w:val="single" w:color="000000" w:sz="2" w:space="0"/>
+            <w:insideH w:val="single" w:color="000000" w:sz="2" w:space="0"/>
+            <w:insideV w:val="single" w:color="000000" w:sz="2" w:space="0"/>
+          </w:tblBorders>
           <w:tblCellMar>
             <w:top w:w="0" w:type="dxa"/>
             <w:left w:w="0" w:type="dxa"/>
@@ -4424,7 +4478,7 @@
           </w:tblCellMar>
         </w:tblPrEx>
         <w:trPr>
-          <w:trHeight w:val="944"/>
+          <w:trHeight w:val="944" w:hRule="atLeast"/>
         </w:trPr>
         <w:tc>
           <w:tcPr>
@@ -4432,7 +4486,7 @@
           </w:tcPr>
           <w:p>
             <w:pPr>
-              <w:pStyle w:val="TableText"/>
+              <w:pStyle w:val="27"/>
               <w:keepLines w:val="0"/>
               <w:pageBreakBefore w:val="0"/>
               <w:widowControl w:val="0"/>
@@ -4453,14 +4507,14 @@
               <w:spacing w:before="78" w:line="241" w:lineRule="auto"/>
               <w:ind w:left="348"/>
               <w:rPr>
-                <w:rFonts w:ascii="宋体" w:eastAsia="宋体" w:hAnsi="宋体" w:cs="宋体"/>
+                <w:rFonts w:ascii="宋体" w:hAnsi="宋体" w:eastAsia="宋体" w:cs="宋体"/>
                 <w:sz w:val="24"/>
                 <w:szCs w:val="24"/>
               </w:rPr>
             </w:pPr>
             <w:r>
               <w:rPr>
-                <w:rFonts w:ascii="宋体" w:eastAsia="宋体" w:hAnsi="宋体" w:cs="宋体"/>
+                <w:rFonts w:ascii="宋体" w:hAnsi="宋体" w:eastAsia="宋体" w:cs="宋体"/>
                 <w:sz w:val="24"/>
                 <w:szCs w:val="24"/>
               </w:rPr>
@@ -4474,7 +4528,7 @@
           </w:tcPr>
           <w:p>
             <w:pPr>
-              <w:pStyle w:val="TableText"/>
+              <w:pStyle w:val="27"/>
               <w:keepLines w:val="0"/>
               <w:pageBreakBefore w:val="0"/>
               <w:widowControl w:val="0"/>
@@ -4495,14 +4549,14 @@
               <w:spacing w:before="78" w:line="219" w:lineRule="auto"/>
               <w:ind w:left="116"/>
               <w:rPr>
-                <w:rFonts w:ascii="宋体" w:eastAsia="宋体" w:hAnsi="宋体" w:cs="宋体"/>
+                <w:rFonts w:ascii="宋体" w:hAnsi="宋体" w:eastAsia="宋体" w:cs="宋体"/>
                 <w:sz w:val="24"/>
                 <w:szCs w:val="24"/>
               </w:rPr>
             </w:pPr>
             <w:r>
               <w:rPr>
-                <w:rFonts w:ascii="宋体" w:eastAsia="宋体" w:hAnsi="宋体" w:cs="宋体"/>
+                <w:rFonts w:ascii="宋体" w:hAnsi="宋体" w:eastAsia="宋体" w:cs="宋体"/>
                 <w:spacing w:val="-3"/>
                 <w:sz w:val="24"/>
                 <w:szCs w:val="24"/>
@@ -4526,14 +4580,14 @@
               <w:spacing w:before="117" w:line="314" w:lineRule="auto"/>
               <w:ind w:left="1862" w:right="107" w:hanging="1268"/>
               <w:rPr>
-                <w:rFonts w:ascii="宋体" w:eastAsia="宋体" w:hAnsi="宋体" w:cs="宋体"/>
+                <w:rFonts w:ascii="宋体" w:hAnsi="宋体" w:eastAsia="宋体" w:cs="宋体"/>
                 <w:sz w:val="24"/>
                 <w:szCs w:val="24"/>
               </w:rPr>
             </w:pPr>
             <w:r>
               <w:rPr>
-                <w:rFonts w:ascii="宋体" w:eastAsia="宋体" w:hAnsi="宋体" w:cs="宋体"/>
+                <w:rFonts w:ascii="宋体" w:hAnsi="宋体" w:eastAsia="宋体" w:cs="宋体"/>
                 <w:spacing w:val="-6"/>
                 <w:sz w:val="24"/>
                 <w:szCs w:val="24"/>
@@ -4542,7 +4596,7 @@
             </w:r>
             <w:r>
               <w:rPr>
-                <w:rFonts w:ascii="宋体" w:eastAsia="宋体" w:hAnsi="宋体" w:cs="宋体"/>
+                <w:rFonts w:ascii="宋体" w:hAnsi="宋体" w:eastAsia="宋体" w:cs="宋体"/>
                 <w:spacing w:val="-2"/>
                 <w:sz w:val="24"/>
                 <w:szCs w:val="24"/>
@@ -4555,7 +4609,7 @@
     </w:tbl>
     <w:p>
       <w:pPr>
-        <w:pStyle w:val="2"/>
+        <w:pStyle w:val="30"/>
         <w:keepLines w:val="0"/>
         <w:pageBreakBefore w:val="0"/>
         <w:widowControl w:val="0"/>
@@ -4579,7 +4633,7 @@
     </w:p>
     <w:p>
       <w:pPr>
-        <w:pStyle w:val="a1"/>
+        <w:pStyle w:val="29"/>
         <w:keepNext w:val="0"/>
         <w:keepLines w:val="0"/>
         <w:pageBreakBefore w:val="0"/>
@@ -4597,7 +4651,7 @@
         <w:bidi w:val="0"/>
         <w:adjustRightInd w:val="0"/>
         <w:snapToGrid w:val="0"/>
-        <w:ind w:left="425" w:hanging="425" w:leftChars="0" w:firstLineChars="0"/>
+        <w:ind w:left="425" w:leftChars="0" w:hanging="425" w:firstLineChars="0"/>
         <w:textAlignment w:val="baseline"/>
       </w:pPr>
       <w:r>
@@ -4606,7 +4660,7 @@
     </w:p>
     <w:p>
       <w:pPr>
-        <w:pStyle w:val="a1"/>
+        <w:pStyle w:val="29"/>
         <w:keepNext w:val="0"/>
         <w:keepLines w:val="0"/>
         <w:pageBreakBefore w:val="0"/>
@@ -4624,7 +4678,7 @@
         <w:bidi w:val="0"/>
         <w:adjustRightInd w:val="0"/>
         <w:snapToGrid w:val="0"/>
-        <w:ind w:left="425" w:hanging="425" w:leftChars="0" w:firstLineChars="0"/>
+        <w:ind w:left="425" w:leftChars="0" w:hanging="425" w:firstLineChars="0"/>
         <w:textAlignment w:val="baseline"/>
       </w:pPr>
       <w:bookmarkStart w:id="11" w:name="bookmark4"/>
@@ -4635,7 +4689,7 @@
     </w:p>
     <w:p>
       <w:pPr>
-        <w:pStyle w:val="2"/>
+        <w:pStyle w:val="30"/>
         <w:keepLines w:val="0"/>
         <w:pageBreakBefore w:val="0"/>
         <w:widowControl w:val="0"/>
@@ -4677,10 +4731,10 @@
         <w:adjustRightInd w:val="0"/>
         <w:snapToGrid w:val="0"/>
         <w:spacing w:line="360" w:lineRule="auto"/>
-        <w:ind w:left="425" w:right="0" w:hanging="425" w:leftChars="0" w:firstLineChars="0"/>
+        <w:ind w:left="425" w:leftChars="0" w:right="0" w:hanging="425" w:firstLineChars="0"/>
         <w:textAlignment w:val="baseline"/>
         <w:rPr>
-          <w:rFonts w:ascii="宋体" w:eastAsia="宋体" w:hAnsi="宋体" w:cs="宋体"/>
+          <w:rFonts w:ascii="宋体" w:hAnsi="宋体" w:eastAsia="宋体" w:cs="宋体"/>
           <w:spacing w:val="-2"/>
           <w:sz w:val="24"/>
           <w:szCs w:val="24"/>
@@ -4688,7 +4742,7 @@
       </w:pPr>
       <w:r>
         <w:rPr>
-          <w:rFonts w:ascii="宋体" w:eastAsia="宋体" w:hAnsi="宋体" w:cs="宋体"/>
+          <w:rFonts w:ascii="宋体" w:hAnsi="宋体" w:eastAsia="宋体" w:cs="宋体"/>
           <w:spacing w:val="-2"/>
           <w:sz w:val="24"/>
           <w:szCs w:val="24"/>
@@ -4698,7 +4752,7 @@
     </w:p>
     <w:p>
       <w:pPr>
-        <w:pStyle w:val="a1"/>
+        <w:pStyle w:val="29"/>
         <w:keepLines w:val="0"/>
         <w:pageBreakBefore w:val="0"/>
         <w:widowControl w:val="0"/>
@@ -4730,10 +4784,10 @@
         <w:adjustRightInd w:val="0"/>
         <w:snapToGrid w:val="0"/>
         <w:spacing w:line="360" w:lineRule="auto"/>
-        <w:ind w:left="425" w:right="0" w:hanging="425" w:leftChars="0" w:firstLineChars="0"/>
+        <w:ind w:left="425" w:leftChars="0" w:right="0" w:hanging="425" w:firstLineChars="0"/>
         <w:textAlignment w:val="baseline"/>
         <w:rPr>
-          <w:rFonts w:ascii="宋体" w:eastAsia="宋体" w:hAnsi="宋体" w:cs="宋体"/>
+          <w:rFonts w:ascii="宋体" w:hAnsi="宋体" w:eastAsia="宋体" w:cs="宋体"/>
           <w:spacing w:val="1"/>
           <w:sz w:val="24"/>
           <w:szCs w:val="24"/>
@@ -4741,7 +4795,7 @@
       </w:pPr>
       <w:r>
         <w:rPr>
-          <w:rFonts w:ascii="宋体" w:eastAsia="宋体" w:hAnsi="宋体" w:cs="宋体"/>
+          <w:rFonts w:ascii="宋体" w:hAnsi="宋体" w:eastAsia="宋体" w:cs="宋体"/>
           <w:spacing w:val="1"/>
           <w:sz w:val="24"/>
           <w:szCs w:val="24"/>
@@ -4751,7 +4805,7 @@
     </w:p>
     <w:p>
       <w:pPr>
-        <w:pStyle w:val="a1"/>
+        <w:pStyle w:val="29"/>
         <w:keepLines w:val="0"/>
         <w:pageBreakBefore w:val="0"/>
         <w:widowControl w:val="0"/>
@@ -4783,10 +4837,10 @@
         <w:adjustRightInd w:val="0"/>
         <w:snapToGrid w:val="0"/>
         <w:spacing w:line="360" w:lineRule="auto"/>
-        <w:ind w:left="425" w:right="0" w:hanging="425" w:leftChars="0" w:firstLineChars="0"/>
+        <w:ind w:left="425" w:leftChars="0" w:right="0" w:hanging="425" w:firstLineChars="0"/>
         <w:textAlignment w:val="baseline"/>
         <w:rPr>
-          <w:rFonts w:ascii="宋体" w:eastAsia="宋体" w:hAnsi="宋体" w:cs="宋体"/>
+          <w:rFonts w:ascii="宋体" w:hAnsi="宋体" w:eastAsia="宋体" w:cs="宋体"/>
           <w:spacing w:val="-2"/>
           <w:sz w:val="24"/>
           <w:szCs w:val="24"/>
@@ -4794,7 +4848,7 @@
       </w:pPr>
       <w:r>
         <w:rPr>
-          <w:rFonts w:ascii="宋体" w:eastAsia="宋体" w:hAnsi="宋体" w:cs="宋体"/>
+          <w:rFonts w:ascii="宋体" w:hAnsi="宋体" w:eastAsia="宋体" w:cs="宋体"/>
           <w:spacing w:val="-2"/>
           <w:sz w:val="24"/>
           <w:szCs w:val="24"/>
@@ -4804,7 +4858,7 @@
     </w:p>
     <w:p>
       <w:pPr>
-        <w:pStyle w:val="a1"/>
+        <w:pStyle w:val="29"/>
         <w:keepLines w:val="0"/>
         <w:pageBreakBefore w:val="0"/>
         <w:widowControl w:val="0"/>
@@ -4836,10 +4890,10 @@
         <w:adjustRightInd w:val="0"/>
         <w:snapToGrid w:val="0"/>
         <w:spacing w:line="360" w:lineRule="auto"/>
-        <w:ind w:left="425" w:right="0" w:hanging="425" w:leftChars="0" w:firstLineChars="0"/>
+        <w:ind w:left="425" w:leftChars="0" w:right="0" w:hanging="425" w:firstLineChars="0"/>
         <w:textAlignment w:val="baseline"/>
         <w:rPr>
-          <w:rFonts w:ascii="宋体" w:eastAsia="宋体" w:hAnsi="宋体" w:cs="宋体"/>
+          <w:rFonts w:ascii="宋体" w:hAnsi="宋体" w:eastAsia="宋体" w:cs="宋体"/>
           <w:spacing w:val="-2"/>
           <w:sz w:val="24"/>
           <w:szCs w:val="24"/>
@@ -4847,7 +4901,7 @@
       </w:pPr>
       <w:r>
         <w:rPr>
-          <w:rFonts w:ascii="宋体" w:eastAsia="宋体" w:hAnsi="宋体" w:cs="宋体"/>
+          <w:rFonts w:ascii="宋体" w:hAnsi="宋体" w:eastAsia="宋体" w:cs="宋体"/>
           <w:spacing w:val="-2"/>
           <w:sz w:val="24"/>
           <w:szCs w:val="24"/>
@@ -4857,7 +4911,7 @@
     </w:p>
     <w:p>
       <w:pPr>
-        <w:pStyle w:val="a1"/>
+        <w:pStyle w:val="29"/>
         <w:keepLines w:val="0"/>
         <w:pageBreakBefore w:val="0"/>
         <w:widowControl w:val="0"/>
@@ -4871,7 +4925,7 @@
     </w:p>
     <w:p>
       <w:pPr>
-        <w:pStyle w:val="2"/>
+        <w:pStyle w:val="30"/>
         <w:keepLines w:val="0"/>
         <w:pageBreakBefore w:val="0"/>
         <w:widowControl w:val="0"/>
@@ -4914,17 +4968,17 @@
         <w:adjustRightInd w:val="0"/>
         <w:snapToGrid w:val="0"/>
         <w:spacing w:line="360" w:lineRule="auto"/>
-        <w:ind w:left="425" w:right="0" w:hanging="425" w:leftChars="0" w:firstLineChars="0"/>
+        <w:ind w:left="425" w:leftChars="0" w:right="0" w:hanging="425" w:firstLineChars="0"/>
         <w:textAlignment w:val="baseline"/>
         <w:rPr>
-          <w:rFonts w:ascii="宋体" w:eastAsia="宋体" w:hAnsi="宋体" w:cs="宋体"/>
+          <w:rFonts w:ascii="宋体" w:hAnsi="宋体" w:eastAsia="宋体" w:cs="宋体"/>
           <w:sz w:val="24"/>
           <w:szCs w:val="24"/>
         </w:rPr>
       </w:pPr>
       <w:r>
         <w:rPr>
-          <w:rFonts w:ascii="宋体" w:eastAsia="宋体" w:hAnsi="宋体" w:cs="宋体"/>
+          <w:rFonts w:ascii="宋体" w:hAnsi="宋体" w:eastAsia="宋体" w:cs="宋体"/>
           <w:spacing w:val="-2"/>
           <w:sz w:val="24"/>
           <w:szCs w:val="24"/>
@@ -4933,7 +4987,7 @@
       </w:r>
       <w:r>
         <w:rPr>
-          <w:rFonts w:ascii="宋体" w:eastAsia="宋体" w:hAnsi="宋体" w:cs="宋体"/>
+          <w:rFonts w:ascii="宋体" w:hAnsi="宋体" w:eastAsia="宋体" w:cs="宋体"/>
           <w:spacing w:val="-4"/>
           <w:sz w:val="24"/>
           <w:szCs w:val="24"/>
@@ -4961,17 +5015,17 @@
         <w:adjustRightInd w:val="0"/>
         <w:snapToGrid w:val="0"/>
         <w:spacing w:line="360" w:lineRule="auto"/>
-        <w:ind w:left="425" w:right="0" w:hanging="425" w:leftChars="0" w:firstLineChars="0"/>
+        <w:ind w:left="425" w:leftChars="0" w:right="0" w:hanging="425" w:firstLineChars="0"/>
         <w:textAlignment w:val="baseline"/>
         <w:rPr>
-          <w:rFonts w:ascii="宋体" w:eastAsia="宋体" w:hAnsi="宋体" w:cs="宋体"/>
+          <w:rFonts w:ascii="宋体" w:hAnsi="宋体" w:eastAsia="宋体" w:cs="宋体"/>
           <w:sz w:val="24"/>
           <w:szCs w:val="24"/>
         </w:rPr>
       </w:pPr>
       <w:r>
         <w:rPr>
-          <w:rFonts w:ascii="宋体" w:eastAsia="宋体" w:hAnsi="宋体" w:cs="宋体" w:hint="eastAsia"/>
+          <w:rFonts w:hint="eastAsia" w:ascii="宋体" w:hAnsi="宋体" w:eastAsia="宋体" w:cs="宋体"/>
           <w:spacing w:val="-1"/>
           <w:sz w:val="24"/>
           <w:szCs w:val="24"/>
@@ -4981,7 +5035,7 @@
       </w:r>
       <w:r>
         <w:rPr>
-          <w:rFonts w:ascii="宋体" w:eastAsia="宋体" w:hAnsi="宋体" w:cs="宋体"/>
+          <w:rFonts w:ascii="宋体" w:hAnsi="宋体" w:eastAsia="宋体" w:cs="宋体"/>
           <w:spacing w:val="-1"/>
           <w:sz w:val="24"/>
           <w:szCs w:val="24"/>
@@ -5009,17 +5063,17 @@
         <w:adjustRightInd w:val="0"/>
         <w:snapToGrid w:val="0"/>
         <w:spacing w:line="360" w:lineRule="auto"/>
-        <w:ind w:left="425" w:right="0" w:hanging="425" w:leftChars="0" w:firstLineChars="0"/>
+        <w:ind w:left="425" w:leftChars="0" w:right="0" w:hanging="425" w:firstLineChars="0"/>
         <w:textAlignment w:val="baseline"/>
         <w:rPr>
-          <w:rFonts w:ascii="宋体" w:eastAsia="宋体" w:hAnsi="宋体" w:cs="宋体"/>
+          <w:rFonts w:ascii="宋体" w:hAnsi="宋体" w:eastAsia="宋体" w:cs="宋体"/>
           <w:sz w:val="24"/>
           <w:szCs w:val="24"/>
         </w:rPr>
       </w:pPr>
       <w:r>
         <w:rPr>
-          <w:rFonts w:ascii="宋体" w:eastAsia="宋体" w:hAnsi="宋体" w:cs="宋体" w:hint="eastAsia"/>
+          <w:rFonts w:hint="eastAsia" w:ascii="宋体" w:hAnsi="宋体" w:eastAsia="宋体" w:cs="宋体"/>
           <w:spacing w:val="1"/>
           <w:sz w:val="24"/>
           <w:szCs w:val="24"/>
@@ -5029,7 +5083,7 @@
       </w:r>
       <w:r>
         <w:rPr>
-          <w:rFonts w:ascii="宋体" w:eastAsia="宋体" w:hAnsi="宋体" w:cs="宋体"/>
+          <w:rFonts w:ascii="宋体" w:hAnsi="宋体" w:eastAsia="宋体" w:cs="宋体"/>
           <w:spacing w:val="1"/>
           <w:sz w:val="24"/>
           <w:szCs w:val="24"/>
@@ -5038,7 +5092,7 @@
       </w:r>
       <w:r>
         <w:rPr>
-          <w:rFonts w:ascii="宋体" w:eastAsia="宋体" w:hAnsi="宋体" w:cs="宋体"/>
+          <w:rFonts w:ascii="宋体" w:hAnsi="宋体" w:eastAsia="宋体" w:cs="宋体"/>
           <w:spacing w:val="-1"/>
           <w:sz w:val="24"/>
           <w:szCs w:val="24"/>
@@ -5066,17 +5120,17 @@
         <w:adjustRightInd w:val="0"/>
         <w:snapToGrid w:val="0"/>
         <w:spacing w:line="360" w:lineRule="auto"/>
-        <w:ind w:left="425" w:right="0" w:hanging="425" w:leftChars="0" w:firstLineChars="0"/>
+        <w:ind w:left="425" w:leftChars="0" w:right="0" w:hanging="425" w:firstLineChars="0"/>
         <w:textAlignment w:val="baseline"/>
         <w:rPr>
-          <w:rFonts w:ascii="宋体" w:eastAsia="宋体" w:hAnsi="宋体" w:cs="宋体"/>
+          <w:rFonts w:ascii="宋体" w:hAnsi="宋体" w:eastAsia="宋体" w:cs="宋体"/>
           <w:sz w:val="24"/>
           <w:szCs w:val="24"/>
         </w:rPr>
       </w:pPr>
       <w:r>
         <w:rPr>
-          <w:rFonts w:ascii="宋体" w:eastAsia="宋体" w:hAnsi="宋体" w:cs="宋体"/>
+          <w:rFonts w:ascii="宋体" w:hAnsi="宋体" w:eastAsia="宋体" w:cs="宋体"/>
           <w:spacing w:val="-2"/>
           <w:sz w:val="24"/>
           <w:szCs w:val="24"/>
@@ -5085,7 +5139,7 @@
       </w:r>
       <w:r>
         <w:rPr>
-          <w:rFonts w:ascii="宋体" w:eastAsia="宋体" w:hAnsi="宋体" w:cs="宋体"/>
+          <w:rFonts w:ascii="宋体" w:hAnsi="宋体" w:eastAsia="宋体" w:cs="宋体"/>
           <w:spacing w:val="-6"/>
           <w:sz w:val="24"/>
           <w:szCs w:val="24"/>
@@ -5094,7 +5148,7 @@
       </w:r>
       <w:r>
         <w:rPr>
-          <w:rFonts w:ascii="宋体" w:eastAsia="宋体" w:hAnsi="宋体" w:cs="宋体" w:hint="eastAsia"/>
+          <w:rFonts w:hint="eastAsia" w:ascii="宋体" w:hAnsi="宋体" w:eastAsia="宋体" w:cs="宋体"/>
           <w:spacing w:val="-6"/>
           <w:sz w:val="24"/>
           <w:szCs w:val="24"/>
@@ -5104,7 +5158,7 @@
       </w:r>
       <w:r>
         <w:rPr>
-          <w:rFonts w:ascii="宋体" w:eastAsia="宋体" w:hAnsi="宋体" w:cs="宋体"/>
+          <w:rFonts w:ascii="宋体" w:hAnsi="宋体" w:eastAsia="宋体" w:cs="宋体"/>
           <w:spacing w:val="-6"/>
           <w:sz w:val="24"/>
           <w:szCs w:val="24"/>
@@ -5132,17 +5186,17 @@
         <w:adjustRightInd w:val="0"/>
         <w:snapToGrid w:val="0"/>
         <w:spacing w:line="360" w:lineRule="auto"/>
-        <w:ind w:left="425" w:right="0" w:hanging="425" w:leftChars="0" w:firstLineChars="0"/>
+        <w:ind w:left="425" w:leftChars="0" w:right="0" w:hanging="425" w:firstLineChars="0"/>
         <w:textAlignment w:val="baseline"/>
         <w:rPr>
-          <w:rFonts w:ascii="宋体" w:eastAsia="宋体" w:hAnsi="宋体" w:cs="宋体"/>
+          <w:rFonts w:ascii="宋体" w:hAnsi="宋体" w:eastAsia="宋体" w:cs="宋体"/>
           <w:sz w:val="24"/>
           <w:szCs w:val="24"/>
         </w:rPr>
       </w:pPr>
       <w:r>
         <w:rPr>
-          <w:rFonts w:ascii="宋体" w:eastAsia="宋体" w:hAnsi="宋体" w:cs="宋体"/>
+          <w:rFonts w:ascii="宋体" w:hAnsi="宋体" w:eastAsia="宋体" w:cs="宋体"/>
           <w:spacing w:val="-2"/>
           <w:sz w:val="24"/>
           <w:szCs w:val="24"/>
@@ -5151,7 +5205,7 @@
       </w:r>
       <w:r>
         <w:rPr>
-          <w:rFonts w:ascii="宋体" w:eastAsia="宋体" w:hAnsi="宋体" w:cs="宋体"/>
+          <w:rFonts w:ascii="宋体" w:hAnsi="宋体" w:eastAsia="宋体" w:cs="宋体"/>
           <w:spacing w:val="-3"/>
           <w:sz w:val="24"/>
           <w:szCs w:val="24"/>
@@ -5160,7 +5214,7 @@
       </w:r>
       <w:r>
         <w:rPr>
-          <w:rFonts w:ascii="宋体" w:eastAsia="宋体" w:hAnsi="宋体" w:cs="宋体"/>
+          <w:rFonts w:ascii="宋体" w:hAnsi="宋体" w:eastAsia="宋体" w:cs="宋体"/>
           <w:spacing w:val="-1"/>
           <w:sz w:val="24"/>
           <w:szCs w:val="24"/>
@@ -5170,7 +5224,7 @@
     </w:p>
     <w:p>
       <w:pPr>
-        <w:pStyle w:val="2"/>
+        <w:pStyle w:val="30"/>
         <w:keepLines w:val="0"/>
         <w:pageBreakBefore w:val="0"/>
         <w:widowControl w:val="0"/>
@@ -5186,7 +5240,7 @@
     </w:p>
     <w:p>
       <w:pPr>
-        <w:pStyle w:val="a1"/>
+        <w:pStyle w:val="29"/>
         <w:keepNext w:val="0"/>
         <w:keepLines w:val="0"/>
         <w:pageBreakBefore w:val="0"/>
@@ -5204,7 +5258,7 @@
         <w:bidi w:val="0"/>
         <w:adjustRightInd w:val="0"/>
         <w:snapToGrid w:val="0"/>
-        <w:ind w:left="425" w:hanging="425" w:leftChars="0" w:firstLineChars="0"/>
+        <w:ind w:left="425" w:leftChars="0" w:hanging="425" w:firstLineChars="0"/>
         <w:textAlignment w:val="baseline"/>
       </w:pPr>
       <w:r>
@@ -5233,7 +5287,7 @@
     </w:p>
     <w:p>
       <w:pPr>
-        <w:pStyle w:val="a1"/>
+        <w:pStyle w:val="29"/>
         <w:keepNext w:val="0"/>
         <w:keepLines w:val="0"/>
         <w:pageBreakBefore w:val="0"/>
@@ -5251,7 +5305,7 @@
         <w:bidi w:val="0"/>
         <w:adjustRightInd w:val="0"/>
         <w:snapToGrid w:val="0"/>
-        <w:ind w:left="425" w:hanging="425" w:leftChars="0" w:firstLineChars="0"/>
+        <w:ind w:left="425" w:leftChars="0" w:hanging="425" w:firstLineChars="0"/>
         <w:textAlignment w:val="baseline"/>
       </w:pPr>
       <w:bookmarkStart w:id="16" w:name="bookmark5"/>
@@ -5262,7 +5316,7 @@
     </w:p>
     <w:p>
       <w:pPr>
-        <w:pStyle w:val="a1"/>
+        <w:pStyle w:val="29"/>
         <w:keepNext w:val="0"/>
         <w:keepLines w:val="0"/>
         <w:pageBreakBefore w:val="0"/>
@@ -5280,7 +5334,7 @@
         <w:bidi w:val="0"/>
         <w:adjustRightInd w:val="0"/>
         <w:snapToGrid w:val="0"/>
-        <w:ind w:left="425" w:hanging="425" w:leftChars="0" w:firstLineChars="0"/>
+        <w:ind w:left="425" w:leftChars="0" w:hanging="425" w:firstLineChars="0"/>
         <w:textAlignment w:val="baseline"/>
       </w:pPr>
       <w:r>
@@ -5306,7 +5360,7 @@
     </w:p>
     <w:p>
       <w:pPr>
-        <w:pStyle w:val="a1"/>
+        <w:pStyle w:val="29"/>
         <w:keepNext w:val="0"/>
         <w:keepLines w:val="0"/>
         <w:pageBreakBefore w:val="0"/>
@@ -5324,7 +5378,7 @@
         <w:bidi w:val="0"/>
         <w:adjustRightInd w:val="0"/>
         <w:snapToGrid w:val="0"/>
-        <w:ind w:left="425" w:hanging="425" w:leftChars="0" w:firstLineChars="0"/>
+        <w:ind w:left="425" w:leftChars="0" w:hanging="425" w:firstLineChars="0"/>
         <w:textAlignment w:val="baseline"/>
       </w:pPr>
       <w:bookmarkStart w:id="17" w:name="bookmark6"/>
@@ -5335,7 +5389,7 @@
     </w:p>
     <w:p>
       <w:pPr>
-        <w:pStyle w:val="2"/>
+        <w:pStyle w:val="30"/>
         <w:keepLines w:val="0"/>
         <w:pageBreakBefore w:val="0"/>
         <w:widowControl w:val="0"/>
@@ -5347,8 +5401,6 @@
         <w:t xml:space="preserve"> </w:t>
       </w:r>
       <w:bookmarkStart w:id="18" w:name="_Toc12614"/>
-      <w:bookmarkStart w:id="19" w:name="_GoBack"/>
-      <w:bookmarkEnd w:id="19"/>
       <w:r>
         <w:t>知识的公开、限制与保密</w:t>
       </w:r>
@@ -5374,18 +5426,18 @@
         <w:adjustRightInd w:val="0"/>
         <w:snapToGrid w:val="0"/>
         <w:spacing w:line="360" w:lineRule="auto"/>
-        <w:ind w:left="425" w:right="0" w:hanging="425" w:leftChars="0" w:firstLineChars="0"/>
+        <w:ind w:left="425" w:leftChars="0" w:right="0" w:hanging="425" w:firstLineChars="0"/>
         <w:jc w:val="both"/>
         <w:textAlignment w:val="baseline"/>
         <w:rPr>
-          <w:rFonts w:ascii="宋体" w:eastAsia="宋体" w:hAnsi="宋体" w:cs="宋体"/>
+          <w:rFonts w:ascii="宋体" w:hAnsi="宋体" w:eastAsia="宋体" w:cs="宋体"/>
           <w:sz w:val="24"/>
           <w:szCs w:val="24"/>
         </w:rPr>
       </w:pPr>
       <w:r>
         <w:rPr>
-          <w:rFonts w:ascii="宋体" w:eastAsia="宋体" w:hAnsi="宋体" w:cs="宋体"/>
+          <w:rFonts w:ascii="宋体" w:hAnsi="宋体" w:eastAsia="宋体" w:cs="宋体"/>
           <w:sz w:val="24"/>
           <w:szCs w:val="24"/>
         </w:rPr>
@@ -5393,7 +5445,7 @@
       </w:r>
       <w:r>
         <w:rPr>
-          <w:rFonts w:ascii="宋体" w:eastAsia="宋体" w:hAnsi="宋体" w:cs="宋体"/>
+          <w:rFonts w:ascii="宋体" w:hAnsi="宋体" w:eastAsia="宋体" w:cs="宋体"/>
           <w:spacing w:val="-3"/>
           <w:sz w:val="24"/>
           <w:szCs w:val="24"/>
@@ -5402,7 +5454,7 @@
       </w:r>
       <w:r>
         <w:rPr>
-          <w:rFonts w:ascii="宋体" w:eastAsia="宋体" w:hAnsi="宋体" w:cs="宋体"/>
+          <w:rFonts w:ascii="宋体" w:hAnsi="宋体" w:eastAsia="宋体" w:cs="宋体"/>
           <w:spacing w:val="-4"/>
           <w:sz w:val="24"/>
           <w:szCs w:val="24"/>
@@ -5411,7 +5463,7 @@
       </w:r>
       <w:r>
         <w:rPr>
-          <w:rFonts w:ascii="宋体" w:eastAsia="宋体" w:hAnsi="宋体" w:cs="宋体"/>
+          <w:rFonts w:ascii="宋体" w:hAnsi="宋体" w:eastAsia="宋体" w:cs="宋体"/>
           <w:spacing w:val="-1"/>
           <w:sz w:val="24"/>
           <w:szCs w:val="24"/>
@@ -5439,20 +5491,20 @@
         <w:adjustRightInd w:val="0"/>
         <w:snapToGrid w:val="0"/>
         <w:spacing w:line="360" w:lineRule="auto"/>
-        <w:ind w:left="425" w:right="0" w:hanging="425" w:leftChars="0" w:firstLineChars="0"/>
+        <w:ind w:left="425" w:leftChars="0" w:right="0" w:hanging="425" w:firstLineChars="0"/>
         <w:jc w:val="both"/>
         <w:textAlignment w:val="baseline"/>
         <w:rPr>
-          <w:rFonts w:ascii="宋体" w:eastAsia="宋体" w:hAnsi="宋体" w:cs="宋体"/>
+          <w:rFonts w:ascii="宋体" w:hAnsi="宋体" w:eastAsia="宋体" w:cs="宋体"/>
           <w:sz w:val="24"/>
           <w:szCs w:val="24"/>
         </w:rPr>
       </w:pPr>
-      <w:bookmarkStart w:id="20" w:name="bookmark7"/>
-      <w:bookmarkEnd w:id="20"/>
-      <w:r>
-        <w:rPr>
-          <w:rFonts w:ascii="宋体" w:eastAsia="宋体" w:hAnsi="宋体" w:cs="宋体"/>
+      <w:bookmarkStart w:id="19" w:name="bookmark7"/>
+      <w:bookmarkEnd w:id="19"/>
+      <w:r>
+        <w:rPr>
+          <w:rFonts w:ascii="宋体" w:hAnsi="宋体" w:eastAsia="宋体" w:cs="宋体"/>
           <w:sz w:val="24"/>
           <w:szCs w:val="24"/>
         </w:rPr>
@@ -5479,11 +5531,11 @@
         <w:adjustRightInd w:val="0"/>
         <w:snapToGrid w:val="0"/>
         <w:spacing w:line="360" w:lineRule="auto"/>
-        <w:ind w:left="425" w:right="0" w:hanging="425" w:leftChars="0" w:firstLineChars="0"/>
+        <w:ind w:left="425" w:leftChars="0" w:right="0" w:hanging="425" w:firstLineChars="0"/>
         <w:jc w:val="both"/>
         <w:textAlignment w:val="baseline"/>
         <w:rPr>
-          <w:rFonts w:ascii="宋体" w:eastAsia="宋体" w:hAnsi="宋体" w:cs="宋体" w:hint="eastAsia"/>
+          <w:rFonts w:hint="eastAsia" w:ascii="宋体" w:hAnsi="宋体" w:eastAsia="宋体" w:cs="宋体"/>
           <w:sz w:val="24"/>
           <w:szCs w:val="24"/>
           <w:lang w:eastAsia="zh-CN"/>
@@ -5491,7 +5543,7 @@
       </w:pPr>
       <w:r>
         <w:rPr>
-          <w:rFonts w:ascii="宋体" w:eastAsia="宋体" w:hAnsi="宋体" w:cs="宋体"/>
+          <w:rFonts w:ascii="宋体" w:hAnsi="宋体" w:eastAsia="宋体" w:cs="宋体"/>
           <w:sz w:val="24"/>
           <w:szCs w:val="24"/>
         </w:rPr>
@@ -5499,7 +5551,7 @@
       </w:r>
       <w:r>
         <w:rPr>
-          <w:rFonts w:ascii="宋体" w:eastAsia="宋体" w:hAnsi="宋体" w:cs="宋体" w:hint="eastAsia"/>
+          <w:rFonts w:hint="eastAsia" w:ascii="宋体" w:hAnsi="宋体" w:eastAsia="宋体" w:cs="宋体"/>
           <w:sz w:val="24"/>
           <w:szCs w:val="24"/>
           <w:lang w:eastAsia="zh-CN"/>
@@ -5509,87 +5561,87 @@
     </w:p>
     <w:p>
       <w:pPr>
-        <w:pStyle w:val="2"/>
-        <w:keepLines w:val="0"/>
-        <w:pageBreakBefore w:val="0"/>
-        <w:widowControl w:val="0"/>
-        <w:wordWrap/>
-        <w:overflowPunct/>
-        <w:bidi w:val="0"/>
-      </w:pPr>
-      <w:bookmarkStart w:id="21" w:name="_Toc3949"/>
+        <w:pStyle w:val="30"/>
+        <w:keepLines w:val="0"/>
+        <w:pageBreakBefore w:val="0"/>
+        <w:widowControl w:val="0"/>
+        <w:wordWrap/>
+        <w:overflowPunct/>
+        <w:bidi w:val="0"/>
+      </w:pPr>
+      <w:bookmarkStart w:id="20" w:name="_Toc3949"/>
       <w:r>
         <w:t>知识的使用</w:t>
       </w:r>
+      <w:bookmarkEnd w:id="20"/>
+    </w:p>
+    <w:p>
+      <w:pPr>
+        <w:pStyle w:val="29"/>
+        <w:keepLines w:val="0"/>
+        <w:pageBreakBefore w:val="0"/>
+        <w:widowControl w:val="0"/>
+        <w:wordWrap/>
+        <w:overflowPunct/>
+        <w:bidi w:val="0"/>
+      </w:pPr>
+      <w:r>
+        <w:t>知识的使用指服务台及技术支持人员在受理运维相关业务的过程中，</w:t>
+      </w:r>
+      <w:r>
+        <w:rPr>
+          <w:rFonts w:hint="eastAsia"/>
+          <w:lang w:val="en-US" w:eastAsia="zh-CN"/>
+        </w:rPr>
+        <w:t>通过查</w:t>
+      </w:r>
+      <w:r>
+        <w:t>阅服务知识相关内容，对客户提出的与运维服务相关的问题作出回答/解决。</w:t>
+      </w:r>
+    </w:p>
+    <w:p>
+      <w:pPr>
+        <w:pStyle w:val="29"/>
+        <w:keepLines w:val="0"/>
+        <w:pageBreakBefore w:val="0"/>
+        <w:widowControl w:val="0"/>
+        <w:wordWrap/>
+        <w:overflowPunct/>
+        <w:bidi w:val="0"/>
+      </w:pPr>
+      <w:r>
+        <w:t>服务台人员在受理运维业务时，首先查询服务知识内是否有相应知识内容。能当场回答/解决的，根据服务知识内相应知识内容当场进行回答；不能当场回答/解决的，采取三方通话的形式进行回答/解决；既不能当场回答/解决，又未能通过三方通话进行回答/解决的，由服务台人员提交</w:t>
+      </w:r>
+      <w:r>
+        <w:rPr>
+          <w:rFonts w:hint="eastAsia"/>
+          <w:lang w:val="en-US" w:eastAsia="zh-CN"/>
+        </w:rPr>
+        <w:t>运维项目经理</w:t>
+      </w:r>
+      <w:r>
+        <w:t>处理，以回答/解决该问题。</w:t>
+      </w:r>
+    </w:p>
+    <w:p>
+      <w:pPr>
+        <w:pStyle w:val="30"/>
+        <w:keepLines w:val="0"/>
+        <w:pageBreakBefore w:val="0"/>
+        <w:widowControl w:val="0"/>
+        <w:wordWrap/>
+        <w:overflowPunct/>
+        <w:bidi w:val="0"/>
+      </w:pPr>
+      <w:bookmarkStart w:id="21" w:name="_Toc31079"/>
+      <w:r>
+        <w:rPr>
+          <w:rFonts w:hint="eastAsia"/>
+          <w:lang w:val="en-US" w:eastAsia="zh-CN"/>
+        </w:rPr>
+        <w:t>服务知识淘汰</w:t>
+      </w:r>
       <w:bookmarkEnd w:id="21"/>
-    </w:p>
-    <w:p>
-      <w:pPr>
-        <w:pStyle w:val="a1"/>
-        <w:keepLines w:val="0"/>
-        <w:pageBreakBefore w:val="0"/>
-        <w:widowControl w:val="0"/>
-        <w:wordWrap/>
-        <w:overflowPunct/>
-        <w:bidi w:val="0"/>
-      </w:pPr>
-      <w:r>
-        <w:t>知识的使用指服务台及技术支持人员在受理运维相关业务的过程中，</w:t>
-      </w:r>
-      <w:r>
-        <w:rPr>
-          <w:rFonts w:hint="eastAsia"/>
-          <w:lang w:val="en-US" w:eastAsia="zh-CN"/>
-        </w:rPr>
-        <w:t>通过查</w:t>
-      </w:r>
-      <w:r>
-        <w:t>阅服务知识相关内容，对客户提出的与运维服务相关的问题作出回答/解决。</w:t>
-      </w:r>
-    </w:p>
-    <w:p>
-      <w:pPr>
-        <w:pStyle w:val="a1"/>
-        <w:keepLines w:val="0"/>
-        <w:pageBreakBefore w:val="0"/>
-        <w:widowControl w:val="0"/>
-        <w:wordWrap/>
-        <w:overflowPunct/>
-        <w:bidi w:val="0"/>
-      </w:pPr>
-      <w:r>
-        <w:t>服务台人员在受理运维业务时，首先查询服务知识内是否有相应知识内容。能当场回答/解决的，根据服务知识内相应知识内容当场进行回答；不能当场回答/解决的，采取三方通话的形式进行回答/解决；既不能当场回答/解决，又未能通过三方通话进行回答/解决的，由服务台人员提交</w:t>
-      </w:r>
-      <w:r>
-        <w:rPr>
-          <w:rFonts w:hint="eastAsia"/>
-          <w:lang w:val="en-US" w:eastAsia="zh-CN"/>
-        </w:rPr>
-        <w:t>运维项目经理</w:t>
-      </w:r>
-      <w:r>
-        <w:t>处理，以回答/解决该问题。</w:t>
-      </w:r>
-    </w:p>
-    <w:p>
-      <w:pPr>
-        <w:pStyle w:val="2"/>
-        <w:keepLines w:val="0"/>
-        <w:pageBreakBefore w:val="0"/>
-        <w:widowControl w:val="0"/>
-        <w:wordWrap/>
-        <w:overflowPunct/>
-        <w:bidi w:val="0"/>
-      </w:pPr>
-      <w:bookmarkStart w:id="22" w:name="_Toc31079"/>
-      <w:r>
-        <w:rPr>
-          <w:rFonts w:hint="eastAsia"/>
-          <w:lang w:val="en-US" w:eastAsia="zh-CN"/>
-        </w:rPr>
-        <w:t>服务知识淘汰</w:t>
-      </w:r>
-      <w:bookmarkEnd w:id="22"/>
     </w:p>
     <w:p>
       <w:pPr>
@@ -5603,7 +5655,7 @@
         <w:ind w:left="23" w:right="66" w:firstLine="493"/>
         <w:jc w:val="both"/>
         <w:rPr>
-          <w:rFonts w:ascii="宋体" w:eastAsia="宋体" w:hAnsi="宋体" w:cs="宋体"/>
+          <w:rFonts w:ascii="宋体" w:hAnsi="宋体" w:eastAsia="宋体" w:cs="宋体"/>
           <w:spacing w:val="-1"/>
           <w:sz w:val="24"/>
           <w:szCs w:val="24"/>
@@ -5611,7 +5663,7 @@
       </w:pPr>
       <w:r>
         <w:rPr>
-          <w:rFonts w:ascii="宋体" w:eastAsia="宋体" w:hAnsi="宋体" w:cs="宋体"/>
+          <w:rFonts w:ascii="宋体" w:hAnsi="宋体" w:eastAsia="宋体" w:cs="宋体"/>
           <w:spacing w:val="-4"/>
           <w:sz w:val="24"/>
           <w:szCs w:val="24"/>
@@ -5620,7 +5672,7 @@
       </w:r>
       <w:r>
         <w:rPr>
-          <w:rFonts w:ascii="宋体" w:eastAsia="宋体" w:hAnsi="宋体" w:cs="宋体"/>
+          <w:rFonts w:ascii="宋体" w:hAnsi="宋体" w:eastAsia="宋体" w:cs="宋体"/>
           <w:spacing w:val="-3"/>
           <w:sz w:val="24"/>
           <w:szCs w:val="24"/>
@@ -5629,7 +5681,7 @@
       </w:r>
       <w:r>
         <w:rPr>
-          <w:rFonts w:ascii="宋体" w:eastAsia="宋体" w:hAnsi="宋体" w:cs="宋体"/>
+          <w:rFonts w:ascii="宋体" w:hAnsi="宋体" w:eastAsia="宋体" w:cs="宋体"/>
           <w:spacing w:val="-1"/>
           <w:sz w:val="24"/>
           <w:szCs w:val="24"/>
@@ -5639,7 +5691,7 @@
     </w:p>
     <w:p>
       <w:pPr>
-        <w:pStyle w:val="2"/>
+        <w:pStyle w:val="30"/>
         <w:keepLines w:val="0"/>
         <w:pageBreakBefore w:val="0"/>
         <w:widowControl w:val="0"/>
@@ -5651,7 +5703,7 @@
           <w:lang w:val="en-US" w:eastAsia="zh-CN"/>
         </w:rPr>
       </w:pPr>
-      <w:bookmarkStart w:id="23" w:name="_Toc20185"/>
+      <w:bookmarkStart w:id="22" w:name="_Toc20185"/>
       <w:r>
         <w:rPr>
           <w:rFonts w:hint="eastAsia"/>
@@ -5659,21 +5711,22 @@
         </w:rPr>
         <w:t>考核指标</w:t>
       </w:r>
-      <w:bookmarkEnd w:id="23"/>
+      <w:bookmarkEnd w:id="22"/>
     </w:p>
     <w:tbl>
       <w:tblPr>
-        <w:tblStyle w:val="TableGrid"/>
+        <w:tblStyle w:val="21"/>
         <w:tblW w:w="8689" w:type="dxa"/>
         <w:tblInd w:w="0" w:type="dxa"/>
         <w:tblBorders>
-          <w:top w:val="single" w:sz="4" w:space="0" w:color="auto"/>
-          <w:left w:val="single" w:sz="4" w:space="0" w:color="auto"/>
-          <w:bottom w:val="single" w:sz="4" w:space="0" w:color="auto"/>
-          <w:right w:val="single" w:sz="4" w:space="0" w:color="auto"/>
-          <w:insideH w:val="single" w:sz="4" w:space="0" w:color="auto"/>
-          <w:insideV w:val="single" w:sz="4" w:space="0" w:color="auto"/>
+          <w:top w:val="single" w:color="auto" w:sz="4" w:space="0"/>
+          <w:left w:val="single" w:color="auto" w:sz="4" w:space="0"/>
+          <w:bottom w:val="single" w:color="auto" w:sz="4" w:space="0"/>
+          <w:right w:val="single" w:color="auto" w:sz="4" w:space="0"/>
+          <w:insideH w:val="single" w:color="auto" w:sz="4" w:space="0"/>
+          <w:insideV w:val="single" w:color="auto" w:sz="4" w:space="0"/>
         </w:tblBorders>
+        <w:tblLayout w:type="autofit"/>
         <w:tblCellMar>
           <w:top w:w="0" w:type="dxa"/>
           <w:left w:w="108" w:type="dxa"/>
@@ -5689,15 +5742,13 @@
       </w:tblGrid>
       <w:tr>
         <w:tblPrEx>
-          <w:tblW w:w="8689" w:type="dxa"/>
-          <w:tblInd w:w="0" w:type="dxa"/>
           <w:tblBorders>
-            <w:top w:val="single" w:sz="4" w:space="0" w:color="auto"/>
-            <w:left w:val="single" w:sz="4" w:space="0" w:color="auto"/>
-            <w:bottom w:val="single" w:sz="4" w:space="0" w:color="auto"/>
-            <w:right w:val="single" w:sz="4" w:space="0" w:color="auto"/>
-            <w:insideH w:val="single" w:sz="4" w:space="0" w:color="auto"/>
-            <w:insideV w:val="single" w:sz="4" w:space="0" w:color="auto"/>
+            <w:top w:val="single" w:color="auto" w:sz="4" w:space="0"/>
+            <w:left w:val="single" w:color="auto" w:sz="4" w:space="0"/>
+            <w:bottom w:val="single" w:color="auto" w:sz="4" w:space="0"/>
+            <w:right w:val="single" w:color="auto" w:sz="4" w:space="0"/>
+            <w:insideH w:val="single" w:color="auto" w:sz="4" w:space="0"/>
+            <w:insideV w:val="single" w:color="auto" w:sz="4" w:space="0"/>
           </w:tblBorders>
           <w:tblCellMar>
             <w:top w:w="0" w:type="dxa"/>
@@ -5712,7 +5763,7 @@
           </w:tcPr>
           <w:p>
             <w:pPr>
-              <w:pStyle w:val="a1"/>
+              <w:pStyle w:val="29"/>
               <w:keepLines w:val="0"/>
               <w:pageBreakBefore w:val="0"/>
               <w:widowControl w:val="0"/>
@@ -5741,14 +5792,14 @@
           </w:tcPr>
           <w:p>
             <w:pPr>
-              <w:pStyle w:val="a1"/>
+              <w:pStyle w:val="29"/>
               <w:keepLines w:val="0"/>
               <w:pageBreakBefore w:val="0"/>
               <w:widowControl w:val="0"/>
               <w:wordWrap/>
               <w:overflowPunct/>
               <w:bidi w:val="0"/>
-              <w:ind w:left="0" w:firstLine="0" w:leftChars="0" w:firstLineChars="0"/>
+              <w:ind w:left="0" w:leftChars="0" w:firstLine="0" w:firstLineChars="0"/>
               <w:jc w:val="center"/>
               <w:rPr>
                 <w:rFonts w:hint="default"/>
@@ -5772,14 +5823,14 @@
           </w:tcPr>
           <w:p>
             <w:pPr>
-              <w:pStyle w:val="a1"/>
+              <w:pStyle w:val="29"/>
               <w:keepLines w:val="0"/>
               <w:pageBreakBefore w:val="0"/>
               <w:widowControl w:val="0"/>
               <w:wordWrap/>
               <w:overflowPunct/>
               <w:bidi w:val="0"/>
-              <w:ind w:left="0" w:firstLine="0" w:leftChars="0" w:firstLineChars="0"/>
+              <w:ind w:left="0" w:leftChars="0" w:firstLine="0" w:firstLineChars="0"/>
               <w:jc w:val="center"/>
               <w:rPr>
                 <w:rFonts w:hint="default"/>
@@ -5803,14 +5854,14 @@
           </w:tcPr>
           <w:p>
             <w:pPr>
-              <w:pStyle w:val="a1"/>
+              <w:pStyle w:val="29"/>
               <w:keepLines w:val="0"/>
               <w:pageBreakBefore w:val="0"/>
               <w:widowControl w:val="0"/>
               <w:wordWrap/>
               <w:overflowPunct/>
               <w:bidi w:val="0"/>
-              <w:ind w:left="0" w:firstLine="0" w:leftChars="0" w:firstLineChars="0"/>
+              <w:ind w:left="0" w:leftChars="0" w:firstLine="0" w:firstLineChars="0"/>
               <w:jc w:val="center"/>
               <w:rPr>
                 <w:rFonts w:hint="default"/>
@@ -5831,8 +5882,14 @@
       </w:tr>
       <w:tr>
         <w:tblPrEx>
-          <w:tblW w:w="8689" w:type="dxa"/>
-          <w:tblInd w:w="0" w:type="dxa"/>
+          <w:tblBorders>
+            <w:top w:val="single" w:color="auto" w:sz="4" w:space="0"/>
+            <w:left w:val="single" w:color="auto" w:sz="4" w:space="0"/>
+            <w:bottom w:val="single" w:color="auto" w:sz="4" w:space="0"/>
+            <w:right w:val="single" w:color="auto" w:sz="4" w:space="0"/>
+            <w:insideH w:val="single" w:color="auto" w:sz="4" w:space="0"/>
+            <w:insideV w:val="single" w:color="auto" w:sz="4" w:space="0"/>
+          </w:tblBorders>
           <w:tblCellMar>
             <w:top w:w="0" w:type="dxa"/>
             <w:left w:w="108" w:type="dxa"/>
@@ -5841,7 +5898,7 @@
           </w:tblCellMar>
         </w:tblPrEx>
         <w:trPr>
-          <w:trHeight w:val="710"/>
+          <w:trHeight w:val="710" w:hRule="atLeast"/>
         </w:trPr>
         <w:tc>
           <w:tcPr>
@@ -5849,14 +5906,14 @@
           </w:tcPr>
           <w:p>
             <w:pPr>
-              <w:pStyle w:val="a1"/>
+              <w:pStyle w:val="29"/>
               <w:keepLines w:val="0"/>
               <w:pageBreakBefore w:val="0"/>
               <w:widowControl w:val="0"/>
               <w:wordWrap/>
               <w:overflowPunct/>
               <w:bidi w:val="0"/>
-              <w:ind w:left="0" w:firstLine="0" w:leftChars="0" w:firstLineChars="0"/>
+              <w:ind w:left="0" w:leftChars="0" w:firstLine="0" w:firstLineChars="0"/>
               <w:jc w:val="both"/>
               <w:rPr>
                 <w:rFonts w:hint="default"/>
@@ -5880,14 +5937,14 @@
           </w:tcPr>
           <w:p>
             <w:pPr>
-              <w:pStyle w:val="a1"/>
+              <w:pStyle w:val="29"/>
               <w:keepLines w:val="0"/>
               <w:pageBreakBefore w:val="0"/>
               <w:widowControl w:val="0"/>
               <w:wordWrap/>
               <w:overflowPunct/>
               <w:bidi w:val="0"/>
-              <w:ind w:left="0" w:firstLine="0" w:leftChars="0" w:firstLineChars="0"/>
+              <w:ind w:left="0" w:leftChars="0" w:firstLine="0" w:firstLineChars="0"/>
               <w:jc w:val="both"/>
               <w:rPr>
                 <w:rFonts w:hint="default"/>
@@ -5911,14 +5968,14 @@
           </w:tcPr>
           <w:p>
             <w:pPr>
-              <w:pStyle w:val="a1"/>
+              <w:pStyle w:val="29"/>
               <w:keepLines w:val="0"/>
               <w:pageBreakBefore w:val="0"/>
               <w:widowControl w:val="0"/>
               <w:wordWrap/>
               <w:overflowPunct/>
               <w:bidi w:val="0"/>
-              <w:ind w:left="0" w:firstLine="0" w:leftChars="0" w:firstLineChars="0"/>
+              <w:ind w:left="0" w:leftChars="0" w:firstLine="0" w:firstLineChars="0"/>
               <w:rPr>
                 <w:rFonts w:hint="default"/>
                 <w:vertAlign w:val="baseline"/>
@@ -5941,7 +5998,7 @@
           </w:tcPr>
           <w:p>
             <w:pPr>
-              <w:pStyle w:val="a1"/>
+              <w:pStyle w:val="29"/>
               <w:keepLines w:val="0"/>
               <w:pageBreakBefore w:val="0"/>
               <w:widowControl w:val="0"/>
@@ -5956,7 +6013,7 @@
             </w:pPr>
             <w:r>
               <w:rPr>
-                <w:rFonts w:ascii="宋体" w:eastAsia="宋体" w:hAnsi="宋体" w:cs="宋体"/>
+                <w:rFonts w:ascii="宋体" w:hAnsi="宋体" w:eastAsia="宋体" w:cs="宋体"/>
                 <w:spacing w:val="-1"/>
                 <w:sz w:val="24"/>
                 <w:szCs w:val="24"/>
@@ -5965,7 +6022,7 @@
             </w:r>
             <w:r>
               <w:rPr>
-                <w:rFonts w:ascii="宋体" w:hAnsi="宋体" w:cs="宋体" w:hint="eastAsia"/>
+                <w:rFonts w:hint="eastAsia" w:ascii="宋体" w:hAnsi="宋体" w:cs="宋体"/>
                 <w:spacing w:val="-1"/>
                 <w:sz w:val="24"/>
                 <w:szCs w:val="24"/>
@@ -5975,7 +6032,7 @@
             </w:r>
             <w:r>
               <w:rPr>
-                <w:rFonts w:ascii="宋体" w:eastAsia="宋体" w:hAnsi="宋体" w:cs="宋体"/>
+                <w:rFonts w:ascii="宋体" w:hAnsi="宋体" w:eastAsia="宋体" w:cs="宋体"/>
                 <w:spacing w:val="-1"/>
                 <w:sz w:val="24"/>
                 <w:szCs w:val="24"/>
@@ -5988,33 +6045,33 @@
     </w:tbl>
     <w:p>
       <w:pPr>
-        <w:pStyle w:val="1"/>
-        <w:keepLines w:val="0"/>
-        <w:pageBreakBefore w:val="0"/>
-        <w:widowControl w:val="0"/>
-        <w:wordWrap/>
-        <w:overflowPunct/>
-        <w:bidi w:val="0"/>
-        <w:rPr>
-          <w:rStyle w:val="1Char"/>
-          <w:rFonts w:eastAsia="宋体" w:hint="default"/>
-          <w:lang w:val="en-US" w:eastAsia="zh-CN"/>
-        </w:rPr>
-      </w:pPr>
-      <w:bookmarkStart w:id="24" w:name="bookmark3"/>
+        <w:pStyle w:val="28"/>
+        <w:keepLines w:val="0"/>
+        <w:pageBreakBefore w:val="0"/>
+        <w:widowControl w:val="0"/>
+        <w:wordWrap/>
+        <w:overflowPunct/>
+        <w:bidi w:val="0"/>
+        <w:rPr>
+          <w:rStyle w:val="38"/>
+          <w:rFonts w:hint="default" w:eastAsia="宋体"/>
+          <w:lang w:val="en-US" w:eastAsia="zh-CN"/>
+        </w:rPr>
+      </w:pPr>
+      <w:bookmarkStart w:id="23" w:name="bookmark3"/>
+      <w:bookmarkEnd w:id="23"/>
+      <w:bookmarkStart w:id="24" w:name="_Toc17424"/>
+      <w:bookmarkStart w:id="25" w:name="_Toc29270"/>
+      <w:r>
+        <w:rPr>
+          <w:rStyle w:val="38"/>
+          <w:rFonts w:hint="eastAsia" w:eastAsia="宋体"/>
+          <w:lang w:val="en-US" w:eastAsia="zh-CN"/>
+        </w:rPr>
+        <w:t>附则</w:t>
+      </w:r>
       <w:bookmarkEnd w:id="24"/>
-      <w:bookmarkStart w:id="25" w:name="_Toc17424"/>
-      <w:bookmarkStart w:id="26" w:name="_Toc29270"/>
-      <w:r>
-        <w:rPr>
-          <w:rStyle w:val="1Char"/>
-          <w:rFonts w:eastAsia="宋体" w:hint="eastAsia"/>
-          <w:lang w:val="en-US" w:eastAsia="zh-CN"/>
-        </w:rPr>
-        <w:t>附则</w:t>
-      </w:r>
       <w:bookmarkEnd w:id="25"/>
-      <w:bookmarkEnd w:id="26"/>
     </w:p>
     <w:p>
       <w:pPr>
@@ -6036,17 +6093,17 @@
         <w:adjustRightInd w:val="0"/>
         <w:snapToGrid w:val="0"/>
         <w:spacing w:line="360" w:lineRule="auto"/>
-        <w:ind w:left="425" w:hanging="425" w:leftChars="0" w:firstLineChars="0"/>
+        <w:ind w:left="425" w:leftChars="0" w:hanging="425" w:firstLineChars="0"/>
         <w:textAlignment w:val="baseline"/>
         <w:rPr>
-          <w:rFonts w:ascii="宋体" w:eastAsia="宋体" w:hAnsi="宋体" w:cs="宋体"/>
+          <w:rFonts w:ascii="宋体" w:hAnsi="宋体" w:eastAsia="宋体" w:cs="宋体"/>
           <w:sz w:val="24"/>
           <w:szCs w:val="24"/>
         </w:rPr>
       </w:pPr>
       <w:r>
         <w:rPr>
-          <w:rFonts w:ascii="宋体" w:eastAsia="宋体" w:hAnsi="宋体" w:cs="宋体"/>
+          <w:rFonts w:ascii="宋体" w:hAnsi="宋体" w:eastAsia="宋体" w:cs="宋体"/>
           <w:spacing w:val="-1"/>
           <w:sz w:val="24"/>
           <w:szCs w:val="24"/>
@@ -6055,7 +6112,7 @@
       </w:r>
       <w:r>
         <w:rPr>
-          <w:rFonts w:ascii="宋体" w:eastAsia="宋体" w:hAnsi="宋体" w:cs="宋体" w:hint="eastAsia"/>
+          <w:rFonts w:hint="eastAsia" w:ascii="宋体" w:hAnsi="宋体" w:eastAsia="宋体" w:cs="宋体"/>
           <w:spacing w:val="-1"/>
           <w:sz w:val="24"/>
           <w:szCs w:val="24"/>
@@ -6065,7 +6122,7 @@
       </w:r>
       <w:r>
         <w:rPr>
-          <w:rFonts w:ascii="宋体" w:eastAsia="宋体" w:hAnsi="宋体" w:cs="宋体"/>
+          <w:rFonts w:ascii="宋体" w:hAnsi="宋体" w:eastAsia="宋体" w:cs="宋体"/>
           <w:spacing w:val="-1"/>
           <w:sz w:val="24"/>
           <w:szCs w:val="24"/>
@@ -6093,7 +6150,7 @@
         <w:adjustRightInd w:val="0"/>
         <w:snapToGrid w:val="0"/>
         <w:spacing w:line="360" w:lineRule="auto"/>
-        <w:ind w:left="425" w:hanging="425" w:leftChars="0" w:firstLineChars="0"/>
+        <w:ind w:left="425" w:leftChars="0" w:hanging="425" w:firstLineChars="0"/>
         <w:textAlignment w:val="baseline"/>
         <w:rPr>
           <w:rFonts w:hint="default"/>
@@ -6102,7 +6159,7 @@
       </w:pPr>
       <w:r>
         <w:rPr>
-          <w:rFonts w:ascii="宋体" w:eastAsia="宋体" w:hAnsi="宋体" w:cs="宋体"/>
+          <w:rFonts w:ascii="宋体" w:hAnsi="宋体" w:eastAsia="宋体" w:cs="宋体"/>
           <w:spacing w:val="-2"/>
           <w:sz w:val="24"/>
           <w:szCs w:val="24"/>
@@ -6112,7 +6169,7 @@
     </w:p>
     <w:p>
       <w:pPr>
-        <w:pStyle w:val="1"/>
+        <w:pStyle w:val="28"/>
         <w:keepLines w:val="0"/>
         <w:pageBreakBefore w:val="0"/>
         <w:widowControl w:val="0"/>
@@ -6124,21 +6181,67 @@
           <w:lang w:val="en-US" w:eastAsia="zh-CN"/>
         </w:rPr>
       </w:pPr>
-      <w:bookmarkStart w:id="27" w:name="bookmark14"/>
+      <w:bookmarkStart w:id="26" w:name="bookmark14"/>
+      <w:bookmarkEnd w:id="26"/>
+      <w:bookmarkStart w:id="27" w:name="_Toc17045"/>
+      <w:r>
+        <w:rPr>
+          <w:rFonts w:hint="eastAsia"/>
+          <w:lang w:val="en-US" w:eastAsia="zh-CN"/>
+        </w:rPr>
+        <w:t>附件</w:t>
+      </w:r>
       <w:bookmarkEnd w:id="27"/>
-      <w:bookmarkStart w:id="28" w:name="_Toc17045"/>
-      <w:r>
-        <w:rPr>
-          <w:rFonts w:hint="eastAsia"/>
-          <w:lang w:val="en-US" w:eastAsia="zh-CN"/>
-        </w:rPr>
-        <w:t>附件</w:t>
+    </w:p>
+    <w:p>
+      <w:pPr>
+        <w:pStyle w:val="29"/>
+        <w:keepLines w:val="0"/>
+        <w:pageBreakBefore w:val="0"/>
+        <w:widowControl w:val="0"/>
+        <w:wordWrap/>
+        <w:overflowPunct/>
+        <w:bidi w:val="0"/>
+        <w:rPr>
+          <w:rFonts w:hint="default"/>
+          <w:lang w:val="en-US" w:eastAsia="zh-CN"/>
+        </w:rPr>
+      </w:pPr>
+      <w:r>
+        <w:rPr>
+          <w:rFonts w:hint="eastAsia"/>
+          <w:lang w:val="en-US" w:eastAsia="zh-CN"/>
+        </w:rPr>
+        <w:t>无。</w:t>
+      </w:r>
+    </w:p>
+    <w:p>
+      <w:pPr>
+        <w:pStyle w:val="28"/>
+        <w:keepLines w:val="0"/>
+        <w:pageBreakBefore w:val="0"/>
+        <w:widowControl w:val="0"/>
+        <w:wordWrap/>
+        <w:overflowPunct/>
+        <w:bidi w:val="0"/>
+        <w:rPr>
+          <w:rFonts w:hint="eastAsia"/>
+          <w:lang w:val="en-US" w:eastAsia="zh-CN"/>
+        </w:rPr>
+      </w:pPr>
+      <w:bookmarkStart w:id="28" w:name="_Toc28458"/>
+      <w:r>
+        <w:rPr>
+          <w:rFonts w:hint="eastAsia"/>
+          <w:lang w:val="en-US" w:eastAsia="zh-CN"/>
+        </w:rPr>
+        <w:t>记录</w:t>
       </w:r>
       <w:bookmarkEnd w:id="28"/>
     </w:p>
     <w:p>
       <w:pPr>
-        <w:pStyle w:val="a1"/>
+        <w:pStyle w:val="29"/>
         <w:keepLines w:val="0"/>
         <w:pageBreakBefore w:val="0"/>
         <w:widowControl w:val="0"/>
@@ -6158,80 +6261,84 @@
         <w:t>无。</w:t>
       </w:r>
     </w:p>
-    <w:p>
-      <w:pPr>
-        <w:pStyle w:val="1"/>
-        <w:keepLines w:val="0"/>
-        <w:pageBreakBefore w:val="0"/>
-        <w:widowControl w:val="0"/>
-        <w:wordWrap/>
-        <w:overflowPunct/>
-        <w:bidi w:val="0"/>
-        <w:rPr>
-          <w:rFonts w:hint="eastAsia"/>
-          <w:lang w:val="en-US" w:eastAsia="zh-CN"/>
-        </w:rPr>
-      </w:pPr>
-      <w:bookmarkStart w:id="29" w:name="_Toc28458"/>
-      <w:r>
-        <w:rPr>
-          <w:rFonts w:hint="eastAsia"/>
-          <w:lang w:val="en-US" w:eastAsia="zh-CN"/>
-        </w:rPr>
-        <w:t>记录</w:t>
-      </w:r>
-      <w:bookmarkEnd w:id="29"/>
-    </w:p>
-    <w:p>
-      <w:pPr>
-        <w:pStyle w:val="a1"/>
-        <w:keepLines w:val="0"/>
-        <w:pageBreakBefore w:val="0"/>
-        <w:widowControl w:val="0"/>
-        <w:wordWrap/>
-        <w:overflowPunct/>
-        <w:bidi w:val="0"/>
-        <w:rPr>
-          <w:rFonts w:hint="default"/>
-          <w:lang w:val="en-US" w:eastAsia="zh-CN"/>
-        </w:rPr>
-      </w:pPr>
-      <w:r>
-        <w:rPr>
-          <w:rFonts w:hint="eastAsia"/>
-          <w:lang w:val="en-US" w:eastAsia="zh-CN"/>
-        </w:rPr>
-        <w:t>无。</w:t>
-      </w:r>
-    </w:p>
     <w:sectPr>
-      <w:headerReference w:type="default" r:id="rId4"/>
+      <w:headerReference r:id="rId5" w:type="default"/>
       <w:pgSz w:w="11906" w:h="16838"/>
       <w:pgMar w:top="1417" w:right="1800" w:bottom="1440" w:left="1800" w:header="1140" w:footer="992" w:gutter="0"/>
-      <w:cols w:num="1" w:space="425"/>
+      <w:cols w:space="425" w:num="1"/>
       <w:docGrid w:type="lines" w:linePitch="312" w:charSpace="0"/>
     </w:sectPr>
   </w:body>
 </w:document>
 </file>
 
+<file path=word/endnotes.xml><?xml version="1.0" encoding="utf-8"?>
+<w:endnotes xmlns:wpc="http://schemas.microsoft.com/office/word/2010/wordprocessingCanvas" xmlns:mc="http://schemas.openxmlformats.org/markup-compatibility/2006" xmlns:o="urn:schemas-microsoft-com:office:office" xmlns:r="http://schemas.openxmlformats.org/officeDocument/2006/relationships" xmlns:m="http://schemas.openxmlformats.org/officeDocument/2006/math" xmlns:v="urn:schemas-microsoft-com:vml" xmlns:wp14="http://schemas.microsoft.com/office/word/2010/wordprocessingDrawing" xmlns:wp="http://schemas.openxmlformats.org/drawingml/2006/wordprocessingDrawing" xmlns:w="http://schemas.openxmlformats.org/wordprocessingml/2006/main" xmlns:w14="http://schemas.microsoft.com/office/word/2010/wordml" xmlns:w15="http://schemas.microsoft.com/office/word/2012/wordml" xmlns:w10="urn:schemas-microsoft-com:office:word" xmlns:wpg="http://schemas.microsoft.com/office/word/2010/wordprocessingGroup" xmlns:wpi="http://schemas.microsoft.com/office/word/2010/wordprocessingInk" xmlns:wne="http://schemas.microsoft.com/office/word/2006/wordml" xmlns:wps="http://schemas.microsoft.com/office/word/2010/wordprocessingShape" xmlns:wpsCustomData="http://www.wps.cn/officeDocument/2013/wpsCustomData" mc:Ignorable="w14 w15 wp14">
+  <w:endnote w:type="separator" w:id="0">
+    <w:p>
+      <w:pPr>
+        <w:spacing w:line="240" w:lineRule="auto"/>
+      </w:pPr>
+      <w:r>
+        <w:separator/>
+      </w:r>
+    </w:p>
+  </w:endnote>
+  <w:endnote w:type="continuationSeparator" w:id="1">
+    <w:p>
+      <w:pPr>
+        <w:spacing w:line="240" w:lineRule="auto"/>
+      </w:pPr>
+      <w:r>
+        <w:continuationSeparator/>
+      </w:r>
+    </w:p>
+  </w:endnote>
+</w:endnotes>
+</file>
+
+<file path=word/footnotes.xml><?xml version="1.0" encoding="utf-8"?>
+<w:footnotes xmlns:wpc="http://schemas.microsoft.com/office/word/2010/wordprocessingCanvas" xmlns:mc="http://schemas.openxmlformats.org/markup-compatibility/2006" xmlns:o="urn:schemas-microsoft-com:office:office" xmlns:r="http://schemas.openxmlformats.org/officeDocument/2006/relationships" xmlns:m="http://schemas.openxmlformats.org/officeDocument/2006/math" xmlns:v="urn:schemas-microsoft-com:vml" xmlns:wp14="http://schemas.microsoft.com/office/word/2010/wordprocessingDrawing" xmlns:wp="http://schemas.openxmlformats.org/drawingml/2006/wordprocessingDrawing" xmlns:w="http://schemas.openxmlformats.org/wordprocessingml/2006/main" xmlns:w14="http://schemas.microsoft.com/office/word/2010/wordml" xmlns:w15="http://schemas.microsoft.com/office/word/2012/wordml" xmlns:w10="urn:schemas-microsoft-com:office:word" xmlns:wpg="http://schemas.microsoft.com/office/word/2010/wordprocessingGroup" xmlns:wpi="http://schemas.microsoft.com/office/word/2010/wordprocessingInk" xmlns:wne="http://schemas.microsoft.com/office/word/2006/wordml" xmlns:wps="http://schemas.microsoft.com/office/word/2010/wordprocessingShape" xmlns:wpsCustomData="http://www.wps.cn/officeDocument/2013/wpsCustomData" mc:Ignorable="w14 w15 wp14">
+  <w:footnote w:type="separator" w:id="0">
+    <w:p>
+      <w:pPr>
+        <w:spacing w:line="240" w:lineRule="auto"/>
+      </w:pPr>
+      <w:r>
+        <w:separator/>
+      </w:r>
+    </w:p>
+  </w:footnote>
+  <w:footnote w:type="continuationSeparator" w:id="1">
+    <w:p>
+      <w:pPr>
+        <w:spacing w:line="240" w:lineRule="auto"/>
+      </w:pPr>
+      <w:r>
+        <w:continuationSeparator/>
+      </w:r>
+    </w:p>
+  </w:footnote>
+</w:footnotes>
+</file>
+
 <file path=word/header1.xml><?xml version="1.0" encoding="utf-8"?>
-<w:hdr xmlns:wpc="http://schemas.microsoft.com/office/word/2010/wordprocessingCanvas" xmlns:mc="http://schemas.openxmlformats.org/markup-compatibility/2006" xmlns:o="urn:schemas-microsoft-com:office:office" xmlns:r="http://schemas.openxmlformats.org/officeDocument/2006/relationships" xmlns:m="http://schemas.openxmlformats.org/officeDocument/2006/math" xmlns:v="urn:schemas-microsoft-com:vml" xmlns:wp14="http://schemas.microsoft.com/office/word/2010/wordprocessingDrawing" xmlns:wp="http://schemas.openxmlformats.org/drawingml/2006/wordprocessingDrawing" xmlns:w10="urn:schemas-microsoft-com:office:word" xmlns:w="http://schemas.openxmlformats.org/wordprocessingml/2006/main" xmlns:w14="http://schemas.microsoft.com/office/word/2010/wordml" xmlns:w15="http://schemas.microsoft.com/office/word/2012/wordml" xmlns:wne="http://schemas.microsoft.com/office/word/2006/wordml" xmlns:wpg="http://schemas.microsoft.com/office/word/2010/wordprocessingGroup" xmlns:wpi="http://schemas.microsoft.com/office/word/2010/wordprocessingInk" xmlns:wps="http://schemas.microsoft.com/office/word/2010/wordprocessingShape" mc:Ignorable="w14 w15 wp14">
+<w:hdr xmlns:wpc="http://schemas.microsoft.com/office/word/2010/wordprocessingCanvas" xmlns:mc="http://schemas.openxmlformats.org/markup-compatibility/2006" xmlns:o="urn:schemas-microsoft-com:office:office" xmlns:r="http://schemas.openxmlformats.org/officeDocument/2006/relationships" xmlns:m="http://schemas.openxmlformats.org/officeDocument/2006/math" xmlns:v="urn:schemas-microsoft-com:vml" xmlns:wp14="http://schemas.microsoft.com/office/word/2010/wordprocessingDrawing" xmlns:wp="http://schemas.openxmlformats.org/drawingml/2006/wordprocessingDrawing" xmlns:w10="urn:schemas-microsoft-com:office:word" xmlns:w="http://schemas.openxmlformats.org/wordprocessingml/2006/main" xmlns:w14="http://schemas.microsoft.com/office/word/2010/wordml" xmlns:w15="http://schemas.microsoft.com/office/word/2012/wordml" xmlns:wpg="http://schemas.microsoft.com/office/word/2010/wordprocessingGroup" xmlns:wpi="http://schemas.microsoft.com/office/word/2010/wordprocessingInk" xmlns:wne="http://schemas.microsoft.com/office/word/2006/wordml" xmlns:wps="http://schemas.microsoft.com/office/word/2010/wordprocessingShape" xmlns:wpsCustomData="http://www.wps.cn/officeDocument/2013/wpsCustomData" mc:Ignorable="w14 w15 wp14">
   <w:p>
     <w:pPr>
-      <w:pStyle w:val="Header"/>
+      <w:pStyle w:val="15"/>
       <w:pBdr>
-        <w:bottom w:val="single" w:sz="4" w:space="1" w:color="auto"/>
+        <w:bottom w:val="single" w:color="auto" w:sz="4" w:space="1"/>
       </w:pBdr>
       <w:jc w:val="right"/>
       <w:rPr>
-        <w:rFonts w:eastAsiaTheme="minorEastAsia" w:hint="eastAsia"/>
+        <w:rFonts w:hint="eastAsia" w:eastAsiaTheme="minorEastAsia"/>
         <w:lang w:eastAsia="zh-CN"/>
       </w:rPr>
     </w:pPr>
     <w:r>
       <w:rPr>
-        <w:rFonts w:eastAsiaTheme="minorEastAsia" w:hint="eastAsia"/>
+        <w:rFonts w:hint="eastAsia" w:eastAsiaTheme="minorEastAsia"/>
         <w:lang w:eastAsia="zh-CN"/>
       </w:rPr>
       <w:t>天津通海信息技术有限公司</w:t>
@@ -6241,15 +6348,15 @@
 </file>
 
 <file path=word/numbering.xml><?xml version="1.0" encoding="utf-8"?>
-<w:numbering xmlns:wpc="http://schemas.microsoft.com/office/word/2010/wordprocessingCanvas" xmlns:mc="http://schemas.openxmlformats.org/markup-compatibility/2006" xmlns:o="urn:schemas-microsoft-com:office:office" xmlns:r="http://schemas.openxmlformats.org/officeDocument/2006/relationships" xmlns:m="http://schemas.openxmlformats.org/officeDocument/2006/math" xmlns:v="urn:schemas-microsoft-com:vml" xmlns:wp14="http://schemas.microsoft.com/office/word/2010/wordprocessingDrawing" xmlns:wp="http://schemas.openxmlformats.org/drawingml/2006/wordprocessingDrawing" xmlns:w10="urn:schemas-microsoft-com:office:word" xmlns:w="http://schemas.openxmlformats.org/wordprocessingml/2006/main" xmlns:w14="http://schemas.microsoft.com/office/word/2010/wordml" xmlns:w15="http://schemas.microsoft.com/office/word/2012/wordml" xmlns:wne="http://schemas.microsoft.com/office/word/2006/wordml" xmlns:wpg="http://schemas.microsoft.com/office/word/2010/wordprocessingGroup" xmlns:wpi="http://schemas.microsoft.com/office/word/2010/wordprocessingInk" xmlns:wps="http://schemas.microsoft.com/office/word/2010/wordprocessingShape" mc:Ignorable="w14 w15 wp14">
+<w:numbering xmlns:wpc="http://schemas.microsoft.com/office/word/2010/wordprocessingCanvas" xmlns:mc="http://schemas.openxmlformats.org/markup-compatibility/2006" xmlns:o="urn:schemas-microsoft-com:office:office" xmlns:r="http://schemas.openxmlformats.org/officeDocument/2006/relationships" xmlns:m="http://schemas.openxmlformats.org/officeDocument/2006/math" xmlns:v="urn:schemas-microsoft-com:vml" xmlns:wp14="http://schemas.microsoft.com/office/word/2010/wordprocessingDrawing" xmlns:wp="http://schemas.openxmlformats.org/drawingml/2006/wordprocessingDrawing" xmlns:w10="urn:schemas-microsoft-com:office:word" xmlns:w="http://schemas.openxmlformats.org/wordprocessingml/2006/main" xmlns:w14="http://schemas.microsoft.com/office/word/2010/wordml" xmlns:wpg="http://schemas.microsoft.com/office/word/2010/wordprocessingGroup" xmlns:wpi="http://schemas.microsoft.com/office/word/2010/wordprocessingInk" xmlns:wne="http://schemas.microsoft.com/office/word/2006/wordml" xmlns:wps="http://schemas.microsoft.com/office/word/2010/wordprocessingShape" xmlns:wpsCustomData="http://www.wps.cn/officeDocument/2013/wpsCustomData" mc:Ignorable="w14 wp14">
   <w:abstractNum w:abstractNumId="0">
     <w:nsid w:val="8E964DCE"/>
     <w:multiLevelType w:val="multilevel"/>
     <w:tmpl w:val="8E964DCE"/>
-    <w:lvl w:ilvl="0">
+    <w:lvl w:ilvl="0" w:tentative="0">
       <w:start w:val="1"/>
       <w:numFmt w:val="decimal"/>
-      <w:pStyle w:val="Heading1"/>
+      <w:pStyle w:val="2"/>
       <w:lvlText w:val="%1."/>
       <w:lvlJc w:val="left"/>
       <w:pPr>
@@ -6259,10 +6366,10 @@
         <w:rFonts w:hint="default"/>
       </w:rPr>
     </w:lvl>
-    <w:lvl w:ilvl="1">
+    <w:lvl w:ilvl="1" w:tentative="0">
       <w:start w:val="1"/>
       <w:numFmt w:val="decimal"/>
-      <w:pStyle w:val="Heading2"/>
+      <w:pStyle w:val="3"/>
       <w:lvlText w:val="%1.%2."/>
       <w:lvlJc w:val="left"/>
       <w:pPr>
@@ -6272,10 +6379,10 @@
         <w:rFonts w:hint="default"/>
       </w:rPr>
     </w:lvl>
-    <w:lvl w:ilvl="2">
+    <w:lvl w:ilvl="2" w:tentative="0">
       <w:start w:val="1"/>
       <w:numFmt w:val="decimal"/>
-      <w:pStyle w:val="Heading3"/>
+      <w:pStyle w:val="4"/>
       <w:lvlText w:val="%1.%2.%3."/>
       <w:lvlJc w:val="left"/>
       <w:pPr>
@@ -6285,10 +6392,10 @@
         <w:rFonts w:hint="default"/>
       </w:rPr>
     </w:lvl>
-    <w:lvl w:ilvl="3">
+    <w:lvl w:ilvl="3" w:tentative="0">
       <w:start w:val="1"/>
       <w:numFmt w:val="decimal"/>
-      <w:pStyle w:val="Heading4"/>
+      <w:pStyle w:val="5"/>
       <w:lvlText w:val="%1.%2.%3.%4."/>
       <w:lvlJc w:val="left"/>
       <w:pPr>
@@ -6298,10 +6405,10 @@
         <w:rFonts w:hint="default"/>
       </w:rPr>
     </w:lvl>
-    <w:lvl w:ilvl="4">
+    <w:lvl w:ilvl="4" w:tentative="0">
       <w:start w:val="1"/>
       <w:numFmt w:val="decimal"/>
-      <w:pStyle w:val="Heading5"/>
+      <w:pStyle w:val="6"/>
       <w:lvlText w:val="%1.%2.%3.%4.%5."/>
       <w:lvlJc w:val="left"/>
       <w:pPr>
@@ -6311,10 +6418,10 @@
         <w:rFonts w:hint="default"/>
       </w:rPr>
     </w:lvl>
-    <w:lvl w:ilvl="5">
+    <w:lvl w:ilvl="5" w:tentative="0">
       <w:start w:val="1"/>
       <w:numFmt w:val="decimal"/>
-      <w:pStyle w:val="Heading6"/>
+      <w:pStyle w:val="7"/>
       <w:lvlText w:val="%1.%2.%3.%4.%5.%6."/>
       <w:lvlJc w:val="left"/>
       <w:pPr>
@@ -6324,10 +6431,10 @@
         <w:rFonts w:hint="default"/>
       </w:rPr>
     </w:lvl>
-    <w:lvl w:ilvl="6">
+    <w:lvl w:ilvl="6" w:tentative="0">
       <w:start w:val="1"/>
       <w:numFmt w:val="decimal"/>
-      <w:pStyle w:val="Heading7"/>
+      <w:pStyle w:val="8"/>
       <w:lvlText w:val="%1.%2.%3.%4.%5.%6.%7."/>
       <w:lvlJc w:val="left"/>
       <w:pPr>
@@ -6337,10 +6444,10 @@
         <w:rFonts w:hint="default"/>
       </w:rPr>
     </w:lvl>
-    <w:lvl w:ilvl="7">
+    <w:lvl w:ilvl="7" w:tentative="0">
       <w:start w:val="1"/>
       <w:numFmt w:val="decimal"/>
-      <w:pStyle w:val="Heading8"/>
+      <w:pStyle w:val="9"/>
       <w:lvlText w:val="%1.%2.%3.%4.%5.%6.%7.%8."/>
       <w:lvlJc w:val="left"/>
       <w:pPr>
@@ -6350,10 +6457,10 @@
         <w:rFonts w:hint="default"/>
       </w:rPr>
     </w:lvl>
-    <w:lvl w:ilvl="8">
+    <w:lvl w:ilvl="8" w:tentative="0">
       <w:start w:val="1"/>
       <w:numFmt w:val="decimal"/>
-      <w:pStyle w:val="Heading9"/>
+      <w:pStyle w:val="10"/>
       <w:lvlText w:val="%1.%2.%3.%4.%5.%6.%7.%8.%9."/>
       <w:lvlJc w:val="left"/>
       <w:pPr>
@@ -6368,7 +6475,7 @@
     <w:nsid w:val="A15681B7"/>
     <w:multiLevelType w:val="singleLevel"/>
     <w:tmpl w:val="A15681B7"/>
-    <w:lvl w:ilvl="0">
+    <w:lvl w:ilvl="0" w:tentative="0">
       <w:start w:val="1"/>
       <w:numFmt w:val="decimal"/>
       <w:lvlText w:val="%1."/>
@@ -6385,7 +6492,7 @@
     <w:nsid w:val="B3137E32"/>
     <w:multiLevelType w:val="singleLevel"/>
     <w:tmpl w:val="B3137E32"/>
-    <w:lvl w:ilvl="0">
+    <w:lvl w:ilvl="0" w:tentative="0">
       <w:start w:val="1"/>
       <w:numFmt w:val="decimal"/>
       <w:lvlText w:val="%1."/>
@@ -6402,7 +6509,7 @@
     <w:nsid w:val="F9539CF3"/>
     <w:multiLevelType w:val="singleLevel"/>
     <w:tmpl w:val="F9539CF3"/>
-    <w:lvl w:ilvl="0">
+    <w:lvl w:ilvl="0" w:tentative="0">
       <w:start w:val="1"/>
       <w:numFmt w:val="decimal"/>
       <w:lvlText w:val="%1."/>
@@ -6419,7 +6526,7 @@
     <w:nsid w:val="FA255A08"/>
     <w:multiLevelType w:val="singleLevel"/>
     <w:tmpl w:val="FA255A08"/>
-    <w:lvl w:ilvl="0">
+    <w:lvl w:ilvl="0" w:tentative="0">
       <w:start w:val="1"/>
       <w:numFmt w:val="decimal"/>
       <w:lvlText w:val="%1."/>
@@ -6436,7 +6543,7 @@
     <w:nsid w:val="FC9046B5"/>
     <w:multiLevelType w:val="singleLevel"/>
     <w:tmpl w:val="FC9046B5"/>
-    <w:lvl w:ilvl="0">
+    <w:lvl w:ilvl="0" w:tentative="0">
       <w:start w:val="1"/>
       <w:numFmt w:val="decimal"/>
       <w:lvlText w:val="%1."/>
@@ -6453,7 +6560,7 @@
     <w:nsid w:val="013FB84B"/>
     <w:multiLevelType w:val="singleLevel"/>
     <w:tmpl w:val="013FB84B"/>
-    <w:lvl w:ilvl="0">
+    <w:lvl w:ilvl="0" w:tentative="0">
       <w:start w:val="1"/>
       <w:numFmt w:val="decimal"/>
       <w:lvlText w:val="%1."/>
@@ -6470,7 +6577,7 @@
     <w:nsid w:val="4C591BD8"/>
     <w:multiLevelType w:val="singleLevel"/>
     <w:tmpl w:val="4C591BD8"/>
-    <w:lvl w:ilvl="0">
+    <w:lvl w:ilvl="0" w:tentative="0">
       <w:start w:val="1"/>
       <w:numFmt w:val="decimal"/>
       <w:lvlText w:val="%1."/>
@@ -6487,7 +6594,7 @@
     <w:nsid w:val="550EBF31"/>
     <w:multiLevelType w:val="singleLevel"/>
     <w:tmpl w:val="550EBF31"/>
-    <w:lvl w:ilvl="0">
+    <w:lvl w:ilvl="0" w:tentative="0">
       <w:start w:val="1"/>
       <w:numFmt w:val="decimal"/>
       <w:lvlText w:val="%1."/>
@@ -6504,7 +6611,7 @@
     <w:nsid w:val="5B355D7A"/>
     <w:multiLevelType w:val="singleLevel"/>
     <w:tmpl w:val="5B355D7A"/>
-    <w:lvl w:ilvl="0">
+    <w:lvl w:ilvl="0" w:tentative="0">
       <w:start w:val="1"/>
       <w:numFmt w:val="decimal"/>
       <w:lvlText w:val="%1."/>
@@ -6551,267 +6658,269 @@
 </file>
 
 <file path=word/styles.xml><?xml version="1.0" encoding="utf-8"?>
-<w:styles xmlns:mc="http://schemas.openxmlformats.org/markup-compatibility/2006" xmlns:r="http://schemas.openxmlformats.org/officeDocument/2006/relationships" xmlns:w="http://schemas.openxmlformats.org/wordprocessingml/2006/main" xmlns:w14="http://schemas.microsoft.com/office/word/2010/wordml" xmlns:w15="http://schemas.microsoft.com/office/word/2012/wordml" mc:Ignorable="w14 w15">
+<w:styles xmlns:mc="http://schemas.openxmlformats.org/markup-compatibility/2006" xmlns:o="urn:schemas-microsoft-com:office:office" xmlns:r="http://schemas.openxmlformats.org/officeDocument/2006/relationships" xmlns:m="http://schemas.openxmlformats.org/officeDocument/2006/math" xmlns:v="urn:schemas-microsoft-com:vml" xmlns:w="http://schemas.openxmlformats.org/wordprocessingml/2006/main" xmlns:w14="http://schemas.microsoft.com/office/word/2010/wordml" xmlns:w10="urn:schemas-microsoft-com:office:word" xmlns:sl="http://schemas.openxmlformats.org/schemaLibrary/2006/main" xmlns:wpsCustomData="http://www.wps.cn/officeDocument/2013/wpsCustomData" mc:Ignorable="w14">
   <w:docDefaults>
     <w:rPrDefault>
       <w:rPr>
-        <w:rFonts w:ascii="Times New Roman" w:eastAsia="宋体" w:hAnsi="Times New Roman" w:cs="Times New Roman"/>
+        <w:rFonts w:ascii="Times New Roman" w:hAnsi="Times New Roman" w:eastAsia="宋体" w:cs="Times New Roman"/>
       </w:rPr>
     </w:rPrDefault>
     <w:pPrDefault/>
   </w:docDefaults>
-  <w:latentStyles w:defLockedState="0" w:defUIPriority="99" w:defSemiHidden="1" w:defUnhideWhenUsed="1" w:defQFormat="0" w:count="260">
-    <w:lsdException w:name="Normal" w:semiHidden="0" w:uiPriority="0" w:unhideWhenUsed="0" w:qFormat="1"/>
-    <w:lsdException w:name="heading 1" w:semiHidden="0" w:uiPriority="0" w:unhideWhenUsed="0" w:qFormat="1"/>
-    <w:lsdException w:name="heading 2" w:semiHidden="0" w:uiPriority="0" w:qFormat="1"/>
-    <w:lsdException w:name="heading 3" w:uiPriority="0" w:qFormat="1"/>
-    <w:lsdException w:name="heading 4" w:semiHidden="0" w:uiPriority="0" w:qFormat="1"/>
-    <w:lsdException w:name="heading 5" w:uiPriority="0" w:qFormat="1"/>
-    <w:lsdException w:name="heading 6" w:uiPriority="0" w:qFormat="1"/>
-    <w:lsdException w:name="heading 7" w:uiPriority="0" w:qFormat="1"/>
-    <w:lsdException w:name="heading 8" w:uiPriority="0" w:qFormat="1"/>
-    <w:lsdException w:name="heading 9" w:uiPriority="0" w:qFormat="1"/>
-    <w:lsdException w:name="index 1" w:semiHidden="0" w:uiPriority="0" w:unhideWhenUsed="0"/>
-    <w:lsdException w:name="index 2" w:semiHidden="0" w:uiPriority="0" w:unhideWhenUsed="0"/>
-    <w:lsdException w:name="index 3" w:semiHidden="0" w:uiPriority="0" w:unhideWhenUsed="0"/>
-    <w:lsdException w:name="index 4" w:semiHidden="0" w:uiPriority="0" w:unhideWhenUsed="0"/>
-    <w:lsdException w:name="index 5" w:semiHidden="0" w:uiPriority="0" w:unhideWhenUsed="0"/>
-    <w:lsdException w:name="index 6" w:semiHidden="0" w:uiPriority="0" w:unhideWhenUsed="0"/>
-    <w:lsdException w:name="index 7" w:semiHidden="0" w:uiPriority="0" w:unhideWhenUsed="0"/>
-    <w:lsdException w:name="index 8" w:semiHidden="0" w:uiPriority="0" w:unhideWhenUsed="0"/>
-    <w:lsdException w:name="index 9" w:semiHidden="0" w:uiPriority="0" w:unhideWhenUsed="0"/>
-    <w:lsdException w:name="toc 1" w:semiHidden="0" w:uiPriority="0" w:unhideWhenUsed="0" w:qFormat="1"/>
-    <w:lsdException w:name="toc 2" w:semiHidden="0" w:uiPriority="0" w:unhideWhenUsed="0" w:qFormat="1"/>
-    <w:lsdException w:name="toc 3" w:semiHidden="0" w:uiPriority="0" w:unhideWhenUsed="0" w:qFormat="1"/>
-    <w:lsdException w:name="toc 4" w:semiHidden="0" w:uiPriority="0" w:unhideWhenUsed="0"/>
-    <w:lsdException w:name="toc 5" w:semiHidden="0" w:uiPriority="0" w:unhideWhenUsed="0"/>
-    <w:lsdException w:name="toc 6" w:semiHidden="0" w:uiPriority="0" w:unhideWhenUsed="0"/>
-    <w:lsdException w:name="toc 7" w:semiHidden="0" w:uiPriority="0" w:unhideWhenUsed="0"/>
-    <w:lsdException w:name="toc 8" w:semiHidden="0" w:uiPriority="0" w:unhideWhenUsed="0"/>
-    <w:lsdException w:name="toc 9" w:semiHidden="0" w:uiPriority="0" w:unhideWhenUsed="0"/>
-    <w:lsdException w:name="Normal Indent" w:semiHidden="0" w:uiPriority="0" w:unhideWhenUsed="0"/>
-    <w:lsdException w:name="footnote text" w:semiHidden="0" w:uiPriority="0" w:unhideWhenUsed="0"/>
-    <w:lsdException w:name="annotation text" w:semiHidden="0" w:uiPriority="0" w:unhideWhenUsed="0" w:qFormat="1"/>
-    <w:lsdException w:name="header" w:semiHidden="0" w:uiPriority="0" w:unhideWhenUsed="0" w:qFormat="1"/>
-    <w:lsdException w:name="footer" w:semiHidden="0" w:uiPriority="0" w:unhideWhenUsed="0" w:qFormat="1"/>
-    <w:lsdException w:name="index heading" w:semiHidden="0" w:uiPriority="0" w:unhideWhenUsed="0"/>
-    <w:lsdException w:name="caption" w:uiPriority="0" w:qFormat="1"/>
-    <w:lsdException w:name="table of figures" w:semiHidden="0" w:uiPriority="0" w:unhideWhenUsed="0"/>
-    <w:lsdException w:name="envelope address" w:semiHidden="0" w:uiPriority="0" w:unhideWhenUsed="0"/>
-    <w:lsdException w:name="envelope return" w:semiHidden="0" w:uiPriority="0" w:unhideWhenUsed="0"/>
-    <w:lsdException w:name="footnote reference" w:semiHidden="0" w:uiPriority="0" w:unhideWhenUsed="0"/>
-    <w:lsdException w:name="annotation reference" w:semiHidden="0" w:uiPriority="0" w:unhideWhenUsed="0"/>
-    <w:lsdException w:name="line number" w:semiHidden="0" w:uiPriority="0" w:unhideWhenUsed="0"/>
-    <w:lsdException w:name="page number" w:semiHidden="0" w:uiPriority="0" w:unhideWhenUsed="0"/>
-    <w:lsdException w:name="endnote reference" w:semiHidden="0" w:uiPriority="0" w:unhideWhenUsed="0"/>
-    <w:lsdException w:name="endnote text" w:semiHidden="0" w:uiPriority="0" w:unhideWhenUsed="0"/>
-    <w:lsdException w:name="table of authorities" w:semiHidden="0" w:uiPriority="0" w:unhideWhenUsed="0"/>
-    <w:lsdException w:name="macro" w:semiHidden="0" w:uiPriority="0" w:unhideWhenUsed="0"/>
-    <w:lsdException w:name="toa heading" w:semiHidden="0" w:uiPriority="0" w:unhideWhenUsed="0"/>
-    <w:lsdException w:name="List" w:semiHidden="0" w:uiPriority="0" w:unhideWhenUsed="0"/>
-    <w:lsdException w:name="List Bullet" w:semiHidden="0" w:uiPriority="0" w:unhideWhenUsed="0"/>
-    <w:lsdException w:name="List Number" w:semiHidden="0" w:uiPriority="0" w:unhideWhenUsed="0"/>
-    <w:lsdException w:name="List 2" w:semiHidden="0" w:uiPriority="0" w:unhideWhenUsed="0"/>
-    <w:lsdException w:name="List 3" w:semiHidden="0" w:uiPriority="0" w:unhideWhenUsed="0"/>
-    <w:lsdException w:name="List 4" w:semiHidden="0" w:uiPriority="0" w:unhideWhenUsed="0"/>
-    <w:lsdException w:name="List 5" w:semiHidden="0" w:uiPriority="0" w:unhideWhenUsed="0"/>
-    <w:lsdException w:name="List Bullet 2" w:semiHidden="0" w:uiPriority="0" w:unhideWhenUsed="0"/>
-    <w:lsdException w:name="List Bullet 3" w:semiHidden="0" w:uiPriority="0" w:unhideWhenUsed="0"/>
-    <w:lsdException w:name="List Bullet 4" w:semiHidden="0" w:uiPriority="0" w:unhideWhenUsed="0"/>
-    <w:lsdException w:name="List Bullet 5" w:semiHidden="0" w:uiPriority="0" w:unhideWhenUsed="0"/>
-    <w:lsdException w:name="List Number 2" w:semiHidden="0" w:uiPriority="0" w:unhideWhenUsed="0"/>
-    <w:lsdException w:name="List Number 3" w:semiHidden="0" w:uiPriority="0" w:unhideWhenUsed="0"/>
-    <w:lsdException w:name="List Number 4" w:semiHidden="0" w:uiPriority="0" w:unhideWhenUsed="0"/>
-    <w:lsdException w:name="List Number 5" w:semiHidden="0" w:uiPriority="0" w:unhideWhenUsed="0"/>
-    <w:lsdException w:name="Title" w:semiHidden="0" w:uiPriority="0" w:unhideWhenUsed="0" w:qFormat="1"/>
-    <w:lsdException w:name="Closing" w:semiHidden="0" w:uiPriority="0" w:unhideWhenUsed="0"/>
-    <w:lsdException w:name="Signature" w:semiHidden="0" w:uiPriority="0" w:unhideWhenUsed="0"/>
-    <w:lsdException w:name="Default Paragraph Font" w:uiPriority="0" w:unhideWhenUsed="0" w:qFormat="1"/>
-    <w:lsdException w:name="Body Text" w:uiPriority="0" w:unhideWhenUsed="0" w:qFormat="1"/>
-    <w:lsdException w:name="Body Text Indent" w:semiHidden="0" w:uiPriority="0" w:unhideWhenUsed="0"/>
-    <w:lsdException w:name="List Continue" w:semiHidden="0" w:uiPriority="0" w:unhideWhenUsed="0"/>
-    <w:lsdException w:name="List Continue 2" w:semiHidden="0" w:uiPriority="0" w:unhideWhenUsed="0"/>
-    <w:lsdException w:name="List Continue 3" w:semiHidden="0" w:uiPriority="0" w:unhideWhenUsed="0"/>
-    <w:lsdException w:name="List Continue 4" w:semiHidden="0" w:uiPriority="0" w:unhideWhenUsed="0"/>
-    <w:lsdException w:name="List Continue 5" w:semiHidden="0" w:uiPriority="0" w:unhideWhenUsed="0"/>
-    <w:lsdException w:name="Message Header" w:semiHidden="0" w:uiPriority="0" w:unhideWhenUsed="0"/>
-    <w:lsdException w:name="Subtitle" w:semiHidden="0" w:uiPriority="0" w:unhideWhenUsed="0" w:qFormat="1"/>
-    <w:lsdException w:name="Salutation" w:semiHidden="0" w:uiPriority="0" w:unhideWhenUsed="0"/>
-    <w:lsdException w:name="Date" w:semiHidden="0" w:uiPriority="0" w:unhideWhenUsed="0"/>
-    <w:lsdException w:name="Body Text First Indent" w:semiHidden="0" w:uiPriority="0" w:unhideWhenUsed="0"/>
-    <w:lsdException w:name="Body Text First Indent 2" w:semiHidden="0" w:uiPriority="0" w:unhideWhenUsed="0"/>
-    <w:lsdException w:name="Body Text 2" w:semiHidden="0" w:uiPriority="0" w:unhideWhenUsed="0"/>
-    <w:lsdException w:name="Body Text 3" w:semiHidden="0" w:uiPriority="0" w:unhideWhenUsed="0"/>
-    <w:lsdException w:name="Body Text Indent 2" w:semiHidden="0" w:uiPriority="0" w:unhideWhenUsed="0"/>
-    <w:lsdException w:name="Body Text Indent 3" w:semiHidden="0" w:uiPriority="0" w:unhideWhenUsed="0"/>
-    <w:lsdException w:name="Block Text" w:semiHidden="0" w:uiPriority="0" w:unhideWhenUsed="0"/>
-    <w:lsdException w:name="Hyperlink" w:semiHidden="0" w:uiPriority="0" w:unhideWhenUsed="0"/>
-    <w:lsdException w:name="FollowedHyperlink" w:semiHidden="0" w:uiPriority="0" w:unhideWhenUsed="0"/>
-    <w:lsdException w:name="Strong" w:semiHidden="0" w:uiPriority="0" w:unhideWhenUsed="0" w:qFormat="1"/>
-    <w:lsdException w:name="Emphasis" w:semiHidden="0" w:uiPriority="0" w:unhideWhenUsed="0" w:qFormat="1"/>
-    <w:lsdException w:name="Document Map" w:semiHidden="0" w:uiPriority="0" w:unhideWhenUsed="0"/>
-    <w:lsdException w:name="Plain Text" w:semiHidden="0" w:uiPriority="0" w:unhideWhenUsed="0"/>
-    <w:lsdException w:name="E-mail Signature" w:semiHidden="0" w:uiPriority="0" w:unhideWhenUsed="0"/>
-    <w:lsdException w:name="Normal (Web)" w:semiHidden="0" w:uiPriority="0" w:unhideWhenUsed="0" w:qFormat="1"/>
-    <w:lsdException w:name="HTML Acronym" w:semiHidden="0" w:uiPriority="0" w:unhideWhenUsed="0"/>
-    <w:lsdException w:name="HTML Address" w:semiHidden="0" w:uiPriority="0" w:unhideWhenUsed="0"/>
-    <w:lsdException w:name="HTML Cite" w:semiHidden="0" w:uiPriority="0" w:unhideWhenUsed="0"/>
-    <w:lsdException w:name="HTML Code" w:semiHidden="0" w:uiPriority="0" w:unhideWhenUsed="0"/>
-    <w:lsdException w:name="HTML Definition" w:semiHidden="0" w:uiPriority="0" w:unhideWhenUsed="0"/>
-    <w:lsdException w:name="HTML Keyboard" w:semiHidden="0" w:uiPriority="0" w:unhideWhenUsed="0"/>
-    <w:lsdException w:name="HTML Preformatted" w:semiHidden="0" w:uiPriority="0" w:unhideWhenUsed="0"/>
-    <w:lsdException w:name="HTML Sample" w:semiHidden="0" w:uiPriority="0" w:unhideWhenUsed="0"/>
-    <w:lsdException w:name="HTML Typewriter" w:semiHidden="0" w:uiPriority="0" w:unhideWhenUsed="0"/>
-    <w:lsdException w:name="HTML Variable" w:semiHidden="0" w:uiPriority="0" w:unhideWhenUsed="0"/>
-    <w:lsdException w:name="Normal Table" w:uiPriority="0" w:unhideWhenUsed="0" w:qFormat="1"/>
-    <w:lsdException w:name="annotation subject" w:semiHidden="0" w:uiPriority="0" w:unhideWhenUsed="0"/>
-    <w:lsdException w:name="Table Simple 1" w:semiHidden="0" w:uiPriority="0" w:unhideWhenUsed="0"/>
-    <w:lsdException w:name="Table Simple 2" w:semiHidden="0" w:uiPriority="0" w:unhideWhenUsed="0"/>
-    <w:lsdException w:name="Table Simple 3" w:semiHidden="0" w:uiPriority="0" w:unhideWhenUsed="0"/>
-    <w:lsdException w:name="Table Classic 1" w:semiHidden="0" w:uiPriority="0" w:unhideWhenUsed="0"/>
-    <w:lsdException w:name="Table Classic 2" w:semiHidden="0" w:uiPriority="0" w:unhideWhenUsed="0"/>
-    <w:lsdException w:name="Table Classic 3" w:semiHidden="0" w:uiPriority="0" w:unhideWhenUsed="0"/>
-    <w:lsdException w:name="Table Classic 4" w:semiHidden="0" w:uiPriority="0" w:unhideWhenUsed="0"/>
-    <w:lsdException w:name="Table Colorful 1" w:semiHidden="0" w:uiPriority="0" w:unhideWhenUsed="0"/>
-    <w:lsdException w:name="Table Colorful 2" w:semiHidden="0" w:uiPriority="0" w:unhideWhenUsed="0"/>
-    <w:lsdException w:name="Table Colorful 3" w:semiHidden="0" w:uiPriority="0" w:unhideWhenUsed="0"/>
-    <w:lsdException w:name="Table Columns 1" w:semiHidden="0" w:uiPriority="0" w:unhideWhenUsed="0"/>
-    <w:lsdException w:name="Table Columns 2" w:semiHidden="0" w:uiPriority="0" w:unhideWhenUsed="0"/>
-    <w:lsdException w:name="Table Columns 3" w:semiHidden="0" w:uiPriority="0" w:unhideWhenUsed="0"/>
-    <w:lsdException w:name="Table Columns 4" w:semiHidden="0" w:uiPriority="0" w:unhideWhenUsed="0"/>
-    <w:lsdException w:name="Table Columns 5" w:semiHidden="0" w:uiPriority="0" w:unhideWhenUsed="0"/>
-    <w:lsdException w:name="Table Grid 1" w:semiHidden="0" w:uiPriority="0" w:unhideWhenUsed="0"/>
-    <w:lsdException w:name="Table Grid 2" w:semiHidden="0" w:uiPriority="0" w:unhideWhenUsed="0"/>
-    <w:lsdException w:name="Table Grid 3" w:semiHidden="0" w:uiPriority="0" w:unhideWhenUsed="0"/>
-    <w:lsdException w:name="Table Grid 4" w:semiHidden="0" w:uiPriority="0" w:unhideWhenUsed="0"/>
-    <w:lsdException w:name="Table Grid 5" w:semiHidden="0" w:uiPriority="0" w:unhideWhenUsed="0"/>
-    <w:lsdException w:name="Table Grid 6" w:semiHidden="0" w:uiPriority="0" w:unhideWhenUsed="0"/>
-    <w:lsdException w:name="Table Grid 7" w:semiHidden="0" w:uiPriority="0" w:unhideWhenUsed="0"/>
-    <w:lsdException w:name="Table Grid 8" w:semiHidden="0" w:uiPriority="0" w:unhideWhenUsed="0"/>
-    <w:lsdException w:name="Table List 1" w:semiHidden="0" w:uiPriority="0" w:unhideWhenUsed="0"/>
-    <w:lsdException w:name="Table List 2" w:semiHidden="0" w:uiPriority="0" w:unhideWhenUsed="0"/>
-    <w:lsdException w:name="Table List 3" w:semiHidden="0" w:uiPriority="0" w:unhideWhenUsed="0"/>
-    <w:lsdException w:name="Table List 4" w:semiHidden="0" w:uiPriority="0" w:unhideWhenUsed="0"/>
-    <w:lsdException w:name="Table List 5" w:semiHidden="0" w:uiPriority="0" w:unhideWhenUsed="0"/>
-    <w:lsdException w:name="Table List 6" w:semiHidden="0" w:uiPriority="0" w:unhideWhenUsed="0"/>
-    <w:lsdException w:name="Table List 7" w:semiHidden="0" w:uiPriority="0" w:unhideWhenUsed="0"/>
-    <w:lsdException w:name="Table List 8" w:semiHidden="0" w:uiPriority="0" w:unhideWhenUsed="0"/>
-    <w:lsdException w:name="Table 3D effects 1" w:semiHidden="0" w:uiPriority="0" w:unhideWhenUsed="0"/>
-    <w:lsdException w:name="Table 3D effects 2" w:semiHidden="0" w:uiPriority="0" w:unhideWhenUsed="0"/>
-    <w:lsdException w:name="Table 3D effects 3" w:semiHidden="0" w:uiPriority="0" w:unhideWhenUsed="0"/>
-    <w:lsdException w:name="Table Contemporary" w:semiHidden="0" w:uiPriority="0" w:unhideWhenUsed="0"/>
-    <w:lsdException w:name="Table Elegant" w:semiHidden="0" w:uiPriority="0" w:unhideWhenUsed="0"/>
-    <w:lsdException w:name="Table Professional" w:semiHidden="0" w:uiPriority="0" w:unhideWhenUsed="0"/>
-    <w:lsdException w:name="Table Subtle 1" w:semiHidden="0" w:uiPriority="0" w:unhideWhenUsed="0"/>
-    <w:lsdException w:name="Table Subtle 2" w:semiHidden="0" w:uiPriority="0" w:unhideWhenUsed="0"/>
-    <w:lsdException w:name="Table Web 1" w:semiHidden="0" w:uiPriority="0" w:unhideWhenUsed="0"/>
-    <w:lsdException w:name="Table Web 2" w:semiHidden="0" w:uiPriority="0" w:unhideWhenUsed="0"/>
-    <w:lsdException w:name="Table Web 3" w:semiHidden="0" w:uiPriority="0" w:unhideWhenUsed="0"/>
-    <w:lsdException w:name="Balloon Text" w:semiHidden="0" w:uiPriority="0" w:unhideWhenUsed="0"/>
-    <w:lsdException w:name="Table Grid" w:semiHidden="0" w:uiPriority="0" w:unhideWhenUsed="0" w:qFormat="1"/>
-    <w:lsdException w:name="Table Theme" w:semiHidden="0" w:uiPriority="0" w:unhideWhenUsed="0"/>
-    <w:lsdException w:name="Light Shading" w:semiHidden="0" w:uiPriority="60" w:unhideWhenUsed="0"/>
-    <w:lsdException w:name="Light List" w:semiHidden="0" w:uiPriority="61" w:unhideWhenUsed="0"/>
-    <w:lsdException w:name="Light Grid" w:semiHidden="0" w:uiPriority="62" w:unhideWhenUsed="0"/>
-    <w:lsdException w:name="Medium Shading 1" w:semiHidden="0" w:uiPriority="63" w:unhideWhenUsed="0"/>
-    <w:lsdException w:name="Medium Shading 2" w:semiHidden="0" w:uiPriority="64" w:unhideWhenUsed="0"/>
-    <w:lsdException w:name="Medium List 1" w:semiHidden="0" w:uiPriority="65" w:unhideWhenUsed="0"/>
-    <w:lsdException w:name="Medium List 2" w:semiHidden="0" w:uiPriority="66" w:unhideWhenUsed="0"/>
-    <w:lsdException w:name="Medium Grid 1" w:semiHidden="0" w:uiPriority="67" w:unhideWhenUsed="0"/>
-    <w:lsdException w:name="Medium Grid 2" w:semiHidden="0" w:uiPriority="68" w:unhideWhenUsed="0"/>
-    <w:lsdException w:name="Medium Grid 3" w:semiHidden="0" w:uiPriority="69" w:unhideWhenUsed="0"/>
-    <w:lsdException w:name="Dark List" w:semiHidden="0" w:uiPriority="70" w:unhideWhenUsed="0"/>
-    <w:lsdException w:name="Colorful Shading" w:semiHidden="0" w:uiPriority="71" w:unhideWhenUsed="0"/>
-    <w:lsdException w:name="Colorful List" w:semiHidden="0" w:uiPriority="72" w:unhideWhenUsed="0"/>
-    <w:lsdException w:name="Colorful Grid" w:semiHidden="0" w:uiPriority="73" w:unhideWhenUsed="0"/>
-    <w:lsdException w:name="Light Shading Accent 1" w:semiHidden="0" w:uiPriority="60" w:unhideWhenUsed="0"/>
-    <w:lsdException w:name="Light List Accent 1" w:semiHidden="0" w:uiPriority="61" w:unhideWhenUsed="0"/>
-    <w:lsdException w:name="Light Grid Accent 1" w:semiHidden="0" w:uiPriority="62" w:unhideWhenUsed="0"/>
-    <w:lsdException w:name="Medium Shading 1 Accent 1" w:semiHidden="0" w:uiPriority="63" w:unhideWhenUsed="0"/>
-    <w:lsdException w:name="Medium Shading 2 Accent 1" w:semiHidden="0" w:uiPriority="64" w:unhideWhenUsed="0"/>
-    <w:lsdException w:name="Medium List 1 Accent 1" w:semiHidden="0" w:uiPriority="65" w:unhideWhenUsed="0"/>
-    <w:lsdException w:name="Medium List 2 Accent 1" w:semiHidden="0" w:uiPriority="66" w:unhideWhenUsed="0"/>
-    <w:lsdException w:name="Medium Grid 1 Accent 1" w:semiHidden="0" w:uiPriority="67" w:unhideWhenUsed="0"/>
-    <w:lsdException w:name="Medium Grid 2 Accent 1" w:semiHidden="0" w:uiPriority="68" w:unhideWhenUsed="0"/>
-    <w:lsdException w:name="Medium Grid 3 Accent 1" w:semiHidden="0" w:uiPriority="69" w:unhideWhenUsed="0"/>
-    <w:lsdException w:name="Dark List Accent 1" w:semiHidden="0" w:uiPriority="70" w:unhideWhenUsed="0"/>
-    <w:lsdException w:name="Colorful Shading Accent 1" w:semiHidden="0" w:uiPriority="71" w:unhideWhenUsed="0"/>
-    <w:lsdException w:name="Colorful List Accent 1" w:semiHidden="0" w:uiPriority="72" w:unhideWhenUsed="0"/>
-    <w:lsdException w:name="Colorful Grid Accent 1" w:semiHidden="0" w:uiPriority="73" w:unhideWhenUsed="0"/>
-    <w:lsdException w:name="Light Shading Accent 2" w:semiHidden="0" w:uiPriority="60" w:unhideWhenUsed="0"/>
-    <w:lsdException w:name="Light List Accent 2" w:semiHidden="0" w:uiPriority="61" w:unhideWhenUsed="0"/>
-    <w:lsdException w:name="Light Grid Accent 2" w:semiHidden="0" w:uiPriority="62" w:unhideWhenUsed="0"/>
-    <w:lsdException w:name="Medium Shading 1 Accent 2" w:semiHidden="0" w:uiPriority="63" w:unhideWhenUsed="0"/>
-    <w:lsdException w:name="Medium Shading 2 Accent 2" w:semiHidden="0" w:uiPriority="64" w:unhideWhenUsed="0"/>
-    <w:lsdException w:name="Medium List 1 Accent 2" w:semiHidden="0" w:uiPriority="65" w:unhideWhenUsed="0"/>
-    <w:lsdException w:name="Medium List 2 Accent 2" w:semiHidden="0" w:uiPriority="66" w:unhideWhenUsed="0"/>
-    <w:lsdException w:name="Medium Grid 1 Accent 2" w:semiHidden="0" w:uiPriority="67" w:unhideWhenUsed="0"/>
-    <w:lsdException w:name="Medium Grid 2 Accent 2" w:semiHidden="0" w:uiPriority="68" w:unhideWhenUsed="0"/>
-    <w:lsdException w:name="Medium Grid 3 Accent 2" w:semiHidden="0" w:uiPriority="69" w:unhideWhenUsed="0"/>
-    <w:lsdException w:name="Dark List Accent 2" w:semiHidden="0" w:uiPriority="70" w:unhideWhenUsed="0"/>
-    <w:lsdException w:name="Colorful Shading Accent 2" w:semiHidden="0" w:uiPriority="71" w:unhideWhenUsed="0"/>
-    <w:lsdException w:name="Colorful List Accent 2" w:semiHidden="0" w:uiPriority="72" w:unhideWhenUsed="0"/>
-    <w:lsdException w:name="Colorful Grid Accent 2" w:semiHidden="0" w:uiPriority="73" w:unhideWhenUsed="0"/>
-    <w:lsdException w:name="Light Shading Accent 3" w:semiHidden="0" w:uiPriority="60" w:unhideWhenUsed="0"/>
-    <w:lsdException w:name="Light List Accent 3" w:semiHidden="0" w:uiPriority="61" w:unhideWhenUsed="0"/>
-    <w:lsdException w:name="Light Grid Accent 3" w:semiHidden="0" w:uiPriority="62" w:unhideWhenUsed="0"/>
-    <w:lsdException w:name="Medium Shading 1 Accent 3" w:semiHidden="0" w:uiPriority="63" w:unhideWhenUsed="0"/>
-    <w:lsdException w:name="Medium Shading 2 Accent 3" w:semiHidden="0" w:uiPriority="64" w:unhideWhenUsed="0"/>
-    <w:lsdException w:name="Medium List 1 Accent 3" w:semiHidden="0" w:uiPriority="65" w:unhideWhenUsed="0"/>
-    <w:lsdException w:name="Medium List 2 Accent 3" w:semiHidden="0" w:uiPriority="66" w:unhideWhenUsed="0"/>
-    <w:lsdException w:name="Medium Grid 1 Accent 3" w:semiHidden="0" w:uiPriority="67" w:unhideWhenUsed="0"/>
-    <w:lsdException w:name="Medium Grid 2 Accent 3" w:semiHidden="0" w:uiPriority="68" w:unhideWhenUsed="0"/>
-    <w:lsdException w:name="Medium Grid 3 Accent 3" w:semiHidden="0" w:uiPriority="69" w:unhideWhenUsed="0"/>
-    <w:lsdException w:name="Dark List Accent 3" w:semiHidden="0" w:uiPriority="70" w:unhideWhenUsed="0"/>
-    <w:lsdException w:name="Colorful Shading Accent 3" w:semiHidden="0" w:uiPriority="71" w:unhideWhenUsed="0"/>
-    <w:lsdException w:name="Colorful List Accent 3" w:semiHidden="0" w:uiPriority="72" w:unhideWhenUsed="0"/>
-    <w:lsdException w:name="Colorful Grid Accent 3" w:semiHidden="0" w:uiPriority="73" w:unhideWhenUsed="0"/>
-    <w:lsdException w:name="Light Shading Accent 4" w:semiHidden="0" w:uiPriority="60" w:unhideWhenUsed="0"/>
-    <w:lsdException w:name="Light List Accent 4" w:semiHidden="0" w:uiPriority="61" w:unhideWhenUsed="0"/>
-    <w:lsdException w:name="Light Grid Accent 4" w:semiHidden="0" w:uiPriority="62" w:unhideWhenUsed="0"/>
-    <w:lsdException w:name="Medium Shading 1 Accent 4" w:semiHidden="0" w:uiPriority="63" w:unhideWhenUsed="0"/>
-    <w:lsdException w:name="Medium Shading 2 Accent 4" w:semiHidden="0" w:uiPriority="64" w:unhideWhenUsed="0"/>
-    <w:lsdException w:name="Medium List 1 Accent 4" w:semiHidden="0" w:uiPriority="65" w:unhideWhenUsed="0"/>
-    <w:lsdException w:name="Medium List 2 Accent 4" w:semiHidden="0" w:uiPriority="66" w:unhideWhenUsed="0"/>
-    <w:lsdException w:name="Medium Grid 1 Accent 4" w:semiHidden="0" w:uiPriority="67" w:unhideWhenUsed="0"/>
-    <w:lsdException w:name="Medium Grid 2 Accent 4" w:semiHidden="0" w:uiPriority="68" w:unhideWhenUsed="0"/>
-    <w:lsdException w:name="Medium Grid 3 Accent 4" w:semiHidden="0" w:uiPriority="69" w:unhideWhenUsed="0"/>
-    <w:lsdException w:name="Dark List Accent 4" w:semiHidden="0" w:uiPriority="70" w:unhideWhenUsed="0"/>
-    <w:lsdException w:name="Colorful Shading Accent 4" w:semiHidden="0" w:uiPriority="71" w:unhideWhenUsed="0"/>
-    <w:lsdException w:name="Colorful List Accent 4" w:semiHidden="0" w:uiPriority="72" w:unhideWhenUsed="0"/>
-    <w:lsdException w:name="Colorful Grid Accent 4" w:semiHidden="0" w:uiPriority="73" w:unhideWhenUsed="0"/>
-    <w:lsdException w:name="Light Shading Accent 5" w:semiHidden="0" w:uiPriority="60" w:unhideWhenUsed="0"/>
-    <w:lsdException w:name="Light List Accent 5" w:semiHidden="0" w:uiPriority="61" w:unhideWhenUsed="0"/>
-    <w:lsdException w:name="Light Grid Accent 5" w:semiHidden="0" w:uiPriority="62" w:unhideWhenUsed="0"/>
-    <w:lsdException w:name="Medium Shading 1 Accent 5" w:semiHidden="0" w:uiPriority="63" w:unhideWhenUsed="0"/>
-    <w:lsdException w:name="Medium Shading 2 Accent 5" w:semiHidden="0" w:uiPriority="64" w:unhideWhenUsed="0"/>
-    <w:lsdException w:name="Medium List 1 Accent 5" w:semiHidden="0" w:uiPriority="65" w:unhideWhenUsed="0"/>
-    <w:lsdException w:name="Medium List 2 Accent 5" w:semiHidden="0" w:uiPriority="66" w:unhideWhenUsed="0"/>
-    <w:lsdException w:name="Medium Grid 1 Accent 5" w:semiHidden="0" w:uiPriority="67" w:unhideWhenUsed="0"/>
-    <w:lsdException w:name="Medium Grid 2 Accent 5" w:semiHidden="0" w:uiPriority="68" w:unhideWhenUsed="0"/>
-    <w:lsdException w:name="Medium Grid 3 Accent 5" w:semiHidden="0" w:uiPriority="69" w:unhideWhenUsed="0"/>
-    <w:lsdException w:name="Dark List Accent 5" w:semiHidden="0" w:uiPriority="70" w:unhideWhenUsed="0"/>
-    <w:lsdException w:name="Colorful Shading Accent 5" w:semiHidden="0" w:uiPriority="71" w:unhideWhenUsed="0"/>
-    <w:lsdException w:name="Colorful List Accent 5" w:semiHidden="0" w:uiPriority="72" w:unhideWhenUsed="0"/>
-    <w:lsdException w:name="Colorful Grid Accent 5" w:semiHidden="0" w:uiPriority="73" w:unhideWhenUsed="0"/>
-    <w:lsdException w:name="Light Shading Accent 6" w:semiHidden="0" w:uiPriority="60" w:unhideWhenUsed="0"/>
-    <w:lsdException w:name="Light List Accent 6" w:semiHidden="0" w:uiPriority="61" w:unhideWhenUsed="0"/>
-    <w:lsdException w:name="Light Grid Accent 6" w:semiHidden="0" w:uiPriority="62" w:unhideWhenUsed="0"/>
-    <w:lsdException w:name="Medium Shading 1 Accent 6" w:semiHidden="0" w:uiPriority="63" w:unhideWhenUsed="0"/>
-    <w:lsdException w:name="Medium Shading 2 Accent 6" w:semiHidden="0" w:uiPriority="64" w:unhideWhenUsed="0"/>
-    <w:lsdException w:name="Medium List 1 Accent 6" w:semiHidden="0" w:uiPriority="65" w:unhideWhenUsed="0"/>
-    <w:lsdException w:name="Medium List 2 Accent 6" w:semiHidden="0" w:uiPriority="66" w:unhideWhenUsed="0"/>
-    <w:lsdException w:name="Medium Grid 1 Accent 6" w:semiHidden="0" w:uiPriority="67" w:unhideWhenUsed="0"/>
-    <w:lsdException w:name="Medium Grid 2 Accent 6" w:semiHidden="0" w:uiPriority="68" w:unhideWhenUsed="0"/>
-    <w:lsdException w:name="Medium Grid 3 Accent 6" w:semiHidden="0" w:uiPriority="69" w:unhideWhenUsed="0"/>
-    <w:lsdException w:name="Dark List Accent 6" w:semiHidden="0" w:uiPriority="70" w:unhideWhenUsed="0"/>
-    <w:lsdException w:name="Colorful Shading Accent 6" w:semiHidden="0" w:uiPriority="71" w:unhideWhenUsed="0"/>
-    <w:lsdException w:name="Colorful List Accent 6" w:semiHidden="0" w:uiPriority="72" w:unhideWhenUsed="0"/>
-    <w:lsdException w:name="Colorful Grid Accent 6" w:semiHidden="0" w:uiPriority="73" w:unhideWhenUsed="0"/>
+  <w:latentStyles w:count="260" w:defQFormat="0" w:defUnhideWhenUsed="1" w:defSemiHidden="1" w:defUIPriority="99" w:defLockedState="0">
+    <w:lsdException w:qFormat="1" w:unhideWhenUsed="0" w:uiPriority="0" w:semiHidden="0" w:name="Normal"/>
+    <w:lsdException w:qFormat="1" w:unhideWhenUsed="0" w:uiPriority="0" w:semiHidden="0" w:name="heading 1"/>
+    <w:lsdException w:qFormat="1" w:uiPriority="0" w:semiHidden="0" w:name="heading 2"/>
+    <w:lsdException w:qFormat="1" w:uiPriority="0" w:name="heading 3"/>
+    <w:lsdException w:qFormat="1" w:uiPriority="0" w:semiHidden="0" w:name="heading 4"/>
+    <w:lsdException w:qFormat="1" w:uiPriority="0" w:name="heading 5"/>
+    <w:lsdException w:qFormat="1" w:uiPriority="0" w:name="heading 6"/>
+    <w:lsdException w:qFormat="1" w:uiPriority="0" w:name="heading 7"/>
+    <w:lsdException w:qFormat="1" w:uiPriority="0" w:name="heading 8"/>
+    <w:lsdException w:qFormat="1" w:uiPriority="0" w:name="heading 9"/>
+    <w:lsdException w:unhideWhenUsed="0" w:uiPriority="0" w:semiHidden="0" w:name="index 1"/>
+    <w:lsdException w:unhideWhenUsed="0" w:uiPriority="0" w:semiHidden="0" w:name="index 2"/>
+    <w:lsdException w:unhideWhenUsed="0" w:uiPriority="0" w:semiHidden="0" w:name="index 3"/>
+    <w:lsdException w:unhideWhenUsed="0" w:uiPriority="0" w:semiHidden="0" w:name="index 4"/>
+    <w:lsdException w:unhideWhenUsed="0" w:uiPriority="0" w:semiHidden="0" w:name="index 5"/>
+    <w:lsdException w:unhideWhenUsed="0" w:uiPriority="0" w:semiHidden="0" w:name="index 6"/>
+    <w:lsdException w:unhideWhenUsed="0" w:uiPriority="0" w:semiHidden="0" w:name="index 7"/>
+    <w:lsdException w:unhideWhenUsed="0" w:uiPriority="0" w:semiHidden="0" w:name="index 8"/>
+    <w:lsdException w:unhideWhenUsed="0" w:uiPriority="0" w:semiHidden="0" w:name="index 9"/>
+    <w:lsdException w:qFormat="1" w:unhideWhenUsed="0" w:uiPriority="0" w:semiHidden="0" w:name="toc 1"/>
+    <w:lsdException w:qFormat="1" w:unhideWhenUsed="0" w:uiPriority="0" w:semiHidden="0" w:name="toc 2"/>
+    <w:lsdException w:qFormat="1" w:unhideWhenUsed="0" w:uiPriority="0" w:semiHidden="0" w:name="toc 3"/>
+    <w:lsdException w:unhideWhenUsed="0" w:uiPriority="0" w:semiHidden="0" w:name="toc 4"/>
+    <w:lsdException w:unhideWhenUsed="0" w:uiPriority="0" w:semiHidden="0" w:name="toc 5"/>
+    <w:lsdException w:unhideWhenUsed="0" w:uiPriority="0" w:semiHidden="0" w:name="toc 6"/>
+    <w:lsdException w:unhideWhenUsed="0" w:uiPriority="0" w:semiHidden="0" w:name="toc 7"/>
+    <w:lsdException w:unhideWhenUsed="0" w:uiPriority="0" w:semiHidden="0" w:name="toc 8"/>
+    <w:lsdException w:unhideWhenUsed="0" w:uiPriority="0" w:semiHidden="0" w:name="toc 9"/>
+    <w:lsdException w:unhideWhenUsed="0" w:uiPriority="0" w:semiHidden="0" w:name="Normal Indent"/>
+    <w:lsdException w:unhideWhenUsed="0" w:uiPriority="0" w:semiHidden="0" w:name="footnote text"/>
+    <w:lsdException w:qFormat="1" w:unhideWhenUsed="0" w:uiPriority="0" w:semiHidden="0" w:name="annotation text"/>
+    <w:lsdException w:qFormat="1" w:unhideWhenUsed="0" w:uiPriority="0" w:semiHidden="0" w:name="header"/>
+    <w:lsdException w:qFormat="1" w:unhideWhenUsed="0" w:uiPriority="0" w:semiHidden="0" w:name="footer"/>
+    <w:lsdException w:unhideWhenUsed="0" w:uiPriority="0" w:semiHidden="0" w:name="index heading"/>
+    <w:lsdException w:qFormat="1" w:uiPriority="0" w:name="caption"/>
+    <w:lsdException w:unhideWhenUsed="0" w:uiPriority="0" w:semiHidden="0" w:name="table of figures"/>
+    <w:lsdException w:unhideWhenUsed="0" w:uiPriority="0" w:semiHidden="0" w:name="envelope address"/>
+    <w:lsdException w:unhideWhenUsed="0" w:uiPriority="0" w:semiHidden="0" w:name="envelope return"/>
+    <w:lsdException w:unhideWhenUsed="0" w:uiPriority="0" w:semiHidden="0" w:name="footnote reference"/>
+    <w:lsdException w:unhideWhenUsed="0" w:uiPriority="0" w:semiHidden="0" w:name="annotation reference"/>
+    <w:lsdException w:unhideWhenUsed="0" w:uiPriority="0" w:semiHidden="0" w:name="line number"/>
+    <w:lsdException w:unhideWhenUsed="0" w:uiPriority="0" w:semiHidden="0" w:name="page number"/>
+    <w:lsdException w:unhideWhenUsed="0" w:uiPriority="0" w:semiHidden="0" w:name="endnote reference"/>
+    <w:lsdException w:unhideWhenUsed="0" w:uiPriority="0" w:semiHidden="0" w:name="endnote text"/>
+    <w:lsdException w:unhideWhenUsed="0" w:uiPriority="0" w:semiHidden="0" w:name="table of authorities"/>
+    <w:lsdException w:unhideWhenUsed="0" w:uiPriority="0" w:semiHidden="0" w:name="macro"/>
+    <w:lsdException w:unhideWhenUsed="0" w:uiPriority="0" w:semiHidden="0" w:name="toa heading"/>
+    <w:lsdException w:unhideWhenUsed="0" w:uiPriority="0" w:semiHidden="0" w:name="List"/>
+    <w:lsdException w:unhideWhenUsed="0" w:uiPriority="0" w:semiHidden="0" w:name="List Bullet"/>
+    <w:lsdException w:unhideWhenUsed="0" w:uiPriority="0" w:semiHidden="0" w:name="List Number"/>
+    <w:lsdException w:unhideWhenUsed="0" w:uiPriority="0" w:semiHidden="0" w:name="List 2"/>
+    <w:lsdException w:unhideWhenUsed="0" w:uiPriority="0" w:semiHidden="0" w:name="List 3"/>
+    <w:lsdException w:unhideWhenUsed="0" w:uiPriority="0" w:semiHidden="0" w:name="List 4"/>
+    <w:lsdException w:unhideWhenUsed="0" w:uiPriority="0" w:semiHidden="0" w:name="List 5"/>
+    <w:lsdException w:unhideWhenUsed="0" w:uiPriority="0" w:semiHidden="0" w:name="List Bullet 2"/>
+    <w:lsdException w:unhideWhenUsed="0" w:uiPriority="0" w:semiHidden="0" w:name="List Bullet 3"/>
+    <w:lsdException w:unhideWhenUsed="0" w:uiPriority="0" w:semiHidden="0" w:name="List Bullet 4"/>
+    <w:lsdException w:unhideWhenUsed="0" w:uiPriority="0" w:semiHidden="0" w:name="List Bullet 5"/>
+    <w:lsdException w:unhideWhenUsed="0" w:uiPriority="0" w:semiHidden="0" w:name="List Number 2"/>
+    <w:lsdException w:unhideWhenUsed="0" w:uiPriority="0" w:semiHidden="0" w:name="List Number 3"/>
+    <w:lsdException w:unhideWhenUsed="0" w:uiPriority="0" w:semiHidden="0" w:name="List Number 4"/>
+    <w:lsdException w:unhideWhenUsed="0" w:uiPriority="0" w:semiHidden="0" w:name="List Number 5"/>
+    <w:lsdException w:qFormat="1" w:unhideWhenUsed="0" w:uiPriority="0" w:semiHidden="0" w:name="Title"/>
+    <w:lsdException w:unhideWhenUsed="0" w:uiPriority="0" w:semiHidden="0" w:name="Closing"/>
+    <w:lsdException w:unhideWhenUsed="0" w:uiPriority="0" w:semiHidden="0" w:name="Signature"/>
+    <w:lsdException w:qFormat="1" w:unhideWhenUsed="0" w:uiPriority="0" w:name="Default Paragraph Font"/>
+    <w:lsdException w:qFormat="1" w:unhideWhenUsed="0" w:uiPriority="0" w:name="Body Text"/>
+    <w:lsdException w:unhideWhenUsed="0" w:uiPriority="0" w:semiHidden="0" w:name="Body Text Indent"/>
+    <w:lsdException w:unhideWhenUsed="0" w:uiPriority="0" w:semiHidden="0" w:name="List Continue"/>
+    <w:lsdException w:unhideWhenUsed="0" w:uiPriority="0" w:semiHidden="0" w:name="List Continue 2"/>
+    <w:lsdException w:unhideWhenUsed="0" w:uiPriority="0" w:semiHidden="0" w:name="List Continue 3"/>
+    <w:lsdException w:unhideWhenUsed="0" w:uiPriority="0" w:semiHidden="0" w:name="List Continue 4"/>
+    <w:lsdException w:unhideWhenUsed="0" w:uiPriority="0" w:semiHidden="0" w:name="List Continue 5"/>
+    <w:lsdException w:unhideWhenUsed="0" w:uiPriority="0" w:semiHidden="0" w:name="Message Header"/>
+    <w:lsdException w:qFormat="1" w:unhideWhenUsed="0" w:uiPriority="0" w:semiHidden="0" w:name="Subtitle"/>
+    <w:lsdException w:unhideWhenUsed="0" w:uiPriority="0" w:semiHidden="0" w:name="Salutation"/>
+    <w:lsdException w:unhideWhenUsed="0" w:uiPriority="0" w:semiHidden="0" w:name="Date"/>
+    <w:lsdException w:unhideWhenUsed="0" w:uiPriority="0" w:semiHidden="0" w:name="Body Text First Indent"/>
+    <w:lsdException w:unhideWhenUsed="0" w:uiPriority="0" w:semiHidden="0" w:name="Body Text First Indent 2"/>
+    <w:lsdException w:uiPriority="99" w:name="Note Heading"/>
+    <w:lsdException w:unhideWhenUsed="0" w:uiPriority="0" w:semiHidden="0" w:name="Body Text 2"/>
+    <w:lsdException w:unhideWhenUsed="0" w:uiPriority="0" w:semiHidden="0" w:name="Body Text 3"/>
+    <w:lsdException w:unhideWhenUsed="0" w:uiPriority="0" w:semiHidden="0" w:name="Body Text Indent 2"/>
+    <w:lsdException w:unhideWhenUsed="0" w:uiPriority="0" w:semiHidden="0" w:name="Body Text Indent 3"/>
+    <w:lsdException w:unhideWhenUsed="0" w:uiPriority="0" w:semiHidden="0" w:name="Block Text"/>
+    <w:lsdException w:unhideWhenUsed="0" w:uiPriority="0" w:semiHidden="0" w:name="Hyperlink"/>
+    <w:lsdException w:unhideWhenUsed="0" w:uiPriority="0" w:semiHidden="0" w:name="FollowedHyperlink"/>
+    <w:lsdException w:qFormat="1" w:unhideWhenUsed="0" w:uiPriority="0" w:semiHidden="0" w:name="Strong"/>
+    <w:lsdException w:qFormat="1" w:unhideWhenUsed="0" w:uiPriority="0" w:semiHidden="0" w:name="Emphasis"/>
+    <w:lsdException w:unhideWhenUsed="0" w:uiPriority="0" w:semiHidden="0" w:name="Document Map"/>
+    <w:lsdException w:unhideWhenUsed="0" w:uiPriority="0" w:semiHidden="0" w:name="Plain Text"/>
+    <w:lsdException w:unhideWhenUsed="0" w:uiPriority="0" w:semiHidden="0" w:name="E-mail Signature"/>
+    <w:lsdException w:qFormat="1" w:unhideWhenUsed="0" w:uiPriority="0" w:semiHidden="0" w:name="Normal (Web)"/>
+    <w:lsdException w:unhideWhenUsed="0" w:uiPriority="0" w:semiHidden="0" w:name="HTML Acronym"/>
+    <w:lsdException w:unhideWhenUsed="0" w:uiPriority="0" w:semiHidden="0" w:name="HTML Address"/>
+    <w:lsdException w:unhideWhenUsed="0" w:uiPriority="0" w:semiHidden="0" w:name="HTML Cite"/>
+    <w:lsdException w:unhideWhenUsed="0" w:uiPriority="0" w:semiHidden="0" w:name="HTML Code"/>
+    <w:lsdException w:unhideWhenUsed="0" w:uiPriority="0" w:semiHidden="0" w:name="HTML Definition"/>
+    <w:lsdException w:unhideWhenUsed="0" w:uiPriority="0" w:semiHidden="0" w:name="HTML Keyboard"/>
+    <w:lsdException w:unhideWhenUsed="0" w:uiPriority="0" w:semiHidden="0" w:name="HTML Preformatted"/>
+    <w:lsdException w:unhideWhenUsed="0" w:uiPriority="0" w:semiHidden="0" w:name="HTML Sample"/>
+    <w:lsdException w:unhideWhenUsed="0" w:uiPriority="0" w:semiHidden="0" w:name="HTML Typewriter"/>
+    <w:lsdException w:unhideWhenUsed="0" w:uiPriority="0" w:semiHidden="0" w:name="HTML Variable"/>
+    <w:lsdException w:qFormat="1" w:unhideWhenUsed="0" w:uiPriority="0" w:name="Normal Table"/>
+    <w:lsdException w:unhideWhenUsed="0" w:uiPriority="0" w:semiHidden="0" w:name="annotation subject"/>
+    <w:lsdException w:unhideWhenUsed="0" w:uiPriority="0" w:semiHidden="0" w:name="Table Simple 1"/>
+    <w:lsdException w:unhideWhenUsed="0" w:uiPriority="0" w:semiHidden="0" w:name="Table Simple 2"/>
+    <w:lsdException w:unhideWhenUsed="0" w:uiPriority="0" w:semiHidden="0" w:name="Table Simple 3"/>
+    <w:lsdException w:unhideWhenUsed="0" w:uiPriority="0" w:semiHidden="0" w:name="Table Classic 1"/>
+    <w:lsdException w:unhideWhenUsed="0" w:uiPriority="0" w:semiHidden="0" w:name="Table Classic 2"/>
+    <w:lsdException w:unhideWhenUsed="0" w:uiPriority="0" w:semiHidden="0" w:name="Table Classic 3"/>
+    <w:lsdException w:unhideWhenUsed="0" w:uiPriority="0" w:semiHidden="0" w:name="Table Classic 4"/>
+    <w:lsdException w:unhideWhenUsed="0" w:uiPriority="0" w:semiHidden="0" w:name="Table Colorful 1"/>
+    <w:lsdException w:unhideWhenUsed="0" w:uiPriority="0" w:semiHidden="0" w:name="Table Colorful 2"/>
+    <w:lsdException w:unhideWhenUsed="0" w:uiPriority="0" w:semiHidden="0" w:name="Table Colorful 3"/>
+    <w:lsdException w:unhideWhenUsed="0" w:uiPriority="0" w:semiHidden="0" w:name="Table Columns 1"/>
+    <w:lsdException w:unhideWhenUsed="0" w:uiPriority="0" w:semiHidden="0" w:name="Table Columns 2"/>
+    <w:lsdException w:unhideWhenUsed="0" w:uiPriority="0" w:semiHidden="0" w:name="Table Columns 3"/>
+    <w:lsdException w:unhideWhenUsed="0" w:uiPriority="0" w:semiHidden="0" w:name="Table Columns 4"/>
+    <w:lsdException w:unhideWhenUsed="0" w:uiPriority="0" w:semiHidden="0" w:name="Table Columns 5"/>
+    <w:lsdException w:unhideWhenUsed="0" w:uiPriority="0" w:semiHidden="0" w:name="Table Grid 1"/>
+    <w:lsdException w:unhideWhenUsed="0" w:uiPriority="0" w:semiHidden="0" w:name="Table Grid 2"/>
+    <w:lsdException w:unhideWhenUsed="0" w:uiPriority="0" w:semiHidden="0" w:name="Table Grid 3"/>
+    <w:lsdException w:unhideWhenUsed="0" w:uiPriority="0" w:semiHidden="0" w:name="Table Grid 4"/>
+    <w:lsdException w:unhideWhenUsed="0" w:uiPriority="0" w:semiHidden="0" w:name="Table Grid 5"/>
+    <w:lsdException w:unhideWhenUsed="0" w:uiPriority="0" w:semiHidden="0" w:name="Table Grid 6"/>
+    <w:lsdException w:unhideWhenUsed="0" w:uiPriority="0" w:semiHidden="0" w:name="Table Grid 7"/>
+    <w:lsdException w:unhideWhenUsed="0" w:uiPriority="0" w:semiHidden="0" w:name="Table Grid 8"/>
+    <w:lsdException w:unhideWhenUsed="0" w:uiPriority="0" w:semiHidden="0" w:name="Table List 1"/>
+    <w:lsdException w:unhideWhenUsed="0" w:uiPriority="0" w:semiHidden="0" w:name="Table List 2"/>
+    <w:lsdException w:unhideWhenUsed="0" w:uiPriority="0" w:semiHidden="0" w:name="Table List 3"/>
+    <w:lsdException w:unhideWhenUsed="0" w:uiPriority="0" w:semiHidden="0" w:name="Table List 4"/>
+    <w:lsdException w:unhideWhenUsed="0" w:uiPriority="0" w:semiHidden="0" w:name="Table List 5"/>
+    <w:lsdException w:unhideWhenUsed="0" w:uiPriority="0" w:semiHidden="0" w:name="Table List 6"/>
+    <w:lsdException w:unhideWhenUsed="0" w:uiPriority="0" w:semiHidden="0" w:name="Table List 7"/>
+    <w:lsdException w:unhideWhenUsed="0" w:uiPriority="0" w:semiHidden="0" w:name="Table List 8"/>
+    <w:lsdException w:unhideWhenUsed="0" w:uiPriority="0" w:semiHidden="0" w:name="Table 3D effects 1"/>
+    <w:lsdException w:unhideWhenUsed="0" w:uiPriority="0" w:semiHidden="0" w:name="Table 3D effects 2"/>
+    <w:lsdException w:unhideWhenUsed="0" w:uiPriority="0" w:semiHidden="0" w:name="Table 3D effects 3"/>
+    <w:lsdException w:unhideWhenUsed="0" w:uiPriority="0" w:semiHidden="0" w:name="Table Contemporary"/>
+    <w:lsdException w:unhideWhenUsed="0" w:uiPriority="0" w:semiHidden="0" w:name="Table Elegant"/>
+    <w:lsdException w:unhideWhenUsed="0" w:uiPriority="0" w:semiHidden="0" w:name="Table Professional"/>
+    <w:lsdException w:unhideWhenUsed="0" w:uiPriority="0" w:semiHidden="0" w:name="Table Subtle 1"/>
+    <w:lsdException w:unhideWhenUsed="0" w:uiPriority="0" w:semiHidden="0" w:name="Table Subtle 2"/>
+    <w:lsdException w:unhideWhenUsed="0" w:uiPriority="0" w:semiHidden="0" w:name="Table Web 1"/>
+    <w:lsdException w:unhideWhenUsed="0" w:uiPriority="0" w:semiHidden="0" w:name="Table Web 2"/>
+    <w:lsdException w:unhideWhenUsed="0" w:uiPriority="0" w:semiHidden="0" w:name="Table Web 3"/>
+    <w:lsdException w:unhideWhenUsed="0" w:uiPriority="0" w:semiHidden="0" w:name="Balloon Text"/>
+    <w:lsdException w:qFormat="1" w:unhideWhenUsed="0" w:uiPriority="0" w:semiHidden="0" w:name="Table Grid"/>
+    <w:lsdException w:unhideWhenUsed="0" w:uiPriority="0" w:semiHidden="0" w:name="Table Theme"/>
+    <w:lsdException w:unhideWhenUsed="0" w:uiPriority="60" w:semiHidden="0" w:name="Light Shading"/>
+    <w:lsdException w:unhideWhenUsed="0" w:uiPriority="61" w:semiHidden="0" w:name="Light List"/>
+    <w:lsdException w:unhideWhenUsed="0" w:uiPriority="62" w:semiHidden="0" w:name="Light Grid"/>
+    <w:lsdException w:unhideWhenUsed="0" w:uiPriority="63" w:semiHidden="0" w:name="Medium Shading 1"/>
+    <w:lsdException w:unhideWhenUsed="0" w:uiPriority="64" w:semiHidden="0" w:name="Medium Shading 2"/>
+    <w:lsdException w:unhideWhenUsed="0" w:uiPriority="65" w:semiHidden="0" w:name="Medium List 1"/>
+    <w:lsdException w:unhideWhenUsed="0" w:uiPriority="66" w:semiHidden="0" w:name="Medium List 2"/>
+    <w:lsdException w:unhideWhenUsed="0" w:uiPriority="67" w:semiHidden="0" w:name="Medium Grid 1"/>
+    <w:lsdException w:unhideWhenUsed="0" w:uiPriority="68" w:semiHidden="0" w:name="Medium Grid 2"/>
+    <w:lsdException w:unhideWhenUsed="0" w:uiPriority="69" w:semiHidden="0" w:name="Medium Grid 3"/>
+    <w:lsdException w:unhideWhenUsed="0" w:uiPriority="70" w:semiHidden="0" w:name="Dark List"/>
+    <w:lsdException w:unhideWhenUsed="0" w:uiPriority="71" w:semiHidden="0" w:name="Colorful Shading"/>
+    <w:lsdException w:unhideWhenUsed="0" w:uiPriority="72" w:semiHidden="0" w:name="Colorful List"/>
+    <w:lsdException w:unhideWhenUsed="0" w:uiPriority="73" w:semiHidden="0" w:name="Colorful Grid"/>
+    <w:lsdException w:unhideWhenUsed="0" w:uiPriority="60" w:semiHidden="0" w:name="Light Shading Accent 1"/>
+    <w:lsdException w:unhideWhenUsed="0" w:uiPriority="61" w:semiHidden="0" w:name="Light List Accent 1"/>
+    <w:lsdException w:unhideWhenUsed="0" w:uiPriority="62" w:semiHidden="0" w:name="Light Grid Accent 1"/>
+    <w:lsdException w:unhideWhenUsed="0" w:uiPriority="63" w:semiHidden="0" w:name="Medium Shading 1 Accent 1"/>
+    <w:lsdException w:unhideWhenUsed="0" w:uiPriority="64" w:semiHidden="0" w:name="Medium Shading 2 Accent 1"/>
+    <w:lsdException w:unhideWhenUsed="0" w:uiPriority="65" w:semiHidden="0" w:name="Medium List 1 Accent 1"/>
+    <w:lsdException w:unhideWhenUsed="0" w:uiPriority="66" w:semiHidden="0" w:name="Medium List 2 Accent 1"/>
+    <w:lsdException w:unhideWhenUsed="0" w:uiPriority="67" w:semiHidden="0" w:name="Medium Grid 1 Accent 1"/>
+    <w:lsdException w:unhideWhenUsed="0" w:uiPriority="68" w:semiHidden="0" w:name="Medium Grid 2 Accent 1"/>
+    <w:lsdException w:unhideWhenUsed="0" w:uiPriority="69" w:semiHidden="0" w:name="Medium Grid 3 Accent 1"/>
+    <w:lsdException w:unhideWhenUsed="0" w:uiPriority="70" w:semiHidden="0" w:name="Dark List Accent 1"/>
+    <w:lsdException w:unhideWhenUsed="0" w:uiPriority="71" w:semiHidden="0" w:name="Colorful Shading Accent 1"/>
+    <w:lsdException w:unhideWhenUsed="0" w:uiPriority="72" w:semiHidden="0" w:name="Colorful List Accent 1"/>
+    <w:lsdException w:unhideWhenUsed="0" w:uiPriority="73" w:semiHidden="0" w:name="Colorful Grid Accent 1"/>
+    <w:lsdException w:unhideWhenUsed="0" w:uiPriority="60" w:semiHidden="0" w:name="Light Shading Accent 2"/>
+    <w:lsdException w:unhideWhenUsed="0" w:uiPriority="61" w:semiHidden="0" w:name="Light List Accent 2"/>
+    <w:lsdException w:unhideWhenUsed="0" w:uiPriority="62" w:semiHidden="0" w:name="Light Grid Accent 2"/>
+    <w:lsdException w:unhideWhenUsed="0" w:uiPriority="63" w:semiHidden="0" w:name="Medium Shading 1 Accent 2"/>
+    <w:lsdException w:unhideWhenUsed="0" w:uiPriority="64" w:semiHidden="0" w:name="Medium Shading 2 Accent 2"/>
+    <w:lsdException w:unhideWhenUsed="0" w:uiPriority="65" w:semiHidden="0" w:name="Medium List 1 Accent 2"/>
+    <w:lsdException w:unhideWhenUsed="0" w:uiPriority="66" w:semiHidden="0" w:name="Medium List 2 Accent 2"/>
+    <w:lsdException w:unhideWhenUsed="0" w:uiPriority="67" w:semiHidden="0" w:name="Medium Grid 1 Accent 2"/>
+    <w:lsdException w:unhideWhenUsed="0" w:uiPriority="68" w:semiHidden="0" w:name="Medium Grid 2 Accent 2"/>
+    <w:lsdException w:unhideWhenUsed="0" w:uiPriority="69" w:semiHidden="0" w:name="Medium Grid 3 Accent 2"/>
+    <w:lsdException w:unhideWhenUsed="0" w:uiPriority="70" w:semiHidden="0" w:name="Dark List Accent 2"/>
+    <w:lsdException w:unhideWhenUsed="0" w:uiPriority="71" w:semiHidden="0" w:name="Colorful Shading Accent 2"/>
+    <w:lsdException w:unhideWhenUsed="0" w:uiPriority="72" w:semiHidden="0" w:name="Colorful List Accent 2"/>
+    <w:lsdException w:unhideWhenUsed="0" w:uiPriority="73" w:semiHidden="0" w:name="Colorful Grid Accent 2"/>
+    <w:lsdException w:unhideWhenUsed="0" w:uiPriority="60" w:semiHidden="0" w:name="Light Shading Accent 3"/>
+    <w:lsdException w:unhideWhenUsed="0" w:uiPriority="61" w:semiHidden="0" w:name="Light List Accent 3"/>
+    <w:lsdException w:unhideWhenUsed="0" w:uiPriority="62" w:semiHidden="0" w:name="Light Grid Accent 3"/>
+    <w:lsdException w:unhideWhenUsed="0" w:uiPriority="63" w:semiHidden="0" w:name="Medium Shading 1 Accent 3"/>
+    <w:lsdException w:unhideWhenUsed="0" w:uiPriority="64" w:semiHidden="0" w:name="Medium Shading 2 Accent 3"/>
+    <w:lsdException w:unhideWhenUsed="0" w:uiPriority="65" w:semiHidden="0" w:name="Medium List 1 Accent 3"/>
+    <w:lsdException w:unhideWhenUsed="0" w:uiPriority="66" w:semiHidden="0" w:name="Medium List 2 Accent 3"/>
+    <w:lsdException w:unhideWhenUsed="0" w:uiPriority="67" w:semiHidden="0" w:name="Medium Grid 1 Accent 3"/>
+    <w:lsdException w:unhideWhenUsed="0" w:uiPriority="68" w:semiHidden="0" w:name="Medium Grid 2 Accent 3"/>
+    <w:lsdException w:unhideWhenUsed="0" w:uiPriority="69" w:semiHidden="0" w:name="Medium Grid 3 Accent 3"/>
+    <w:lsdException w:unhideWhenUsed="0" w:uiPriority="70" w:semiHidden="0" w:name="Dark List Accent 3"/>
+    <w:lsdException w:unhideWhenUsed="0" w:uiPriority="71" w:semiHidden="0" w:name="Colorful Shading Accent 3"/>
+    <w:lsdException w:unhideWhenUsed="0" w:uiPriority="72" w:semiHidden="0" w:name="Colorful List Accent 3"/>
+    <w:lsdException w:unhideWhenUsed="0" w:uiPriority="73" w:semiHidden="0" w:name="Colorful Grid Accent 3"/>
+    <w:lsdException w:unhideWhenUsed="0" w:uiPriority="60" w:semiHidden="0" w:name="Light Shading Accent 4"/>
+    <w:lsdException w:unhideWhenUsed="0" w:uiPriority="61" w:semiHidden="0" w:name="Light List Accent 4"/>
+    <w:lsdException w:unhideWhenUsed="0" w:uiPriority="62" w:semiHidden="0" w:name="Light Grid Accent 4"/>
+    <w:lsdException w:unhideWhenUsed="0" w:uiPriority="63" w:semiHidden="0" w:name="Medium Shading 1 Accent 4"/>
+    <w:lsdException w:unhideWhenUsed="0" w:uiPriority="64" w:semiHidden="0" w:name="Medium Shading 2 Accent 4"/>
+    <w:lsdException w:unhideWhenUsed="0" w:uiPriority="65" w:semiHidden="0" w:name="Medium List 1 Accent 4"/>
+    <w:lsdException w:unhideWhenUsed="0" w:uiPriority="66" w:semiHidden="0" w:name="Medium List 2 Accent 4"/>
+    <w:lsdException w:unhideWhenUsed="0" w:uiPriority="67" w:semiHidden="0" w:name="Medium Grid 1 Accent 4"/>
+    <w:lsdException w:unhideWhenUsed="0" w:uiPriority="68" w:semiHidden="0" w:name="Medium Grid 2 Accent 4"/>
+    <w:lsdException w:unhideWhenUsed="0" w:uiPriority="69" w:semiHidden="0" w:name="Medium Grid 3 Accent 4"/>
+    <w:lsdException w:unhideWhenUsed="0" w:uiPriority="70" w:semiHidden="0" w:name="Dark List Accent 4"/>
+    <w:lsdException w:unhideWhenUsed="0" w:uiPriority="71" w:semiHidden="0" w:name="Colorful Shading Accent 4"/>
+    <w:lsdException w:unhideWhenUsed="0" w:uiPriority="72" w:semiHidden="0" w:name="Colorful List Accent 4"/>
+    <w:lsdException w:unhideWhenUsed="0" w:uiPriority="73" w:semiHidden="0" w:name="Colorful Grid Accent 4"/>
+    <w:lsdException w:unhideWhenUsed="0" w:uiPriority="60" w:semiHidden="0" w:name="Light Shading Accent 5"/>
+    <w:lsdException w:unhideWhenUsed="0" w:uiPriority="61" w:semiHidden="0" w:name="Light List Accent 5"/>
+    <w:lsdException w:unhideWhenUsed="0" w:uiPriority="62" w:semiHidden="0" w:name="Light Grid Accent 5"/>
+    <w:lsdException w:unhideWhenUsed="0" w:uiPriority="63" w:semiHidden="0" w:name="Medium Shading 1 Accent 5"/>
+    <w:lsdException w:unhideWhenUsed="0" w:uiPriority="64" w:semiHidden="0" w:name="Medium Shading 2 Accent 5"/>
+    <w:lsdException w:unhideWhenUsed="0" w:uiPriority="65" w:semiHidden="0" w:name="Medium List 1 Accent 5"/>
+    <w:lsdException w:unhideWhenUsed="0" w:uiPriority="66" w:semiHidden="0" w:name="Medium List 2 Accent 5"/>
+    <w:lsdException w:unhideWhenUsed="0" w:uiPriority="67" w:semiHidden="0" w:name="Medium Grid 1 Accent 5"/>
+    <w:lsdException w:unhideWhenUsed="0" w:uiPriority="68" w:semiHidden="0" w:name="Medium Grid 2 Accent 5"/>
+    <w:lsdException w:unhideWhenUsed="0" w:uiPriority="69" w:semiHidden="0" w:name="Medium Grid 3 Accent 5"/>
+    <w:lsdException w:unhideWhenUsed="0" w:uiPriority="70" w:semiHidden="0" w:name="Dark List Accent 5"/>
+    <w:lsdException w:unhideWhenUsed="0" w:uiPriority="71" w:semiHidden="0" w:name="Colorful Shading Accent 5"/>
+    <w:lsdException w:unhideWhenUsed="0" w:uiPriority="72" w:semiHidden="0" w:name="Colorful List Accent 5"/>
+    <w:lsdException w:unhideWhenUsed="0" w:uiPriority="73" w:semiHidden="0" w:name="Colorful Grid Accent 5"/>
+    <w:lsdException w:unhideWhenUsed="0" w:uiPriority="60" w:semiHidden="0" w:name="Light Shading Accent 6"/>
+    <w:lsdException w:unhideWhenUsed="0" w:uiPriority="61" w:semiHidden="0" w:name="Light List Accent 6"/>
+    <w:lsdException w:unhideWhenUsed="0" w:uiPriority="62" w:semiHidden="0" w:name="Light Grid Accent 6"/>
+    <w:lsdException w:unhideWhenUsed="0" w:uiPriority="63" w:semiHidden="0" w:name="Medium Shading 1 Accent 6"/>
+    <w:lsdException w:unhideWhenUsed="0" w:uiPriority="64" w:semiHidden="0" w:name="Medium Shading 2 Accent 6"/>
+    <w:lsdException w:unhideWhenUsed="0" w:uiPriority="65" w:semiHidden="0" w:name="Medium List 1 Accent 6"/>
+    <w:lsdException w:unhideWhenUsed="0" w:uiPriority="66" w:semiHidden="0" w:name="Medium List 2 Accent 6"/>
+    <w:lsdException w:unhideWhenUsed="0" w:uiPriority="67" w:semiHidden="0" w:name="Medium Grid 1 Accent 6"/>
+    <w:lsdException w:unhideWhenUsed="0" w:uiPriority="68" w:semiHidden="0" w:name="Medium Grid 2 Accent 6"/>
+    <w:lsdException w:unhideWhenUsed="0" w:uiPriority="69" w:semiHidden="0" w:name="Medium Grid 3 Accent 6"/>
+    <w:lsdException w:unhideWhenUsed="0" w:uiPriority="70" w:semiHidden="0" w:name="Dark List Accent 6"/>
+    <w:lsdException w:unhideWhenUsed="0" w:uiPriority="71" w:semiHidden="0" w:name="Colorful Shading Accent 6"/>
+    <w:lsdException w:unhideWhenUsed="0" w:uiPriority="72" w:semiHidden="0" w:name="Colorful List Accent 6"/>
+    <w:lsdException w:unhideWhenUsed="0" w:uiPriority="73" w:semiHidden="0" w:name="Colorful Grid Accent 6"/>
   </w:latentStyles>
-  <w:style w:type="paragraph" w:default="1" w:styleId="Normal">
+  <w:style w:type="paragraph" w:default="1" w:styleId="1">
     <w:name w:val="Normal"/>
     <w:qFormat/>
+    <w:uiPriority w:val="0"/>
     <w:pPr>
       <w:kinsoku w:val="0"/>
       <w:autoSpaceDE w:val="0"/>
@@ -6823,7 +6932,7 @@
       <w:textAlignment w:val="baseline"/>
     </w:pPr>
     <w:rPr>
-      <w:rFonts w:ascii="Arial" w:eastAsia="Arial" w:hAnsi="Arial" w:cs="Arial"/>
+      <w:rFonts w:ascii="Arial" w:hAnsi="Arial" w:eastAsia="Arial" w:cs="Arial"/>
       <w:snapToGrid w:val="0"/>
       <w:color w:val="000000"/>
       <w:kern w:val="0"/>
@@ -6832,11 +6941,12 @@
       <w:lang w:val="en-US" w:eastAsia="en-US" w:bidi="ar-SA"/>
     </w:rPr>
   </w:style>
-  <w:style w:type="paragraph" w:styleId="Heading1">
+  <w:style w:type="paragraph" w:styleId="2">
     <w:name w:val="heading 1"/>
-    <w:basedOn w:val="Normal"/>
-    <w:next w:val="Normal"/>
+    <w:basedOn w:val="1"/>
+    <w:next w:val="1"/>
     <w:qFormat/>
+    <w:uiPriority w:val="0"/>
     <w:pPr>
       <w:keepNext/>
       <w:keepLines/>
@@ -6854,12 +6964,13 @@
       <w:sz w:val="44"/>
     </w:rPr>
   </w:style>
-  <w:style w:type="paragraph" w:styleId="Heading2">
+  <w:style w:type="paragraph" w:styleId="3">
     <w:name w:val="heading 2"/>
-    <w:basedOn w:val="Normal"/>
-    <w:next w:val="Normal"/>
+    <w:basedOn w:val="1"/>
+    <w:next w:val="1"/>
     <w:unhideWhenUsed/>
     <w:qFormat/>
+    <w:uiPriority w:val="0"/>
     <w:pPr>
       <w:keepNext/>
       <w:keepLines/>
@@ -6872,18 +6983,19 @@
       <w:outlineLvl w:val="1"/>
     </w:pPr>
     <w:rPr>
-      <w:rFonts w:ascii="Arial" w:eastAsia="黑体" w:hAnsi="Arial"/>
+      <w:rFonts w:ascii="Arial" w:hAnsi="Arial" w:eastAsia="黑体"/>
       <w:b/>
       <w:sz w:val="32"/>
     </w:rPr>
   </w:style>
-  <w:style w:type="paragraph" w:styleId="Heading3">
+  <w:style w:type="paragraph" w:styleId="4">
     <w:name w:val="heading 3"/>
-    <w:basedOn w:val="Normal"/>
-    <w:next w:val="Normal"/>
+    <w:basedOn w:val="1"/>
+    <w:next w:val="1"/>
     <w:semiHidden/>
     <w:unhideWhenUsed/>
     <w:qFormat/>
+    <w:uiPriority w:val="0"/>
     <w:pPr>
       <w:keepNext/>
       <w:keepLines/>
@@ -6900,12 +7012,13 @@
       <w:sz w:val="32"/>
     </w:rPr>
   </w:style>
-  <w:style w:type="paragraph" w:styleId="Heading4">
+  <w:style w:type="paragraph" w:styleId="5">
     <w:name w:val="heading 4"/>
-    <w:basedOn w:val="Normal"/>
-    <w:next w:val="Normal"/>
+    <w:basedOn w:val="1"/>
+    <w:next w:val="1"/>
     <w:unhideWhenUsed/>
     <w:qFormat/>
+    <w:uiPriority w:val="0"/>
     <w:pPr>
       <w:keepNext/>
       <w:keepLines/>
@@ -6918,18 +7031,19 @@
       <w:outlineLvl w:val="3"/>
     </w:pPr>
     <w:rPr>
-      <w:rFonts w:ascii="Arial" w:eastAsia="黑体" w:hAnsi="Arial"/>
+      <w:rFonts w:ascii="Arial" w:hAnsi="Arial" w:eastAsia="黑体"/>
       <w:b/>
       <w:sz w:val="28"/>
     </w:rPr>
   </w:style>
-  <w:style w:type="paragraph" w:styleId="Heading5">
+  <w:style w:type="paragraph" w:styleId="6">
     <w:name w:val="heading 5"/>
-    <w:basedOn w:val="Normal"/>
-    <w:next w:val="Normal"/>
+    <w:basedOn w:val="1"/>
+    <w:next w:val="1"/>
     <w:semiHidden/>
     <w:unhideWhenUsed/>
     <w:qFormat/>
+    <w:uiPriority w:val="0"/>
     <w:pPr>
       <w:keepNext/>
       <w:keepLines/>
@@ -6946,13 +7060,14 @@
       <w:sz w:val="28"/>
     </w:rPr>
   </w:style>
-  <w:style w:type="paragraph" w:styleId="Heading6">
+  <w:style w:type="paragraph" w:styleId="7">
     <w:name w:val="heading 6"/>
-    <w:basedOn w:val="Normal"/>
-    <w:next w:val="Normal"/>
+    <w:basedOn w:val="1"/>
+    <w:next w:val="1"/>
     <w:semiHidden/>
     <w:unhideWhenUsed/>
     <w:qFormat/>
+    <w:uiPriority w:val="0"/>
     <w:pPr>
       <w:keepNext/>
       <w:keepLines/>
@@ -6965,18 +7080,19 @@
       <w:outlineLvl w:val="5"/>
     </w:pPr>
     <w:rPr>
-      <w:rFonts w:ascii="Arial" w:eastAsia="黑体" w:hAnsi="Arial"/>
+      <w:rFonts w:ascii="Arial" w:hAnsi="Arial" w:eastAsia="黑体"/>
       <w:b/>
       <w:sz w:val="24"/>
     </w:rPr>
   </w:style>
-  <w:style w:type="paragraph" w:styleId="Heading7">
+  <w:style w:type="paragraph" w:styleId="8">
     <w:name w:val="heading 7"/>
-    <w:basedOn w:val="Normal"/>
-    <w:next w:val="Normal"/>
+    <w:basedOn w:val="1"/>
+    <w:next w:val="1"/>
     <w:semiHidden/>
     <w:unhideWhenUsed/>
     <w:qFormat/>
+    <w:uiPriority w:val="0"/>
     <w:pPr>
       <w:keepNext/>
       <w:keepLines/>
@@ -6993,13 +7109,14 @@
       <w:sz w:val="24"/>
     </w:rPr>
   </w:style>
-  <w:style w:type="paragraph" w:styleId="Heading8">
+  <w:style w:type="paragraph" w:styleId="9">
     <w:name w:val="heading 8"/>
-    <w:basedOn w:val="Normal"/>
-    <w:next w:val="Normal"/>
+    <w:basedOn w:val="1"/>
+    <w:next w:val="1"/>
     <w:semiHidden/>
     <w:unhideWhenUsed/>
     <w:qFormat/>
+    <w:uiPriority w:val="0"/>
     <w:pPr>
       <w:keepNext/>
       <w:keepLines/>
@@ -7012,17 +7129,18 @@
       <w:outlineLvl w:val="7"/>
     </w:pPr>
     <w:rPr>
-      <w:rFonts w:ascii="Arial" w:eastAsia="黑体" w:hAnsi="Arial"/>
+      <w:rFonts w:ascii="Arial" w:hAnsi="Arial" w:eastAsia="黑体"/>
       <w:sz w:val="24"/>
     </w:rPr>
   </w:style>
-  <w:style w:type="paragraph" w:styleId="Heading9">
+  <w:style w:type="paragraph" w:styleId="10">
     <w:name w:val="heading 9"/>
-    <w:basedOn w:val="Normal"/>
-    <w:next w:val="Normal"/>
+    <w:basedOn w:val="1"/>
+    <w:next w:val="1"/>
     <w:semiHidden/>
     <w:unhideWhenUsed/>
     <w:qFormat/>
+    <w:uiPriority w:val="0"/>
     <w:pPr>
       <w:keepNext/>
       <w:keepLines/>
@@ -7035,19 +7153,21 @@
       <w:outlineLvl w:val="8"/>
     </w:pPr>
     <w:rPr>
-      <w:rFonts w:ascii="Arial" w:eastAsia="黑体" w:hAnsi="Arial"/>
+      <w:rFonts w:ascii="Arial" w:hAnsi="Arial" w:eastAsia="黑体"/>
       <w:sz w:val="21"/>
     </w:rPr>
   </w:style>
-  <w:style w:type="character" w:default="1" w:styleId="DefaultParagraphFont">
+  <w:style w:type="character" w:default="1" w:styleId="22">
     <w:name w:val="Default Paragraph Font"/>
     <w:semiHidden/>
     <w:qFormat/>
+    <w:uiPriority w:val="0"/>
   </w:style>
-  <w:style w:type="table" w:default="1" w:styleId="TableNormal">
+  <w:style w:type="table" w:default="1" w:styleId="20">
     <w:name w:val="Normal Table"/>
     <w:semiHidden/>
     <w:qFormat/>
+    <w:uiPriority w:val="0"/>
     <w:tblPr>
       <w:tblCellMar>
         <w:top w:w="0" w:type="dxa"/>
@@ -7057,39 +7177,43 @@
       </w:tblCellMar>
     </w:tblPr>
   </w:style>
-  <w:style w:type="paragraph" w:styleId="CommentText">
+  <w:style w:type="paragraph" w:styleId="11">
     <w:name w:val="annotation text"/>
-    <w:basedOn w:val="Normal"/>
+    <w:basedOn w:val="1"/>
     <w:qFormat/>
+    <w:uiPriority w:val="0"/>
     <w:pPr>
       <w:jc w:val="left"/>
     </w:pPr>
   </w:style>
-  <w:style w:type="paragraph" w:styleId="BodyText">
+  <w:style w:type="paragraph" w:styleId="12">
     <w:name w:val="Body Text"/>
-    <w:basedOn w:val="Normal"/>
+    <w:basedOn w:val="1"/>
     <w:semiHidden/>
     <w:qFormat/>
+    <w:uiPriority w:val="0"/>
     <w:rPr>
-      <w:rFonts w:ascii="Arial" w:eastAsia="Arial" w:hAnsi="Arial" w:cs="Arial"/>
+      <w:rFonts w:ascii="Arial" w:hAnsi="Arial" w:eastAsia="Arial" w:cs="Arial"/>
       <w:sz w:val="21"/>
       <w:szCs w:val="21"/>
       <w:lang w:val="en-US" w:eastAsia="en-US" w:bidi="ar-SA"/>
     </w:rPr>
   </w:style>
-  <w:style w:type="paragraph" w:styleId="TOC3">
+  <w:style w:type="paragraph" w:styleId="13">
     <w:name w:val="toc 3"/>
-    <w:basedOn w:val="Normal"/>
-    <w:next w:val="Normal"/>
+    <w:basedOn w:val="1"/>
+    <w:next w:val="1"/>
     <w:qFormat/>
+    <w:uiPriority w:val="0"/>
     <w:pPr>
       <w:ind w:left="840" w:leftChars="400"/>
     </w:pPr>
   </w:style>
-  <w:style w:type="paragraph" w:styleId="Footer">
+  <w:style w:type="paragraph" w:styleId="14">
     <w:name w:val="footer"/>
-    <w:basedOn w:val="Normal"/>
+    <w:basedOn w:val="1"/>
     <w:qFormat/>
+    <w:uiPriority w:val="0"/>
     <w:pPr>
       <w:tabs>
         <w:tab w:val="center" w:pos="4153"/>
@@ -7102,16 +7226,17 @@
       <w:sz w:val="18"/>
     </w:rPr>
   </w:style>
-  <w:style w:type="paragraph" w:styleId="Header">
+  <w:style w:type="paragraph" w:styleId="15">
     <w:name w:val="header"/>
-    <w:basedOn w:val="Normal"/>
+    <w:basedOn w:val="1"/>
     <w:qFormat/>
+    <w:uiPriority w:val="0"/>
     <w:pPr>
       <w:pBdr>
-        <w:top w:val="nil"/>
-        <w:left w:val="nil"/>
-        <w:bottom w:val="nil"/>
-        <w:right w:val="nil"/>
+        <w:top w:val="none" w:color="auto" w:sz="0" w:space="0"/>
+        <w:left w:val="none" w:color="auto" w:sz="0" w:space="0"/>
+        <w:bottom w:val="none" w:color="auto" w:sz="0" w:space="0"/>
+        <w:right w:val="none" w:color="auto" w:sz="0" w:space="0"/>
       </w:pBdr>
       <w:tabs>
         <w:tab w:val="center" w:pos="4153"/>
@@ -7126,37 +7251,41 @@
       <w:sz w:val="18"/>
     </w:rPr>
   </w:style>
-  <w:style w:type="paragraph" w:styleId="TOC1">
+  <w:style w:type="paragraph" w:styleId="16">
     <w:name w:val="toc 1"/>
-    <w:basedOn w:val="Normal"/>
-    <w:next w:val="Normal"/>
+    <w:basedOn w:val="1"/>
+    <w:next w:val="1"/>
     <w:qFormat/>
+    <w:uiPriority w:val="0"/>
     <w:rPr>
-      <w:rFonts w:ascii="Arial" w:eastAsia="Microsoft JhengHei" w:hAnsi="Arial"/>
+      <w:rFonts w:ascii="Arial" w:hAnsi="Arial" w:eastAsia="Microsoft JhengHei"/>
       <w:sz w:val="24"/>
     </w:rPr>
   </w:style>
-  <w:style w:type="paragraph" w:styleId="TOC2">
+  <w:style w:type="paragraph" w:styleId="17">
     <w:name w:val="toc 2"/>
-    <w:basedOn w:val="Normal"/>
-    <w:next w:val="Normal"/>
+    <w:basedOn w:val="1"/>
+    <w:next w:val="1"/>
     <w:qFormat/>
+    <w:uiPriority w:val="0"/>
     <w:pPr>
       <w:ind w:left="420" w:leftChars="200"/>
     </w:pPr>
   </w:style>
-  <w:style w:type="paragraph" w:styleId="NormalWeb">
+  <w:style w:type="paragraph" w:styleId="18">
     <w:name w:val="Normal (Web)"/>
-    <w:basedOn w:val="Normal"/>
+    <w:basedOn w:val="1"/>
     <w:qFormat/>
+    <w:uiPriority w:val="0"/>
     <w:rPr>
       <w:sz w:val="24"/>
     </w:rPr>
   </w:style>
-  <w:style w:type="paragraph" w:styleId="Title">
+  <w:style w:type="paragraph" w:styleId="19">
     <w:name w:val="Title"/>
-    <w:basedOn w:val="Normal"/>
+    <w:basedOn w:val="1"/>
     <w:qFormat/>
+    <w:uiPriority w:val="0"/>
     <w:pPr>
       <w:spacing w:before="240" w:beforeLines="0" w:beforeAutospacing="0" w:after="60" w:afterLines="0" w:afterAutospacing="0"/>
       <w:jc w:val="center"/>
@@ -7168,68 +7297,73 @@
       <w:sz w:val="32"/>
     </w:rPr>
   </w:style>
-  <w:style w:type="table" w:styleId="TableGrid">
+  <w:style w:type="table" w:styleId="21">
     <w:name w:val="Table Grid"/>
-    <w:basedOn w:val="TableNormal"/>
+    <w:basedOn w:val="20"/>
     <w:qFormat/>
+    <w:uiPriority w:val="0"/>
     <w:pPr>
       <w:widowControl w:val="0"/>
       <w:jc w:val="both"/>
     </w:pPr>
     <w:tblPr>
       <w:tblBorders>
-        <w:top w:val="single" w:sz="4" w:space="0" w:color="auto"/>
-        <w:left w:val="single" w:sz="4" w:space="0" w:color="auto"/>
-        <w:bottom w:val="single" w:sz="4" w:space="0" w:color="auto"/>
-        <w:right w:val="single" w:sz="4" w:space="0" w:color="auto"/>
-        <w:insideH w:val="single" w:sz="4" w:space="0" w:color="auto"/>
-        <w:insideV w:val="single" w:sz="4" w:space="0" w:color="auto"/>
+        <w:top w:val="single" w:color="auto" w:sz="4" w:space="0"/>
+        <w:left w:val="single" w:color="auto" w:sz="4" w:space="0"/>
+        <w:bottom w:val="single" w:color="auto" w:sz="4" w:space="0"/>
+        <w:right w:val="single" w:color="auto" w:sz="4" w:space="0"/>
+        <w:insideH w:val="single" w:color="auto" w:sz="4" w:space="0"/>
+        <w:insideV w:val="single" w:color="auto" w:sz="4" w:space="0"/>
       </w:tblBorders>
     </w:tblPr>
   </w:style>
-  <w:style w:type="character" w:styleId="Strong">
+  <w:style w:type="character" w:styleId="23">
     <w:name w:val="Strong"/>
-    <w:basedOn w:val="DefaultParagraphFont"/>
+    <w:basedOn w:val="22"/>
     <w:qFormat/>
+    <w:uiPriority w:val="0"/>
     <w:rPr>
       <w:b/>
     </w:rPr>
   </w:style>
-  <w:style w:type="paragraph" w:customStyle="1" w:styleId="a">
+  <w:style w:type="paragraph" w:customStyle="1" w:styleId="24">
     <w:name w:val="柴_公司名"/>
-    <w:basedOn w:val="Title"/>
+    <w:basedOn w:val="19"/>
     <w:qFormat/>
+    <w:uiPriority w:val="0"/>
     <w:pPr>
       <w:spacing w:after="600" w:afterLines="600"/>
     </w:pPr>
     <w:rPr>
-      <w:rFonts w:ascii="宋体" w:eastAsia="宋体" w:hAnsi="宋体" w:cs="宋体" w:hint="eastAsia"/>
+      <w:rFonts w:hint="eastAsia" w:ascii="宋体" w:hAnsi="宋体" w:eastAsia="宋体" w:cs="宋体"/>
       <w:bCs/>
       <w:spacing w:val="-6"/>
       <w:sz w:val="52"/>
       <w:szCs w:val="52"/>
     </w:rPr>
   </w:style>
-  <w:style w:type="paragraph" w:customStyle="1" w:styleId="a0">
+  <w:style w:type="paragraph" w:customStyle="1" w:styleId="25">
     <w:name w:val="柴_文档名"/>
-    <w:basedOn w:val="Title"/>
+    <w:basedOn w:val="19"/>
     <w:qFormat/>
+    <w:uiPriority w:val="0"/>
     <w:pPr>
       <w:spacing w:after="900" w:afterLines="900"/>
     </w:pPr>
     <w:rPr>
-      <w:rFonts w:ascii="黑体" w:eastAsia="黑体" w:hAnsi="黑体" w:cs="黑体"/>
+      <w:rFonts w:ascii="黑体" w:hAnsi="黑体" w:eastAsia="黑体" w:cs="黑体"/>
       <w:bCs/>
       <w:spacing w:val="-7"/>
       <w:sz w:val="52"/>
       <w:szCs w:val="52"/>
     </w:rPr>
   </w:style>
-  <w:style w:type="table" w:customStyle="1" w:styleId="TableNormal0">
+  <w:style w:type="table" w:customStyle="1" w:styleId="26">
     <w:name w:val="Table Normal_0"/>
     <w:semiHidden/>
     <w:unhideWhenUsed/>
     <w:qFormat/>
+    <w:uiPriority w:val="0"/>
     <w:tblPr>
       <w:tblCellMar>
         <w:top w:w="0" w:type="dxa"/>
@@ -7239,80 +7373,86 @@
       </w:tblCellMar>
     </w:tblPr>
   </w:style>
-  <w:style w:type="paragraph" w:customStyle="1" w:styleId="TableText">
+  <w:style w:type="paragraph" w:customStyle="1" w:styleId="27">
     <w:name w:val="Table Text"/>
-    <w:basedOn w:val="Normal"/>
+    <w:basedOn w:val="1"/>
     <w:semiHidden/>
     <w:qFormat/>
+    <w:uiPriority w:val="0"/>
     <w:rPr>
-      <w:rFonts w:ascii="宋体" w:eastAsia="宋体" w:hAnsi="宋体" w:cs="宋体"/>
+      <w:rFonts w:ascii="宋体" w:hAnsi="宋体" w:eastAsia="宋体" w:cs="宋体"/>
       <w:sz w:val="21"/>
       <w:szCs w:val="21"/>
       <w:lang w:val="en-US" w:eastAsia="en-US" w:bidi="ar-SA"/>
     </w:rPr>
   </w:style>
-  <w:style w:type="paragraph" w:customStyle="1" w:styleId="1">
+  <w:style w:type="paragraph" w:customStyle="1" w:styleId="28">
     <w:name w:val="柴_标题1"/>
-    <w:basedOn w:val="Heading1"/>
-    <w:next w:val="a1"/>
-    <w:link w:val="1Char"/>
+    <w:basedOn w:val="2"/>
+    <w:next w:val="29"/>
+    <w:link w:val="38"/>
     <w:qFormat/>
+    <w:uiPriority w:val="0"/>
     <w:pPr>
       <w:spacing w:before="100" w:after="90" w:line="360" w:lineRule="auto"/>
     </w:pPr>
     <w:rPr>
-      <w:rFonts w:ascii="Arial" w:eastAsia="宋体" w:hAnsi="Arial"/>
+      <w:rFonts w:ascii="Arial" w:hAnsi="Arial" w:eastAsia="宋体"/>
       <w:sz w:val="32"/>
     </w:rPr>
   </w:style>
-  <w:style w:type="paragraph" w:customStyle="1" w:styleId="a1">
+  <w:style w:type="paragraph" w:customStyle="1" w:styleId="29">
     <w:name w:val="柴_正文"/>
-    <w:basedOn w:val="BodyText"/>
+    <w:basedOn w:val="12"/>
     <w:qFormat/>
+    <w:uiPriority w:val="0"/>
     <w:pPr>
       <w:spacing w:line="360" w:lineRule="auto"/>
       <w:ind w:firstLine="470" w:firstLineChars="200"/>
     </w:pPr>
     <w:rPr>
-      <w:rFonts w:ascii="Arial" w:eastAsia="宋体" w:hAnsi="Arial"/>
+      <w:rFonts w:ascii="Arial" w:hAnsi="Arial" w:eastAsia="宋体"/>
       <w:sz w:val="24"/>
       <w:lang w:eastAsia="zh-CN"/>
     </w:rPr>
   </w:style>
-  <w:style w:type="paragraph" w:customStyle="1" w:styleId="2">
+  <w:style w:type="paragraph" w:customStyle="1" w:styleId="30">
     <w:name w:val="柴_标题2"/>
-    <w:basedOn w:val="Heading2"/>
-    <w:next w:val="a1"/>
+    <w:basedOn w:val="3"/>
+    <w:next w:val="29"/>
     <w:qFormat/>
+    <w:uiPriority w:val="0"/>
     <w:pPr>
       <w:spacing w:line="360" w:lineRule="auto"/>
     </w:pPr>
     <w:rPr>
-      <w:rFonts w:ascii="Arial" w:eastAsia="宋体" w:hAnsi="Arial"/>
+      <w:rFonts w:ascii="Arial" w:hAnsi="Arial" w:eastAsia="宋体"/>
       <w:sz w:val="28"/>
     </w:rPr>
   </w:style>
-  <w:style w:type="paragraph" w:customStyle="1" w:styleId="3">
+  <w:style w:type="paragraph" w:customStyle="1" w:styleId="31">
     <w:name w:val="柴_标题3"/>
-    <w:basedOn w:val="Heading3"/>
-    <w:next w:val="Normal"/>
+    <w:basedOn w:val="4"/>
+    <w:next w:val="1"/>
     <w:qFormat/>
+    <w:uiPriority w:val="0"/>
     <w:pPr>
       <w:spacing w:line="360" w:lineRule="auto"/>
       <w:ind w:left="0" w:firstLine="472" w:firstLineChars="200"/>
     </w:pPr>
     <w:rPr>
-      <w:rFonts w:ascii="宋体" w:eastAsia="宋体" w:hAnsi="宋体" w:cs="宋体"/>
+      <w:rFonts w:ascii="宋体" w:hAnsi="宋体" w:eastAsia="宋体" w:cs="宋体"/>
       <w:spacing w:val="-2"/>
       <w:sz w:val="24"/>
       <w:szCs w:val="24"/>
     </w:rPr>
   </w:style>
-  <w:style w:type="paragraph" w:customStyle="1" w:styleId="a2">
+  <w:style w:type="paragraph" w:customStyle="1" w:styleId="32">
     <w:name w:val="柴_目录"/>
-    <w:basedOn w:val="Normal"/>
-    <w:next w:val="BodyText"/>
+    <w:basedOn w:val="1"/>
+    <w:next w:val="12"/>
     <w:qFormat/>
+    <w:uiPriority w:val="0"/>
     <w:pPr>
       <w:tabs>
         <w:tab w:val="right" w:leader="dot" w:pos="8442"/>
@@ -7320,59 +7460,64 @@
       <w:ind w:left="0" w:leftChars="0"/>
     </w:pPr>
     <w:rPr>
-      <w:rFonts w:ascii="Arial" w:eastAsia="Microsoft JhengHei" w:hAnsi="Arial"/>
+      <w:rFonts w:ascii="Arial" w:hAnsi="Arial" w:eastAsia="Microsoft JhengHei"/>
       <w:sz w:val="24"/>
     </w:rPr>
   </w:style>
-  <w:style w:type="paragraph" w:customStyle="1" w:styleId="WPSOffice1">
+  <w:style w:type="paragraph" w:customStyle="1" w:styleId="33">
     <w:name w:val="WPSOffice手动目录 1"/>
     <w:qFormat/>
+    <w:uiPriority w:val="0"/>
     <w:pPr>
       <w:ind w:leftChars="0"/>
     </w:pPr>
     <w:rPr>
-      <w:rFonts w:ascii="Times New Roman" w:eastAsia="宋体" w:hAnsi="Times New Roman" w:cs="Times New Roman"/>
+      <w:rFonts w:ascii="Times New Roman" w:hAnsi="Times New Roman" w:eastAsia="宋体" w:cs="Times New Roman"/>
       <w:sz w:val="20"/>
       <w:szCs w:val="20"/>
     </w:rPr>
   </w:style>
-  <w:style w:type="paragraph" w:customStyle="1" w:styleId="WPSOffice2">
+  <w:style w:type="paragraph" w:customStyle="1" w:styleId="34">
     <w:name w:val="WPSOffice手动目录 2"/>
     <w:qFormat/>
+    <w:uiPriority w:val="0"/>
     <w:pPr>
       <w:ind w:leftChars="200"/>
     </w:pPr>
     <w:rPr>
-      <w:rFonts w:ascii="Times New Roman" w:eastAsia="宋体" w:hAnsi="Times New Roman" w:cs="Times New Roman"/>
+      <w:rFonts w:ascii="Times New Roman" w:hAnsi="Times New Roman" w:eastAsia="宋体" w:cs="Times New Roman"/>
       <w:sz w:val="20"/>
       <w:szCs w:val="20"/>
     </w:rPr>
   </w:style>
-  <w:style w:type="paragraph" w:customStyle="1" w:styleId="WPSOffice3">
+  <w:style w:type="paragraph" w:customStyle="1" w:styleId="35">
     <w:name w:val="WPSOffice手动目录 3"/>
     <w:qFormat/>
+    <w:uiPriority w:val="0"/>
     <w:pPr>
       <w:ind w:leftChars="400"/>
     </w:pPr>
     <w:rPr>
-      <w:rFonts w:ascii="Times New Roman" w:eastAsia="宋体" w:hAnsi="Times New Roman" w:cs="Times New Roman"/>
+      <w:rFonts w:ascii="Times New Roman" w:hAnsi="Times New Roman" w:eastAsia="宋体" w:cs="Times New Roman"/>
       <w:sz w:val="20"/>
       <w:szCs w:val="20"/>
     </w:rPr>
   </w:style>
-  <w:style w:type="paragraph" w:customStyle="1" w:styleId="Compact">
+  <w:style w:type="paragraph" w:customStyle="1" w:styleId="36">
     <w:name w:val="Compact"/>
-    <w:basedOn w:val="BodyText"/>
+    <w:basedOn w:val="12"/>
     <w:qFormat/>
+    <w:uiPriority w:val="0"/>
     <w:pPr>
       <w:spacing w:before="36" w:after="36"/>
     </w:pPr>
   </w:style>
-  <w:style w:type="table" w:customStyle="1" w:styleId="Table">
+  <w:style w:type="table" w:customStyle="1" w:styleId="37">
     <w:name w:val="Table"/>
     <w:semiHidden/>
     <w:unhideWhenUsed/>
     <w:qFormat/>
+    <w:uiPriority w:val="0"/>
     <w:tblPr>
       <w:tblCellMar>
         <w:top w:w="0" w:type="dxa"/>
@@ -7384,18 +7529,19 @@
     <w:tblStylePr w:type="firstRow">
       <w:tcPr>
         <w:tcBorders>
-          <w:bottom w:val="single" w:sz="0" w:space="0" w:color="auto"/>
+          <w:bottom w:val="single" w:color="auto" w:sz="0" w:space="0"/>
         </w:tcBorders>
         <w:vAlign w:val="bottom"/>
       </w:tcPr>
     </w:tblStylePr>
   </w:style>
-  <w:style w:type="character" w:customStyle="1" w:styleId="1Char">
+  <w:style w:type="character" w:customStyle="1" w:styleId="38">
     <w:name w:val="柴_标题1 Char"/>
-    <w:link w:val="1"/>
+    <w:link w:val="28"/>
     <w:qFormat/>
+    <w:uiPriority w:val="0"/>
     <w:rPr>
-      <w:rFonts w:ascii="Arial" w:eastAsia="宋体" w:hAnsi="Arial"/>
+      <w:rFonts w:ascii="Arial" w:hAnsi="Arial" w:eastAsia="宋体"/>
       <w:sz w:val="32"/>
     </w:rPr>
   </w:style>
